--- a/ket_qua/07_Risk_management_plan/Ke_hoach_quan_ly_rui_ro.docx
+++ b/ket_qua/07_Risk_management_plan/Ke_hoach_quan_ly_rui_ro.docx
@@ -458,7 +458,7 @@
                 <w:color w:val="000000"/>
                 <w:sz w:val="24"/>
               </w:rPr>
-              <w:t>0.6</w:t>
+              <w:t>2.3</w:t>
             </w:r>
           </w:p>
         </w:tc>
@@ -504,7 +504,7 @@
                 <w:color w:val="000000"/>
                 <w:sz w:val="24"/>
               </w:rPr>
-              <w:t>18/03/2027</w:t>
+              <w:t>27/05/2027</w:t>
             </w:r>
           </w:p>
         </w:tc>
@@ -876,7 +876,7 @@
           <w:color w:val="000000"/>
           <w:sz w:val="26"/>
         </w:rPr>
-        <w:t>Kế hoạch quản lý rủi ro quy định cách nhận diện, phân tích, ứng phó và theo dõi các rủi ro và cơ hội của dự án xây dựng và triển khai hệ thống website bán hàng trực tuyến (Web Selling Site System) cho Công ty Cổ phần ABC Wear. Kế hoạch áp dụng cho toàn bộ vòng đời dự án, từ ngày bắt đầu 18/03/2027 đến ngày cut over 01/07/2027, và tiếp tục áp dụng cho các rủi ro còn mở trong thời hạn bảo hành theo hợp đồng.</w:t>
+        <w:t>Kế hoạch quản lý rủi ro quy định cách nhận diện, phân tích, ứng phó và theo dõi các rủi ro và cơ hội của dự án xây dựng và triển khai hệ thống website bán hàng trực tuyến (Web Selling Site System) cho Công ty Cổ phần ABC Wear. Kế hoạch áp dụng cho toàn bộ vòng đời dự án, từ ngày bắt đầu 18/03/2027 đến ngày cut over 29/07/2027, và tiếp tục áp dụng cho các rủi ro còn mở trong thời hạn bảo hành theo hợp đồng.</w:t>
       </w:r>
     </w:p>
     <w:p>
@@ -1114,7 +1114,7 @@
                 <w:color w:val="000000"/>
                 <w:sz w:val="24"/>
               </w:rPr>
-              <w:t>Trần Bá Đạt, Phạm Tuấn Anh, Ninh Đức Toàn, Nguyễn Thị Phương Liên theo cột người phụ trách của sổ rủi ro</w:t>
+              <w:t>Trần Bá Đạt, Phạm Tuấn Anh, Ninh Đức Toàn, Nguyễn Thị Phương Liên, Lê Quang Huy theo cột người phụ trách của sổ rủi ro</w:t>
             </w:r>
           </w:p>
         </w:tc>
@@ -1182,7 +1182,7 @@
                 <w:color w:val="000000"/>
                 <w:sz w:val="24"/>
               </w:rPr>
-              <w:t>Phạm Tuấn Anh, Ninh Đức Toàn, Vũ Đức Minh, Nguyễn Thị Phương Liên</w:t>
+              <w:t>Phạm Tuấn Anh, Ninh Đức Toàn, Vũ Đức Minh, Nguyễn Thị Phương Liên và bảy vị trí bổ sung Nguyễn Hoàng Nam, Lê Quang Huy, Đỗ Minh Quân, Bùi Anh Tuấn, Trần Thu Hà, Phạm Ngọc Anh, Trương Quốc Việt theo phân công</w:t>
             </w:r>
           </w:p>
         </w:tc>
@@ -1350,7 +1350,7 @@
           <w:color w:val="000000"/>
           <w:sz w:val="26"/>
         </w:rPr>
-        <w:t>EMV là ước tính định hướng. Xác suất lấy giá trị đại diện của khoảng trong thang xác suất, mỗi rủi ro có căn cứ xác suất ghi trong sổ. Tổng EMV theo chi phí là 147 triệu đồng, khoảng từ 110 đến 183 triệu đồng theo cận của mức xác suất, dùng để so với dự phòng chi phí và dự trữ thời gian, không phải giá trị chắc chắn phát sinh.</w:t>
+        <w:t>EMV là ước tính định hướng. Xác suất lấy giá trị đại diện của khoảng trong thang xác suất, mỗi rủi ro có căn cứ xác suất ghi trong sổ. Tổng EMV theo chi phí là 151 triệu đồng, khoảng từ 113 đến 189 triệu đồng theo cận của mức xác suất, dùng để so với dự phòng chi phí và dự trữ thời gian, không phải giá trị chắc chắn phát sinh.</w:t>
       </w:r>
     </w:p>
     <w:p>
@@ -1367,7 +1367,7 @@
           <w:color w:val="000000"/>
           <w:sz w:val="26"/>
         </w:rPr>
-        <w:t>Kết quả thang 5 mức được đối chiếu với ma trận 3x3 xếp hạng A, B, C: mức 1 đến 2 quy về thấp, mức 3 quy về trung bình, mức 4 đến 5 quy về cao. Theo quy đổi này sổ có 5 rủi ro hạng A, 9 rủi ro hạng B và 7 rủi ro hạng C. Nhóm dùng thang 5 mức làm thang chính vì phân biệt rõ hơn giữa các rủi ro, có ngưỡng định lượng cho từng mức, tính được EMV để so với dự phòng và dự trữ, đồng thời vẫn quy đổi được về hạng A, B, C khi trình bày cho Chủ đầu tư.</w:t>
+        <w:t>Kết quả thang 5 mức được đối chiếu với ma trận 3x3 xếp hạng A, B, C: mức 1 đến 2 quy về thấp, mức 3 quy về trung bình, mức 4 đến 5 quy về cao. Theo quy đổi này sổ có 6 rủi ro hạng A, 9 rủi ro hạng B và 7 rủi ro hạng C. Nhóm dùng thang 5 mức làm thang chính vì phân biệt rõ hơn giữa các rủi ro, có ngưỡng định lượng cho từng mức, tính được EMV để so với dự phòng và dự trữ, đồng thời vẫn quy đổi được về hạng A, B, C khi trình bày cho Chủ đầu tư.</w:t>
       </w:r>
     </w:p>
     <w:p>
@@ -2690,7 +2690,7 @@
           <w:color w:val="000000"/>
           <w:sz w:val="26"/>
         </w:rPr>
-        <w:t>Mức tác động của mỗi rủi ro là mức cao nhất đạt được theo số ngày chậm, chi phí tác động so với giá chào 1.750 triệu đồng và điều kiện về mốc, hợp đồng. Mức chấm khác mức suy ra được ghi lý do trong sổ.</w:t>
+        <w:t>Mức tác động của mỗi rủi ro là mức cao nhất đạt được theo số ngày chậm, chi phí tác động so với giá chào 1.949 triệu đồng và điều kiện về mốc, hợp đồng. Mức chấm khác mức suy ra được ghi lý do trong sổ.</w:t>
       </w:r>
     </w:p>
     <w:p>
@@ -3364,7 +3364,7 @@
           <w:color w:val="000000"/>
           <w:sz w:val="26"/>
         </w:rPr>
-        <w:t>Sổ gồm 21 rủi ro (19 đe dọa, 2 cơ hội): 3 mức cao, 11 mức trung bình, 7 mức thấp. Theo ma trận 3x3 có 5 rủi ro hạng A, 9 rủi ro hạng B, 7 rủi ro hạng C. EMV của từng rủi ro tính theo triệu đồng.</w:t>
+        <w:t>Sổ gồm 22 rủi ro (20 đe dọa, 2 cơ hội): 2 mức cao, 13 mức trung bình, 7 mức thấp. Theo ma trận 3x3 có 6 rủi ro hạng A, 9 rủi ro hạng B, 7 rủi ro hạng C. EMV của từng rủi ro tính theo triệu đồng. Cột Trạng thái theo nhật ký theo dõi rủi ro đến ngày 27/05/2027: rủi ro đã xảy ra hoặc đã đóng không còn tính EMV còn lại, tác động thực tế ghi ở bảng rủi ro đã xảy ra.</w:t>
       </w:r>
     </w:p>
     <w:p>
@@ -3395,13 +3395,14 @@
       </w:tblPr>
       <w:tblGrid>
         <w:gridCol w:w="700"/>
-        <w:gridCol w:w="2600"/>
+        <w:gridCol w:w="1500"/>
         <w:gridCol w:w="1400"/>
         <w:gridCol w:w="450"/>
         <w:gridCol w:w="450"/>
         <w:gridCol w:w="550"/>
         <w:gridCol w:w="1000"/>
         <w:gridCol w:w="600"/>
+        <w:gridCol w:w="1100"/>
         <w:gridCol w:w="1100"/>
         <w:gridCol w:w="1300"/>
         <w:gridCol w:w="1600"/>
@@ -3435,7 +3436,7 @@
         </w:tc>
         <w:tc>
           <w:tcPr>
-            <w:tcW w:type="dxa" w:w="2600"/>
+            <w:tcW w:type="dxa" w:w="1500"/>
           </w:tcPr>
           <w:p>
             <w:pPr>
@@ -3584,6 +3585,28 @@
                 <w:sz w:val="24"/>
               </w:rPr>
               <w:t>Hạng</w:t>
+            </w:r>
+          </w:p>
+        </w:tc>
+        <w:tc>
+          <w:tcPr>
+            <w:tcW w:type="dxa" w:w="1100"/>
+          </w:tcPr>
+          <w:p>
+            <w:pPr>
+              <w:spacing w:before="0" w:after="40"/>
+              <w:jc w:val="center"/>
+            </w:pPr>
+            <w:r>
+              <w:rPr>
+                <w:rFonts w:ascii="Times New Roman" w:hAnsi="Times New Roman" w:eastAsia="Times New Roman" w:cs="Times New Roman"/>
+                <w:b w:val="0"/>
+                <w:i w:val="0"/>
+                <w:caps w:val="0"/>
+                <w:color w:val="000000"/>
+                <w:sz w:val="24"/>
+              </w:rPr>
+              <w:t>Trạng thái</w:t>
             </w:r>
           </w:p>
         </w:tc>
@@ -3701,7 +3724,7 @@
         </w:tc>
         <w:tc>
           <w:tcPr>
-            <w:tcW w:type="dxa" w:w="2600"/>
+            <w:tcW w:type="dxa" w:w="1500"/>
           </w:tcPr>
           <w:p>
             <w:pPr>
@@ -3860,6 +3883,28 @@
           <w:p>
             <w:pPr>
               <w:spacing w:before="0" w:after="40"/>
+              <w:jc w:val="center"/>
+            </w:pPr>
+            <w:r>
+              <w:rPr>
+                <w:rFonts w:ascii="Times New Roman" w:hAnsi="Times New Roman" w:eastAsia="Times New Roman" w:cs="Times New Roman"/>
+                <w:b w:val="0"/>
+                <w:i w:val="0"/>
+                <w:caps w:val="0"/>
+                <w:color w:val="000000"/>
+                <w:sz w:val="24"/>
+              </w:rPr>
+              <w:t>Đã xảy ra</w:t>
+            </w:r>
+          </w:p>
+        </w:tc>
+        <w:tc>
+          <w:tcPr>
+            <w:tcW w:type="dxa" w:w="1100"/>
+          </w:tcPr>
+          <w:p>
+            <w:pPr>
+              <w:spacing w:before="0" w:after="40"/>
               <w:jc w:val="right"/>
             </w:pPr>
             <w:r>
@@ -3937,7 +3982,7 @@
                 <w:color w:val="000000"/>
                 <w:sz w:val="24"/>
               </w:rPr>
-              <w:t>Gói 6.2.1, 6.2.10. Mốc M3 (16/06/2027)</w:t>
+              <w:t>Gói 4.2.5, 4.2.6, 4.4.3. Mốc M3 (08/07/2027)</w:t>
             </w:r>
           </w:p>
         </w:tc>
@@ -3961,29 +4006,29 @@
                 <w:color w:val="000000"/>
                 <w:sz w:val="24"/>
               </w:rPr>
-              <w:t>RR04</w:t>
-            </w:r>
-          </w:p>
-        </w:tc>
-        <w:tc>
-          <w:tcPr>
-            <w:tcW w:type="dxa" w:w="2600"/>
-          </w:tcPr>
-          <w:p>
-            <w:pPr>
-              <w:spacing w:before="0" w:after="40"/>
-              <w:jc w:val="left"/>
-            </w:pPr>
-            <w:r>
-              <w:rPr>
-                <w:rFonts w:ascii="Times New Roman" w:hAnsi="Times New Roman" w:eastAsia="Times New Roman" w:cs="Times New Roman"/>
-                <w:b w:val="0"/>
-                <w:i w:val="0"/>
-                <w:caps w:val="0"/>
-                <w:color w:val="000000"/>
-                <w:sz w:val="24"/>
-              </w:rPr>
-              <w:t>Vị trí bổ sung không có mặt đúng sprint huy động đã thống nhất</w:t>
+              <w:t>RR10</w:t>
+            </w:r>
+          </w:p>
+        </w:tc>
+        <w:tc>
+          <w:tcPr>
+            <w:tcW w:type="dxa" w:w="1500"/>
+          </w:tcPr>
+          <w:p>
+            <w:pPr>
+              <w:spacing w:before="0" w:after="40"/>
+              <w:jc w:val="left"/>
+            </w:pPr>
+            <w:r>
+              <w:rPr>
+                <w:rFonts w:ascii="Times New Roman" w:hAnsi="Times New Roman" w:eastAsia="Times New Roman" w:cs="Times New Roman"/>
+                <w:b w:val="0"/>
+                <w:i w:val="0"/>
+                <w:caps w:val="0"/>
+                <w:color w:val="000000"/>
+                <w:sz w:val="24"/>
+              </w:rPr>
+              <w:t>Số lỗi phát hiện trong kiểm thử chấp nhận vượt khả năng khắc phục trong khoảng 16/07 đến 27/07/2027</w:t>
             </w:r>
           </w:p>
         </w:tc>
@@ -4005,7 +4050,7 @@
                 <w:color w:val="000000"/>
                 <w:sz w:val="24"/>
               </w:rPr>
-              <w:t>Nhân sự</w:t>
+              <w:t>Chất lượng</w:t>
             </w:r>
           </w:p>
         </w:tc>
@@ -4126,6 +4171,28 @@
           <w:p>
             <w:pPr>
               <w:spacing w:before="0" w:after="40"/>
+              <w:jc w:val="center"/>
+            </w:pPr>
+            <w:r>
+              <w:rPr>
+                <w:rFonts w:ascii="Times New Roman" w:hAnsi="Times New Roman" w:eastAsia="Times New Roman" w:cs="Times New Roman"/>
+                <w:b w:val="0"/>
+                <w:i w:val="0"/>
+                <w:caps w:val="0"/>
+                <w:color w:val="000000"/>
+                <w:sz w:val="24"/>
+              </w:rPr>
+              <w:t>Đang theo dõi</w:t>
+            </w:r>
+          </w:p>
+        </w:tc>
+        <w:tc>
+          <w:tcPr>
+            <w:tcW w:type="dxa" w:w="1100"/>
+          </w:tcPr>
+          <w:p>
+            <w:pPr>
+              <w:spacing w:before="0" w:after="40"/>
               <w:jc w:val="right"/>
             </w:pPr>
             <w:r>
@@ -4137,7 +4204,7 @@
                 <w:color w:val="000000"/>
                 <w:sz w:val="24"/>
               </w:rPr>
-              <w:t>12,8</w:t>
+              <w:t>9,2</w:t>
             </w:r>
           </w:p>
         </w:tc>
@@ -4181,7 +4248,7 @@
                 <w:color w:val="000000"/>
                 <w:sz w:val="24"/>
               </w:rPr>
-              <w:t>Trần Bá Đạt</w:t>
+              <w:t>Nguyễn Thị Phương Liên</w:t>
             </w:r>
           </w:p>
         </w:tc>
@@ -4203,7 +4270,7 @@
                 <w:color w:val="000000"/>
                 <w:sz w:val="24"/>
               </w:rPr>
-              <w:t>Gói 5.3.5, 4.3.2, 6.2.5. Mốc M3 (16/06/2027)</w:t>
+              <w:t>Gói 3.4.14, 1.4.11, 2.4.12. Mốc M5 (27/07/2027), M6 (29/07/2027)</w:t>
             </w:r>
           </w:p>
         </w:tc>
@@ -4227,29 +4294,29 @@
                 <w:color w:val="000000"/>
                 <w:sz w:val="24"/>
               </w:rPr>
-              <w:t>RR10</w:t>
-            </w:r>
-          </w:p>
-        </w:tc>
-        <w:tc>
-          <w:tcPr>
-            <w:tcW w:type="dxa" w:w="2600"/>
-          </w:tcPr>
-          <w:p>
-            <w:pPr>
-              <w:spacing w:before="0" w:after="40"/>
-              <w:jc w:val="left"/>
-            </w:pPr>
-            <w:r>
-              <w:rPr>
-                <w:rFonts w:ascii="Times New Roman" w:hAnsi="Times New Roman" w:eastAsia="Times New Roman" w:cs="Times New Roman"/>
-                <w:b w:val="0"/>
-                <w:i w:val="0"/>
-                <w:caps w:val="0"/>
-                <w:color w:val="000000"/>
-                <w:sz w:val="24"/>
-              </w:rPr>
-              <w:t>Số lỗi phát hiện trong kiểm thử chấp nhận vượt khả năng khắc phục trong khoảng 18/06 đến 29/06/2027</w:t>
+              <w:t>RR01</w:t>
+            </w:r>
+          </w:p>
+        </w:tc>
+        <w:tc>
+          <w:tcPr>
+            <w:tcW w:type="dxa" w:w="1500"/>
+          </w:tcPr>
+          <w:p>
+            <w:pPr>
+              <w:spacing w:before="0" w:after="40"/>
+              <w:jc w:val="left"/>
+            </w:pPr>
+            <w:r>
+              <w:rPr>
+                <w:rFonts w:ascii="Times New Roman" w:hAnsi="Times New Roman" w:eastAsia="Times New Roman" w:cs="Times New Roman"/>
+                <w:b w:val="0"/>
+                <w:i w:val="0"/>
+                <w:caps w:val="0"/>
+                <w:color w:val="000000"/>
+                <w:sz w:val="24"/>
+              </w:rPr>
+              <w:t>Đặc tả yêu cầu được xác nhận chậm hoặc thay đổi nhiều sau khi xác nhận</w:t>
             </w:r>
           </w:p>
         </w:tc>
@@ -4271,7 +4338,7 @@
                 <w:color w:val="000000"/>
                 <w:sz w:val="24"/>
               </w:rPr>
-              <w:t>Chất lượng</w:t>
+              <w:t>Phạm vi và yêu cầu</w:t>
             </w:r>
           </w:p>
         </w:tc>
@@ -4315,7 +4382,7 @@
                 <w:color w:val="000000"/>
                 <w:sz w:val="24"/>
               </w:rPr>
-              <w:t>5</w:t>
+              <w:t>4</w:t>
             </w:r>
           </w:p>
         </w:tc>
@@ -4337,7 +4404,7 @@
                 <w:color w:val="000000"/>
                 <w:sz w:val="24"/>
               </w:rPr>
-              <w:t>15</w:t>
+              <w:t>12</w:t>
             </w:r>
           </w:p>
         </w:tc>
@@ -4359,7 +4426,7 @@
                 <w:color w:val="000000"/>
                 <w:sz w:val="24"/>
               </w:rPr>
-              <w:t>Cao</w:t>
+              <w:t>Trung bình</w:t>
             </w:r>
           </w:p>
         </w:tc>
@@ -4392,6 +4459,28 @@
           <w:p>
             <w:pPr>
               <w:spacing w:before="0" w:after="40"/>
+              <w:jc w:val="center"/>
+            </w:pPr>
+            <w:r>
+              <w:rPr>
+                <w:rFonts w:ascii="Times New Roman" w:hAnsi="Times New Roman" w:eastAsia="Times New Roman" w:cs="Times New Roman"/>
+                <w:b w:val="0"/>
+                <w:i w:val="0"/>
+                <w:caps w:val="0"/>
+                <w:color w:val="000000"/>
+                <w:sz w:val="24"/>
+              </w:rPr>
+              <w:t>Đã đóng</w:t>
+            </w:r>
+          </w:p>
+        </w:tc>
+        <w:tc>
+          <w:tcPr>
+            <w:tcW w:type="dxa" w:w="1100"/>
+          </w:tcPr>
+          <w:p>
+            <w:pPr>
+              <w:spacing w:before="0" w:after="40"/>
               <w:jc w:val="right"/>
             </w:pPr>
             <w:r>
@@ -4403,7 +4492,7 @@
                 <w:color w:val="000000"/>
                 <w:sz w:val="24"/>
               </w:rPr>
-              <w:t>9,1</w:t>
+              <w:t>10,1</w:t>
             </w:r>
           </w:p>
         </w:tc>
@@ -4469,7 +4558,7 @@
                 <w:color w:val="000000"/>
                 <w:sz w:val="24"/>
               </w:rPr>
-              <w:t>Gói 5.5.2, 7.3.1. Mốc M5 (29/06/2027), M6 (01/07/2027)</w:t>
+              <w:t>Gói 3.2.5. Mốc M2 (06/05/2027)</w:t>
             </w:r>
           </w:p>
         </w:tc>
@@ -4493,29 +4582,29 @@
                 <w:color w:val="000000"/>
                 <w:sz w:val="24"/>
               </w:rPr>
-              <w:t>RR01</w:t>
-            </w:r>
-          </w:p>
-        </w:tc>
-        <w:tc>
-          <w:tcPr>
-            <w:tcW w:type="dxa" w:w="2600"/>
-          </w:tcPr>
-          <w:p>
-            <w:pPr>
-              <w:spacing w:before="0" w:after="40"/>
-              <w:jc w:val="left"/>
-            </w:pPr>
-            <w:r>
-              <w:rPr>
-                <w:rFonts w:ascii="Times New Roman" w:hAnsi="Times New Roman" w:eastAsia="Times New Roman" w:cs="Times New Roman"/>
-                <w:b w:val="0"/>
-                <w:i w:val="0"/>
-                <w:caps w:val="0"/>
-                <w:color w:val="000000"/>
-                <w:sz w:val="24"/>
-              </w:rPr>
-              <w:t>Đặc tả yêu cầu được xác nhận chậm hoặc thay đổi nhiều sau khi xác nhận</w:t>
+              <w:t>RR04</w:t>
+            </w:r>
+          </w:p>
+        </w:tc>
+        <w:tc>
+          <w:tcPr>
+            <w:tcW w:type="dxa" w:w="1500"/>
+          </w:tcPr>
+          <w:p>
+            <w:pPr>
+              <w:spacing w:before="0" w:after="40"/>
+              <w:jc w:val="left"/>
+            </w:pPr>
+            <w:r>
+              <w:rPr>
+                <w:rFonts w:ascii="Times New Roman" w:hAnsi="Times New Roman" w:eastAsia="Times New Roman" w:cs="Times New Roman"/>
+                <w:b w:val="0"/>
+                <w:i w:val="0"/>
+                <w:caps w:val="0"/>
+                <w:color w:val="000000"/>
+                <w:sz w:val="24"/>
+              </w:rPr>
+              <w:t>Vị trí bổ sung không có mặt đúng sprint huy động đã thống nhất</w:t>
             </w:r>
           </w:p>
         </w:tc>
@@ -4537,7 +4626,7 @@
                 <w:color w:val="000000"/>
                 <w:sz w:val="24"/>
               </w:rPr>
-              <w:t>Phạm vi và yêu cầu</w:t>
+              <w:t>Nhân sự</w:t>
             </w:r>
           </w:p>
         </w:tc>
@@ -4658,6 +4747,28 @@
           <w:p>
             <w:pPr>
               <w:spacing w:before="0" w:after="40"/>
+              <w:jc w:val="center"/>
+            </w:pPr>
+            <w:r>
+              <w:rPr>
+                <w:rFonts w:ascii="Times New Roman" w:hAnsi="Times New Roman" w:eastAsia="Times New Roman" w:cs="Times New Roman"/>
+                <w:b w:val="0"/>
+                <w:i w:val="0"/>
+                <w:caps w:val="0"/>
+                <w:color w:val="000000"/>
+                <w:sz w:val="24"/>
+              </w:rPr>
+              <w:t>Đã đóng</w:t>
+            </w:r>
+          </w:p>
+        </w:tc>
+        <w:tc>
+          <w:tcPr>
+            <w:tcW w:type="dxa" w:w="1100"/>
+          </w:tcPr>
+          <w:p>
+            <w:pPr>
+              <w:spacing w:before="0" w:after="40"/>
               <w:jc w:val="right"/>
             </w:pPr>
             <w:r>
@@ -4669,7 +4780,7 @@
                 <w:color w:val="000000"/>
                 <w:sz w:val="24"/>
               </w:rPr>
-              <w:t>10,1</w:t>
+              <w:t>12,6</w:t>
             </w:r>
           </w:p>
         </w:tc>
@@ -4713,7 +4824,7 @@
                 <w:color w:val="000000"/>
                 <w:sz w:val="24"/>
               </w:rPr>
-              <w:t>Nguyễn Thị Phương Liên</w:t>
+              <w:t>Trần Bá Đạt</w:t>
             </w:r>
           </w:p>
         </w:tc>
@@ -4735,7 +4846,7 @@
                 <w:color w:val="000000"/>
                 <w:sz w:val="24"/>
               </w:rPr>
-              <w:t>Gói 2.1.7. Mốc M2 (06/05/2027)</w:t>
+              <w:t>Gói 3.3.5, 2.3.2, 4.3.7. Mốc M3 (08/07/2027)</w:t>
             </w:r>
           </w:p>
         </w:tc>
@@ -4765,7 +4876,7 @@
         </w:tc>
         <w:tc>
           <w:tcPr>
-            <w:tcW w:type="dxa" w:w="2600"/>
+            <w:tcW w:type="dxa" w:w="1500"/>
           </w:tcPr>
           <w:p>
             <w:pPr>
@@ -4924,6 +5035,28 @@
           <w:p>
             <w:pPr>
               <w:spacing w:before="0" w:after="40"/>
+              <w:jc w:val="center"/>
+            </w:pPr>
+            <w:r>
+              <w:rPr>
+                <w:rFonts w:ascii="Times New Roman" w:hAnsi="Times New Roman" w:eastAsia="Times New Roman" w:cs="Times New Roman"/>
+                <w:b w:val="0"/>
+                <w:i w:val="0"/>
+                <w:caps w:val="0"/>
+                <w:color w:val="000000"/>
+                <w:sz w:val="24"/>
+              </w:rPr>
+              <w:t>Đang theo dõi</w:t>
+            </w:r>
+          </w:p>
+        </w:tc>
+        <w:tc>
+          <w:tcPr>
+            <w:tcW w:type="dxa" w:w="1100"/>
+          </w:tcPr>
+          <w:p>
+            <w:pPr>
+              <w:spacing w:before="0" w:after="40"/>
               <w:jc w:val="right"/>
             </w:pPr>
             <w:r>
@@ -4935,7 +5068,7 @@
                 <w:color w:val="000000"/>
                 <w:sz w:val="24"/>
               </w:rPr>
-              <w:t>45,4</w:t>
+              <w:t>44,4</w:t>
             </w:r>
           </w:p>
         </w:tc>
@@ -5001,7 +5134,7 @@
                 <w:color w:val="000000"/>
                 <w:sz w:val="24"/>
               </w:rPr>
-              <w:t>Gói 1.2.2</w:t>
+              <w:t>Gói 1.1.3, 2.1.3, 3.1.4, 4.1.2</w:t>
             </w:r>
           </w:p>
         </w:tc>
@@ -5025,29 +5158,29 @@
                 <w:color w:val="000000"/>
                 <w:sz w:val="24"/>
               </w:rPr>
-              <w:t>RR08</w:t>
-            </w:r>
-          </w:p>
-        </w:tc>
-        <w:tc>
-          <w:tcPr>
-            <w:tcW w:type="dxa" w:w="2600"/>
-          </w:tcPr>
-          <w:p>
-            <w:pPr>
-              <w:spacing w:before="0" w:after="40"/>
-              <w:jc w:val="left"/>
-            </w:pPr>
-            <w:r>
-              <w:rPr>
-                <w:rFonts w:ascii="Times New Roman" w:hAnsi="Times New Roman" w:eastAsia="Times New Roman" w:cs="Times New Roman"/>
-                <w:b w:val="0"/>
-                <w:i w:val="0"/>
-                <w:caps w:val="0"/>
-                <w:color w:val="000000"/>
-                <w:sz w:val="24"/>
-              </w:rPr>
-              <w:t>Sự cố khi triển khai phiên bản chính thức và chuyển đổi dữ liệu ngày 30/06/2027, phải khôi phục</w:t>
+              <w:t>RR22</w:t>
+            </w:r>
+          </w:p>
+        </w:tc>
+        <w:tc>
+          <w:tcPr>
+            <w:tcW w:type="dxa" w:w="1500"/>
+          </w:tcPr>
+          <w:p>
+            <w:pPr>
+              <w:spacing w:before="0" w:after="40"/>
+              <w:jc w:val="left"/>
+            </w:pPr>
+            <w:r>
+              <w:rPr>
+                <w:rFonts w:ascii="Times New Roman" w:hAnsi="Times New Roman" w:eastAsia="Times New Roman" w:cs="Times New Roman"/>
+                <w:b w:val="0"/>
+                <w:i w:val="0"/>
+                <w:caps w:val="0"/>
+                <w:color w:val="000000"/>
+                <w:sz w:val="24"/>
+              </w:rPr>
+              <w:t>Giao diện lập trình hoặc môi trường thử của sàn thương mại điện tử chưa sẵn sàng, hoặc sàn thay đổi chính sách kết nối trong thời gian thực hiện</w:t>
             </w:r>
           </w:p>
         </w:tc>
@@ -5069,7 +5202,7 @@
                 <w:color w:val="000000"/>
                 <w:sz w:val="24"/>
               </w:rPr>
-              <w:t>Vận hành và chuyển đổi</w:t>
+              <w:t>Tích hợp và đối tác</w:t>
             </w:r>
           </w:p>
         </w:tc>
@@ -5091,7 +5224,7 @@
                 <w:color w:val="000000"/>
                 <w:sz w:val="24"/>
               </w:rPr>
-              <w:t>2</w:t>
+              <w:t>3</w:t>
             </w:r>
           </w:p>
         </w:tc>
@@ -5113,7 +5246,7 @@
                 <w:color w:val="000000"/>
                 <w:sz w:val="24"/>
               </w:rPr>
-              <w:t>5</w:t>
+              <w:t>4</w:t>
             </w:r>
           </w:p>
         </w:tc>
@@ -5135,7 +5268,7 @@
                 <w:color w:val="000000"/>
                 <w:sz w:val="24"/>
               </w:rPr>
-              <w:t>10</w:t>
+              <w:t>12</w:t>
             </w:r>
           </w:p>
         </w:tc>
@@ -5179,7 +5312,7 @@
                 <w:color w:val="000000"/>
                 <w:sz w:val="24"/>
               </w:rPr>
-              <w:t>B</w:t>
+              <w:t>A</w:t>
             </w:r>
           </w:p>
         </w:tc>
@@ -5190,6 +5323,28 @@
           <w:p>
             <w:pPr>
               <w:spacing w:before="0" w:after="40"/>
+              <w:jc w:val="center"/>
+            </w:pPr>
+            <w:r>
+              <w:rPr>
+                <w:rFonts w:ascii="Times New Roman" w:hAnsi="Times New Roman" w:eastAsia="Times New Roman" w:cs="Times New Roman"/>
+                <w:b w:val="0"/>
+                <w:i w:val="0"/>
+                <w:caps w:val="0"/>
+                <w:color w:val="000000"/>
+                <w:sz w:val="24"/>
+              </w:rPr>
+              <w:t>Đang theo dõi</w:t>
+            </w:r>
+          </w:p>
+        </w:tc>
+        <w:tc>
+          <w:tcPr>
+            <w:tcW w:type="dxa" w:w="1100"/>
+          </w:tcPr>
+          <w:p>
+            <w:pPr>
+              <w:spacing w:before="0" w:after="40"/>
               <w:jc w:val="right"/>
             </w:pPr>
             <w:r>
@@ -5201,7 +5356,7 @@
                 <w:color w:val="000000"/>
                 <w:sz w:val="24"/>
               </w:rPr>
-              <w:t>2,2</w:t>
+              <w:t>5,0</w:t>
             </w:r>
           </w:p>
         </w:tc>
@@ -5245,7 +5400,7 @@
                 <w:color w:val="000000"/>
                 <w:sz w:val="24"/>
               </w:rPr>
-              <w:t>Ninh Đức Toàn</w:t>
+              <w:t>Lê Quang Huy</w:t>
             </w:r>
           </w:p>
         </w:tc>
@@ -5267,7 +5422,7 @@
                 <w:color w:val="000000"/>
                 <w:sz w:val="24"/>
               </w:rPr>
-              <w:t>Gói 8.3.3. Mốc M6 (01/07/2027)</w:t>
+              <w:t>Gói 5.3.1, 5.4.2. Mốc M9 (27/07/2027)</w:t>
             </w:r>
           </w:p>
         </w:tc>
@@ -5291,29 +5446,29 @@
                 <w:color w:val="000000"/>
                 <w:sz w:val="24"/>
               </w:rPr>
-              <w:t>RR15</w:t>
-            </w:r>
-          </w:p>
-        </w:tc>
-        <w:tc>
-          <w:tcPr>
-            <w:tcW w:type="dxa" w:w="2600"/>
-          </w:tcPr>
-          <w:p>
-            <w:pPr>
-              <w:spacing w:before="0" w:after="40"/>
-              <w:jc w:val="left"/>
-            </w:pPr>
-            <w:r>
-              <w:rPr>
-                <w:rFonts w:ascii="Times New Roman" w:hAnsi="Times New Roman" w:eastAsia="Times New Roman" w:cs="Times New Roman"/>
-                <w:b w:val="0"/>
-                <w:i w:val="0"/>
-                <w:caps w:val="0"/>
-                <w:color w:val="000000"/>
-                <w:sz w:val="24"/>
-              </w:rPr>
-              <w:t>Lỗ hổng bảo mật tài khoản thành viên làm lộ dữ liệu khách hàng</w:t>
+              <w:t>RR08</w:t>
+            </w:r>
+          </w:p>
+        </w:tc>
+        <w:tc>
+          <w:tcPr>
+            <w:tcW w:type="dxa" w:w="1500"/>
+          </w:tcPr>
+          <w:p>
+            <w:pPr>
+              <w:spacing w:before="0" w:after="40"/>
+              <w:jc w:val="left"/>
+            </w:pPr>
+            <w:r>
+              <w:rPr>
+                <w:rFonts w:ascii="Times New Roman" w:hAnsi="Times New Roman" w:eastAsia="Times New Roman" w:cs="Times New Roman"/>
+                <w:b w:val="0"/>
+                <w:i w:val="0"/>
+                <w:caps w:val="0"/>
+                <w:color w:val="000000"/>
+                <w:sz w:val="24"/>
+              </w:rPr>
+              <w:t>Sự cố khi triển khai phiên bản chính thức và chuyển đổi dữ liệu ngày 28/07/2027, phải khôi phục</w:t>
             </w:r>
           </w:p>
         </w:tc>
@@ -5335,7 +5490,7 @@
                 <w:color w:val="000000"/>
                 <w:sz w:val="24"/>
               </w:rPr>
-              <w:t>Kỹ thuật</w:t>
+              <w:t>Vận hành và chuyển đổi</w:t>
             </w:r>
           </w:p>
         </w:tc>
@@ -5456,6 +5611,28 @@
           <w:p>
             <w:pPr>
               <w:spacing w:before="0" w:after="40"/>
+              <w:jc w:val="center"/>
+            </w:pPr>
+            <w:r>
+              <w:rPr>
+                <w:rFonts w:ascii="Times New Roman" w:hAnsi="Times New Roman" w:eastAsia="Times New Roman" w:cs="Times New Roman"/>
+                <w:b w:val="0"/>
+                <w:i w:val="0"/>
+                <w:caps w:val="0"/>
+                <w:color w:val="000000"/>
+                <w:sz w:val="24"/>
+              </w:rPr>
+              <w:t>Đang theo dõi</w:t>
+            </w:r>
+          </w:p>
+        </w:tc>
+        <w:tc>
+          <w:tcPr>
+            <w:tcW w:type="dxa" w:w="1100"/>
+          </w:tcPr>
+          <w:p>
+            <w:pPr>
+              <w:spacing w:before="0" w:after="40"/>
               <w:jc w:val="right"/>
             </w:pPr>
             <w:r>
@@ -5467,7 +5644,7 @@
                 <w:color w:val="000000"/>
                 <w:sz w:val="24"/>
               </w:rPr>
-              <w:t>2,1</w:t>
+              <w:t>2,2</w:t>
             </w:r>
           </w:p>
         </w:tc>
@@ -5511,7 +5688,7 @@
                 <w:color w:val="000000"/>
                 <w:sz w:val="24"/>
               </w:rPr>
-              <w:t>Phạm Tuấn Anh</w:t>
+              <w:t>Ninh Đức Toàn</w:t>
             </w:r>
           </w:p>
         </w:tc>
@@ -5533,7 +5710,7 @@
                 <w:color w:val="000000"/>
                 <w:sz w:val="24"/>
               </w:rPr>
-              <w:t>Gói 4.4.5, 7.2.5</w:t>
+              <w:t>Gói 1.5.2. Mốc M6 (29/07/2027)</w:t>
             </w:r>
           </w:p>
         </w:tc>
@@ -5557,29 +5734,29 @@
                 <w:color w:val="000000"/>
                 <w:sz w:val="24"/>
               </w:rPr>
-              <w:t>RR03</w:t>
-            </w:r>
-          </w:p>
-        </w:tc>
-        <w:tc>
-          <w:tcPr>
-            <w:tcW w:type="dxa" w:w="2600"/>
-          </w:tcPr>
-          <w:p>
-            <w:pPr>
-              <w:spacing w:before="0" w:after="40"/>
-              <w:jc w:val="left"/>
-            </w:pPr>
-            <w:r>
-              <w:rPr>
-                <w:rFonts w:ascii="Times New Roman" w:hAnsi="Times New Roman" w:eastAsia="Times New Roman" w:cs="Times New Roman"/>
-                <w:b w:val="0"/>
-                <w:i w:val="0"/>
-                <w:caps w:val="0"/>
-                <w:color w:val="000000"/>
-                <w:sz w:val="24"/>
-              </w:rPr>
-              <w:t>Kiểm thử hệ thống và khắc phục lỗi hoàn thành sau ngày bắt đầu kiểm thử chấp nhận 18/06/2027</w:t>
+              <w:t>RR15</w:t>
+            </w:r>
+          </w:p>
+        </w:tc>
+        <w:tc>
+          <w:tcPr>
+            <w:tcW w:type="dxa" w:w="1500"/>
+          </w:tcPr>
+          <w:p>
+            <w:pPr>
+              <w:spacing w:before="0" w:after="40"/>
+              <w:jc w:val="left"/>
+            </w:pPr>
+            <w:r>
+              <w:rPr>
+                <w:rFonts w:ascii="Times New Roman" w:hAnsi="Times New Roman" w:eastAsia="Times New Roman" w:cs="Times New Roman"/>
+                <w:b w:val="0"/>
+                <w:i w:val="0"/>
+                <w:caps w:val="0"/>
+                <w:color w:val="000000"/>
+                <w:sz w:val="24"/>
+              </w:rPr>
+              <w:t>Lỗ hổng bảo mật tài khoản thành viên làm lộ dữ liệu khách hàng</w:t>
             </w:r>
           </w:p>
         </w:tc>
@@ -5601,7 +5778,7 @@
                 <w:color w:val="000000"/>
                 <w:sz w:val="24"/>
               </w:rPr>
-              <w:t>Tiến độ</w:t>
+              <w:t>Kỹ thuật</w:t>
             </w:r>
           </w:p>
         </w:tc>
@@ -5623,7 +5800,7 @@
                 <w:color w:val="000000"/>
                 <w:sz w:val="24"/>
               </w:rPr>
-              <w:t>3</w:t>
+              <w:t>2</w:t>
             </w:r>
           </w:p>
         </w:tc>
@@ -5645,7 +5822,7 @@
                 <w:color w:val="000000"/>
                 <w:sz w:val="24"/>
               </w:rPr>
-              <w:t>3</w:t>
+              <w:t>5</w:t>
             </w:r>
           </w:p>
         </w:tc>
@@ -5667,7 +5844,7 @@
                 <w:color w:val="000000"/>
                 <w:sz w:val="24"/>
               </w:rPr>
-              <w:t>9</w:t>
+              <w:t>10</w:t>
             </w:r>
           </w:p>
         </w:tc>
@@ -5722,6 +5899,28 @@
           <w:p>
             <w:pPr>
               <w:spacing w:before="0" w:after="40"/>
+              <w:jc w:val="center"/>
+            </w:pPr>
+            <w:r>
+              <w:rPr>
+                <w:rFonts w:ascii="Times New Roman" w:hAnsi="Times New Roman" w:eastAsia="Times New Roman" w:cs="Times New Roman"/>
+                <w:b w:val="0"/>
+                <w:i w:val="0"/>
+                <w:caps w:val="0"/>
+                <w:color w:val="000000"/>
+                <w:sz w:val="24"/>
+              </w:rPr>
+              <w:t>Đang theo dõi</w:t>
+            </w:r>
+          </w:p>
+        </w:tc>
+        <w:tc>
+          <w:tcPr>
+            <w:tcW w:type="dxa" w:w="1100"/>
+          </w:tcPr>
+          <w:p>
+            <w:pPr>
+              <w:spacing w:before="0" w:after="40"/>
               <w:jc w:val="right"/>
             </w:pPr>
             <w:r>
@@ -5733,7 +5932,7 @@
                 <w:color w:val="000000"/>
                 <w:sz w:val="24"/>
               </w:rPr>
-              <w:t>8,4</w:t>
+              <w:t>2,1</w:t>
             </w:r>
           </w:p>
         </w:tc>
@@ -5777,7 +5976,7 @@
                 <w:color w:val="000000"/>
                 <w:sz w:val="24"/>
               </w:rPr>
-              <w:t>Trần Bá Đạt</w:t>
+              <w:t>Phạm Tuấn Anh</w:t>
             </w:r>
           </w:p>
         </w:tc>
@@ -5799,7 +5998,7 @@
                 <w:color w:val="000000"/>
                 <w:sz w:val="24"/>
               </w:rPr>
-              <w:t>Gói 7.2.1, 7.2.4. Mốc M4 (16/06/2027), M5 (29/06/2027)</w:t>
+              <w:t>Gói 2.4.5, 2.4.10</w:t>
             </w:r>
           </w:p>
         </w:tc>
@@ -5823,29 +6022,29 @@
                 <w:color w:val="000000"/>
                 <w:sz w:val="24"/>
               </w:rPr>
-              <w:t>RR06</w:t>
-            </w:r>
-          </w:p>
-        </w:tc>
-        <w:tc>
-          <w:tcPr>
-            <w:tcW w:type="dxa" w:w="2600"/>
-          </w:tcPr>
-          <w:p>
-            <w:pPr>
-              <w:spacing w:before="0" w:after="40"/>
-              <w:jc w:val="left"/>
-            </w:pPr>
-            <w:r>
-              <w:rPr>
-                <w:rFonts w:ascii="Times New Roman" w:hAnsi="Times New Roman" w:eastAsia="Times New Roman" w:cs="Times New Roman"/>
-                <w:b w:val="0"/>
-                <w:i w:val="0"/>
-                <w:caps w:val="0"/>
-                <w:color w:val="000000"/>
-                <w:sz w:val="24"/>
-              </w:rPr>
-              <w:t>Thời gian phản hồi vượt 2 giây hoặc không chịu tải 500 người dùng đồng thời</w:t>
+              <w:t>RR03</w:t>
+            </w:r>
+          </w:p>
+        </w:tc>
+        <w:tc>
+          <w:tcPr>
+            <w:tcW w:type="dxa" w:w="1500"/>
+          </w:tcPr>
+          <w:p>
+            <w:pPr>
+              <w:spacing w:before="0" w:after="40"/>
+              <w:jc w:val="left"/>
+            </w:pPr>
+            <w:r>
+              <w:rPr>
+                <w:rFonts w:ascii="Times New Roman" w:hAnsi="Times New Roman" w:eastAsia="Times New Roman" w:cs="Times New Roman"/>
+                <w:b w:val="0"/>
+                <w:i w:val="0"/>
+                <w:caps w:val="0"/>
+                <w:color w:val="000000"/>
+                <w:sz w:val="24"/>
+              </w:rPr>
+              <w:t>Kiểm thử hệ thống và khắc phục lỗi hoàn thành sau ngày bắt đầu kiểm thử chấp nhận 16/07/2027</w:t>
             </w:r>
           </w:p>
         </w:tc>
@@ -5867,7 +6066,7 @@
                 <w:color w:val="000000"/>
                 <w:sz w:val="24"/>
               </w:rPr>
-              <w:t>Kỹ thuật</w:t>
+              <w:t>Tiến độ</w:t>
             </w:r>
           </w:p>
         </w:tc>
@@ -5988,6 +6187,28 @@
           <w:p>
             <w:pPr>
               <w:spacing w:before="0" w:after="40"/>
+              <w:jc w:val="center"/>
+            </w:pPr>
+            <w:r>
+              <w:rPr>
+                <w:rFonts w:ascii="Times New Roman" w:hAnsi="Times New Roman" w:eastAsia="Times New Roman" w:cs="Times New Roman"/>
+                <w:b w:val="0"/>
+                <w:i w:val="0"/>
+                <w:caps w:val="0"/>
+                <w:color w:val="000000"/>
+                <w:sz w:val="24"/>
+              </w:rPr>
+              <w:t>Đang theo dõi</w:t>
+            </w:r>
+          </w:p>
+        </w:tc>
+        <w:tc>
+          <w:tcPr>
+            <w:tcW w:type="dxa" w:w="1100"/>
+          </w:tcPr>
+          <w:p>
+            <w:pPr>
+              <w:spacing w:before="0" w:after="40"/>
               <w:jc w:val="right"/>
             </w:pPr>
             <w:r>
@@ -5999,7 +6220,7 @@
                 <w:color w:val="000000"/>
                 <w:sz w:val="24"/>
               </w:rPr>
-              <w:t>6,7</w:t>
+              <w:t>8,4</w:t>
             </w:r>
           </w:p>
         </w:tc>
@@ -6043,7 +6264,7 @@
                 <w:color w:val="000000"/>
                 <w:sz w:val="24"/>
               </w:rPr>
-              <w:t>Phạm Tuấn Anh</w:t>
+              <w:t>Trần Bá Đạt</w:t>
             </w:r>
           </w:p>
         </w:tc>
@@ -6065,7 +6286,7 @@
                 <w:color w:val="000000"/>
                 <w:sz w:val="24"/>
               </w:rPr>
-              <w:t>Gói 3.3.8, 7.2.3. Mốc M4 (16/06/2027)</w:t>
+              <w:t>Gói 3.4.12, 4.4.5. Mốc M4 (08/07/2027), M5 (27/07/2027)</w:t>
             </w:r>
           </w:p>
         </w:tc>
@@ -6089,29 +6310,29 @@
                 <w:color w:val="000000"/>
                 <w:sz w:val="24"/>
               </w:rPr>
-              <w:t>RR16</w:t>
-            </w:r>
-          </w:p>
-        </w:tc>
-        <w:tc>
-          <w:tcPr>
-            <w:tcW w:type="dxa" w:w="2600"/>
-          </w:tcPr>
-          <w:p>
-            <w:pPr>
-              <w:spacing w:before="0" w:after="40"/>
-              <w:jc w:val="left"/>
-            </w:pPr>
-            <w:r>
-              <w:rPr>
-                <w:rFonts w:ascii="Times New Roman" w:hAnsi="Times New Roman" w:eastAsia="Times New Roman" w:cs="Times New Roman"/>
-                <w:b w:val="0"/>
-                <w:i w:val="0"/>
-                <w:caps w:val="0"/>
-                <w:color w:val="000000"/>
-                <w:sz w:val="24"/>
-              </w:rPr>
-              <w:t>Hạ tầng máy chủ vận hành do Chủ đầu tư bàn giao muộn</w:t>
+              <w:t>RR06</w:t>
+            </w:r>
+          </w:p>
+        </w:tc>
+        <w:tc>
+          <w:tcPr>
+            <w:tcW w:type="dxa" w:w="1500"/>
+          </w:tcPr>
+          <w:p>
+            <w:pPr>
+              <w:spacing w:before="0" w:after="40"/>
+              <w:jc w:val="left"/>
+            </w:pPr>
+            <w:r>
+              <w:rPr>
+                <w:rFonts w:ascii="Times New Roman" w:hAnsi="Times New Roman" w:eastAsia="Times New Roman" w:cs="Times New Roman"/>
+                <w:b w:val="0"/>
+                <w:i w:val="0"/>
+                <w:caps w:val="0"/>
+                <w:color w:val="000000"/>
+                <w:sz w:val="24"/>
+              </w:rPr>
+              <w:t>Thời gian phản hồi vượt 2 giây hoặc không chịu tải 500 người dùng đồng thời</w:t>
             </w:r>
           </w:p>
         </w:tc>
@@ -6133,7 +6354,7 @@
                 <w:color w:val="000000"/>
                 <w:sz w:val="24"/>
               </w:rPr>
-              <w:t>Vận hành và chuyển đổi</w:t>
+              <w:t>Kỹ thuật</w:t>
             </w:r>
           </w:p>
         </w:tc>
@@ -6254,6 +6475,28 @@
           <w:p>
             <w:pPr>
               <w:spacing w:before="0" w:after="40"/>
+              <w:jc w:val="center"/>
+            </w:pPr>
+            <w:r>
+              <w:rPr>
+                <w:rFonts w:ascii="Times New Roman" w:hAnsi="Times New Roman" w:eastAsia="Times New Roman" w:cs="Times New Roman"/>
+                <w:b w:val="0"/>
+                <w:i w:val="0"/>
+                <w:caps w:val="0"/>
+                <w:color w:val="000000"/>
+                <w:sz w:val="24"/>
+              </w:rPr>
+              <w:t>Đang theo dõi</w:t>
+            </w:r>
+          </w:p>
+        </w:tc>
+        <w:tc>
+          <w:tcPr>
+            <w:tcW w:type="dxa" w:w="1100"/>
+          </w:tcPr>
+          <w:p>
+            <w:pPr>
+              <w:spacing w:before="0" w:after="40"/>
               <w:jc w:val="right"/>
             </w:pPr>
             <w:r>
@@ -6265,7 +6508,7 @@
                 <w:color w:val="000000"/>
                 <w:sz w:val="24"/>
               </w:rPr>
-              <w:t>6,2</w:t>
+              <w:t>6,7</w:t>
             </w:r>
           </w:p>
         </w:tc>
@@ -6309,7 +6552,7 @@
                 <w:color w:val="000000"/>
                 <w:sz w:val="24"/>
               </w:rPr>
-              <w:t>Ninh Đức Toàn</w:t>
+              <w:t>Phạm Tuấn Anh</w:t>
             </w:r>
           </w:p>
         </w:tc>
@@ -6331,7 +6574,7 @@
                 <w:color w:val="000000"/>
                 <w:sz w:val="24"/>
               </w:rPr>
-              <w:t>Gói 8.1.2, 7.2.3. Mốc M4 (16/06/2027)</w:t>
+              <w:t>Gói 1.3.8, 1.4.9. Mốc M4 (08/07/2027)</w:t>
             </w:r>
           </w:p>
         </w:tc>
@@ -6355,29 +6598,29 @@
                 <w:color w:val="000000"/>
                 <w:sz w:val="24"/>
               </w:rPr>
-              <w:t>RR05</w:t>
-            </w:r>
-          </w:p>
-        </w:tc>
-        <w:tc>
-          <w:tcPr>
-            <w:tcW w:type="dxa" w:w="2600"/>
-          </w:tcPr>
-          <w:p>
-            <w:pPr>
-              <w:spacing w:before="0" w:after="40"/>
-              <w:jc w:val="left"/>
-            </w:pPr>
-            <w:r>
-              <w:rPr>
-                <w:rFonts w:ascii="Times New Roman" w:hAnsi="Times New Roman" w:eastAsia="Times New Roman" w:cs="Times New Roman"/>
-                <w:b w:val="0"/>
-                <w:i w:val="0"/>
-                <w:caps w:val="0"/>
-                <w:color w:val="000000"/>
-                <w:sz w:val="24"/>
-              </w:rPr>
-              <w:t>Trưởng nhóm quá tải do kiêm quản lý dự án và kiến trúc</w:t>
+              <w:t>RR16</w:t>
+            </w:r>
+          </w:p>
+        </w:tc>
+        <w:tc>
+          <w:tcPr>
+            <w:tcW w:type="dxa" w:w="1500"/>
+          </w:tcPr>
+          <w:p>
+            <w:pPr>
+              <w:spacing w:before="0" w:after="40"/>
+              <w:jc w:val="left"/>
+            </w:pPr>
+            <w:r>
+              <w:rPr>
+                <w:rFonts w:ascii="Times New Roman" w:hAnsi="Times New Roman" w:eastAsia="Times New Roman" w:cs="Times New Roman"/>
+                <w:b w:val="0"/>
+                <w:i w:val="0"/>
+                <w:caps w:val="0"/>
+                <w:color w:val="000000"/>
+                <w:sz w:val="24"/>
+              </w:rPr>
+              <w:t>Hạ tầng máy chủ vận hành do Chủ đầu tư bàn giao muộn</w:t>
             </w:r>
           </w:p>
         </w:tc>
@@ -6399,7 +6642,7 @@
                 <w:color w:val="000000"/>
                 <w:sz w:val="24"/>
               </w:rPr>
-              <w:t>Nhân sự</w:t>
+              <w:t>Vận hành và chuyển đổi</w:t>
             </w:r>
           </w:p>
         </w:tc>
@@ -6421,7 +6664,7 @@
                 <w:color w:val="000000"/>
                 <w:sz w:val="24"/>
               </w:rPr>
-              <w:t>4</w:t>
+              <w:t>3</w:t>
             </w:r>
           </w:p>
         </w:tc>
@@ -6443,7 +6686,7 @@
                 <w:color w:val="000000"/>
                 <w:sz w:val="24"/>
               </w:rPr>
-              <w:t>2</w:t>
+              <w:t>3</w:t>
             </w:r>
           </w:p>
         </w:tc>
@@ -6465,7 +6708,7 @@
                 <w:color w:val="000000"/>
                 <w:sz w:val="24"/>
               </w:rPr>
-              <w:t>8</w:t>
+              <w:t>9</w:t>
             </w:r>
           </w:p>
         </w:tc>
@@ -6520,6 +6763,28 @@
           <w:p>
             <w:pPr>
               <w:spacing w:before="0" w:after="40"/>
+              <w:jc w:val="center"/>
+            </w:pPr>
+            <w:r>
+              <w:rPr>
+                <w:rFonts w:ascii="Times New Roman" w:hAnsi="Times New Roman" w:eastAsia="Times New Roman" w:cs="Times New Roman"/>
+                <w:b w:val="0"/>
+                <w:i w:val="0"/>
+                <w:caps w:val="0"/>
+                <w:color w:val="000000"/>
+                <w:sz w:val="24"/>
+              </w:rPr>
+              <w:t>Đang theo dõi</w:t>
+            </w:r>
+          </w:p>
+        </w:tc>
+        <w:tc>
+          <w:tcPr>
+            <w:tcW w:type="dxa" w:w="1100"/>
+          </w:tcPr>
+          <w:p>
+            <w:pPr>
+              <w:spacing w:before="0" w:after="40"/>
               <w:jc w:val="right"/>
             </w:pPr>
             <w:r>
@@ -6531,7 +6796,7 @@
                 <w:color w:val="000000"/>
                 <w:sz w:val="24"/>
               </w:rPr>
-              <w:t>6,6</w:t>
+              <w:t>6,2</w:t>
             </w:r>
           </w:p>
         </w:tc>
@@ -6575,7 +6840,7 @@
                 <w:color w:val="000000"/>
                 <w:sz w:val="24"/>
               </w:rPr>
-              <w:t>Trần Bá Đạt</w:t>
+              <w:t>Ninh Đức Toàn</w:t>
             </w:r>
           </w:p>
         </w:tc>
@@ -6597,7 +6862,7 @@
                 <w:color w:val="000000"/>
                 <w:sz w:val="24"/>
               </w:rPr>
-              <w:t>Gói 1.1.2, 1.1.5. Mốc M1 (14/04/2027)</w:t>
+              <w:t>Gói 4.5.1, 1.4.9. Mốc M4 (08/07/2027)</w:t>
             </w:r>
           </w:p>
         </w:tc>
@@ -6621,29 +6886,29 @@
                 <w:color w:val="000000"/>
                 <w:sz w:val="24"/>
               </w:rPr>
-              <w:t>RR07</w:t>
-            </w:r>
-          </w:p>
-        </w:tc>
-        <w:tc>
-          <w:tcPr>
-            <w:tcW w:type="dxa" w:w="2600"/>
-          </w:tcPr>
-          <w:p>
-            <w:pPr>
-              <w:spacing w:before="0" w:after="40"/>
-              <w:jc w:val="left"/>
-            </w:pPr>
-            <w:r>
-              <w:rPr>
-                <w:rFonts w:ascii="Times New Roman" w:hAnsi="Times New Roman" w:eastAsia="Times New Roman" w:cs="Times New Roman"/>
-                <w:b w:val="0"/>
-                <w:i w:val="0"/>
-                <w:caps w:val="0"/>
-                <w:color w:val="000000"/>
-                <w:sz w:val="24"/>
-              </w:rPr>
-              <w:t>Hệ thống gián đoạn, không bảo đảm hoạt động liên tục 24 giờ, 365 ngày</w:t>
+              <w:t>RR05</w:t>
+            </w:r>
+          </w:p>
+        </w:tc>
+        <w:tc>
+          <w:tcPr>
+            <w:tcW w:type="dxa" w:w="1500"/>
+          </w:tcPr>
+          <w:p>
+            <w:pPr>
+              <w:spacing w:before="0" w:after="40"/>
+              <w:jc w:val="left"/>
+            </w:pPr>
+            <w:r>
+              <w:rPr>
+                <w:rFonts w:ascii="Times New Roman" w:hAnsi="Times New Roman" w:eastAsia="Times New Roman" w:cs="Times New Roman"/>
+                <w:b w:val="0"/>
+                <w:i w:val="0"/>
+                <w:caps w:val="0"/>
+                <w:color w:val="000000"/>
+                <w:sz w:val="24"/>
+              </w:rPr>
+              <w:t>Trưởng nhóm quá tải do kiêm quản lý dự án và kiến trúc</w:t>
             </w:r>
           </w:p>
         </w:tc>
@@ -6665,7 +6930,7 @@
                 <w:color w:val="000000"/>
                 <w:sz w:val="24"/>
               </w:rPr>
-              <w:t>Kỹ thuật</w:t>
+              <w:t>Nhân sự</w:t>
             </w:r>
           </w:p>
         </w:tc>
@@ -6687,13 +6952,35 @@
                 <w:color w:val="000000"/>
                 <w:sz w:val="24"/>
               </w:rPr>
+              <w:t>4</w:t>
+            </w:r>
+          </w:p>
+        </w:tc>
+        <w:tc>
+          <w:tcPr>
+            <w:tcW w:type="dxa" w:w="450"/>
+          </w:tcPr>
+          <w:p>
+            <w:pPr>
+              <w:spacing w:before="0" w:after="40"/>
+              <w:jc w:val="center"/>
+            </w:pPr>
+            <w:r>
+              <w:rPr>
+                <w:rFonts w:ascii="Times New Roman" w:hAnsi="Times New Roman" w:eastAsia="Times New Roman" w:cs="Times New Roman"/>
+                <w:b w:val="0"/>
+                <w:i w:val="0"/>
+                <w:caps w:val="0"/>
+                <w:color w:val="000000"/>
+                <w:sz w:val="24"/>
+              </w:rPr>
               <w:t>2</w:t>
             </w:r>
           </w:p>
         </w:tc>
         <w:tc>
           <w:tcPr>
-            <w:tcW w:type="dxa" w:w="450"/>
+            <w:tcW w:type="dxa" w:w="550"/>
           </w:tcPr>
           <w:p>
             <w:pPr>
@@ -6709,13 +6996,13 @@
                 <w:color w:val="000000"/>
                 <w:sz w:val="24"/>
               </w:rPr>
-              <w:t>4</w:t>
-            </w:r>
-          </w:p>
-        </w:tc>
-        <w:tc>
-          <w:tcPr>
-            <w:tcW w:type="dxa" w:w="550"/>
+              <w:t>8</w:t>
+            </w:r>
+          </w:p>
+        </w:tc>
+        <w:tc>
+          <w:tcPr>
+            <w:tcW w:type="dxa" w:w="1000"/>
           </w:tcPr>
           <w:p>
             <w:pPr>
@@ -6731,13 +7018,13 @@
                 <w:color w:val="000000"/>
                 <w:sz w:val="24"/>
               </w:rPr>
-              <w:t>8</w:t>
-            </w:r>
-          </w:p>
-        </w:tc>
-        <w:tc>
-          <w:tcPr>
-            <w:tcW w:type="dxa" w:w="1000"/>
+              <w:t>Trung bình</w:t>
+            </w:r>
+          </w:p>
+        </w:tc>
+        <w:tc>
+          <w:tcPr>
+            <w:tcW w:type="dxa" w:w="600"/>
           </w:tcPr>
           <w:p>
             <w:pPr>
@@ -6753,13 +7040,13 @@
                 <w:color w:val="000000"/>
                 <w:sz w:val="24"/>
               </w:rPr>
-              <w:t>Trung bình</w:t>
-            </w:r>
-          </w:p>
-        </w:tc>
-        <w:tc>
-          <w:tcPr>
-            <w:tcW w:type="dxa" w:w="600"/>
+              <w:t>B</w:t>
+            </w:r>
+          </w:p>
+        </w:tc>
+        <w:tc>
+          <w:tcPr>
+            <w:tcW w:type="dxa" w:w="1100"/>
           </w:tcPr>
           <w:p>
             <w:pPr>
@@ -6775,7 +7062,7 @@
                 <w:color w:val="000000"/>
                 <w:sz w:val="24"/>
               </w:rPr>
-              <w:t>B</w:t>
+              <w:t>Đang theo dõi</w:t>
             </w:r>
           </w:p>
         </w:tc>
@@ -6797,7 +7084,7 @@
                 <w:color w:val="000000"/>
                 <w:sz w:val="24"/>
               </w:rPr>
-              <w:t>3,1</w:t>
+              <w:t>6,6</w:t>
             </w:r>
           </w:p>
         </w:tc>
@@ -6841,7 +7128,7 @@
                 <w:color w:val="000000"/>
                 <w:sz w:val="24"/>
               </w:rPr>
-              <w:t>Ninh Đức Toàn</w:t>
+              <w:t>Trần Bá Đạt</w:t>
             </w:r>
           </w:p>
         </w:tc>
@@ -6863,7 +7150,7 @@
                 <w:color w:val="000000"/>
                 <w:sz w:val="24"/>
               </w:rPr>
-              <w:t>Gói 8.1.2, 7.3.6. Mốc M4 (16/06/2027)</w:t>
+              <w:t>Gói 3.1.1, 3.1.2. Mốc M1 (14/04/2027)</w:t>
             </w:r>
           </w:p>
         </w:tc>
@@ -6887,29 +7174,29 @@
                 <w:color w:val="000000"/>
                 <w:sz w:val="24"/>
               </w:rPr>
-              <w:t>RR11</w:t>
-            </w:r>
-          </w:p>
-        </w:tc>
-        <w:tc>
-          <w:tcPr>
-            <w:tcW w:type="dxa" w:w="2600"/>
-          </w:tcPr>
-          <w:p>
-            <w:pPr>
-              <w:spacing w:before="0" w:after="40"/>
-              <w:jc w:val="left"/>
-            </w:pPr>
-            <w:r>
-              <w:rPr>
-                <w:rFonts w:ascii="Times New Roman" w:hAnsi="Times New Roman" w:eastAsia="Times New Roman" w:cs="Times New Roman"/>
-                <w:b w:val="0"/>
-                <w:i w:val="0"/>
-                <w:caps w:val="0"/>
-                <w:color w:val="000000"/>
-                <w:sz w:val="24"/>
-              </w:rPr>
-              <w:t>Chủ đầu tư yêu cầu bổ sung thanh toán trực tuyến cho đơn hàng</w:t>
+              <w:t>RR07</w:t>
+            </w:r>
+          </w:p>
+        </w:tc>
+        <w:tc>
+          <w:tcPr>
+            <w:tcW w:type="dxa" w:w="1500"/>
+          </w:tcPr>
+          <w:p>
+            <w:pPr>
+              <w:spacing w:before="0" w:after="40"/>
+              <w:jc w:val="left"/>
+            </w:pPr>
+            <w:r>
+              <w:rPr>
+                <w:rFonts w:ascii="Times New Roman" w:hAnsi="Times New Roman" w:eastAsia="Times New Roman" w:cs="Times New Roman"/>
+                <w:b w:val="0"/>
+                <w:i w:val="0"/>
+                <w:caps w:val="0"/>
+                <w:color w:val="000000"/>
+                <w:sz w:val="24"/>
+              </w:rPr>
+              <w:t>Hệ thống gián đoạn, không bảo đảm hoạt động liên tục 24 giờ, 365 ngày</w:t>
             </w:r>
           </w:p>
         </w:tc>
@@ -6931,7 +7218,7 @@
                 <w:color w:val="000000"/>
                 <w:sz w:val="24"/>
               </w:rPr>
-              <w:t>Phạm vi và yêu cầu</w:t>
+              <w:t>Kỹ thuật</w:t>
             </w:r>
           </w:p>
         </w:tc>
@@ -7052,6 +7339,28 @@
           <w:p>
             <w:pPr>
               <w:spacing w:before="0" w:after="40"/>
+              <w:jc w:val="center"/>
+            </w:pPr>
+            <w:r>
+              <w:rPr>
+                <w:rFonts w:ascii="Times New Roman" w:hAnsi="Times New Roman" w:eastAsia="Times New Roman" w:cs="Times New Roman"/>
+                <w:b w:val="0"/>
+                <w:i w:val="0"/>
+                <w:caps w:val="0"/>
+                <w:color w:val="000000"/>
+                <w:sz w:val="24"/>
+              </w:rPr>
+              <w:t>Đang theo dõi</w:t>
+            </w:r>
+          </w:p>
+        </w:tc>
+        <w:tc>
+          <w:tcPr>
+            <w:tcW w:type="dxa" w:w="1100"/>
+          </w:tcPr>
+          <w:p>
+            <w:pPr>
+              <w:spacing w:before="0" w:after="40"/>
               <w:jc w:val="right"/>
             </w:pPr>
             <w:r>
@@ -7063,7 +7372,7 @@
                 <w:color w:val="000000"/>
                 <w:sz w:val="24"/>
               </w:rPr>
-              <w:t>5,0</w:t>
+              <w:t>3,1</w:t>
             </w:r>
           </w:p>
         </w:tc>
@@ -7085,7 +7394,7 @@
                 <w:color w:val="000000"/>
                 <w:sz w:val="24"/>
               </w:rPr>
-              <w:t>Né tránh</w:t>
+              <w:t>Giảm nhẹ</w:t>
             </w:r>
           </w:p>
         </w:tc>
@@ -7107,7 +7416,7 @@
                 <w:color w:val="000000"/>
                 <w:sz w:val="24"/>
               </w:rPr>
-              <w:t>Nguyễn Thị Phương Liên</w:t>
+              <w:t>Ninh Đức Toàn</w:t>
             </w:r>
           </w:p>
         </w:tc>
@@ -7129,7 +7438,7 @@
                 <w:color w:val="000000"/>
                 <w:sz w:val="24"/>
               </w:rPr>
-              <w:t>Gói 5.1.2, 5.3.9. Mốc M3 (16/06/2027)</w:t>
+              <w:t>Gói 4.5.1, 4.4.8. Mốc M4 (08/07/2027)</w:t>
             </w:r>
           </w:p>
         </w:tc>
@@ -7153,29 +7462,29 @@
                 <w:color w:val="000000"/>
                 <w:sz w:val="24"/>
               </w:rPr>
-              <w:t>RR12</w:t>
-            </w:r>
-          </w:p>
-        </w:tc>
-        <w:tc>
-          <w:tcPr>
-            <w:tcW w:type="dxa" w:w="2600"/>
-          </w:tcPr>
-          <w:p>
-            <w:pPr>
-              <w:spacing w:before="0" w:after="40"/>
-              <w:jc w:val="left"/>
-            </w:pPr>
-            <w:r>
-              <w:rPr>
-                <w:rFonts w:ascii="Times New Roman" w:hAnsi="Times New Roman" w:eastAsia="Times New Roman" w:cs="Times New Roman"/>
-                <w:b w:val="0"/>
-                <w:i w:val="0"/>
-                <w:caps w:val="0"/>
-                <w:color w:val="000000"/>
-                <w:sz w:val="24"/>
-              </w:rPr>
-              <w:t>Thư viện mã nguồn mở có giấy phép không phù hợp với điều khoản quyền sở hữu thuộc Chủ đầu tư</w:t>
+              <w:t>RR11</w:t>
+            </w:r>
+          </w:p>
+        </w:tc>
+        <w:tc>
+          <w:tcPr>
+            <w:tcW w:type="dxa" w:w="1500"/>
+          </w:tcPr>
+          <w:p>
+            <w:pPr>
+              <w:spacing w:before="0" w:after="40"/>
+              <w:jc w:val="left"/>
+            </w:pPr>
+            <w:r>
+              <w:rPr>
+                <w:rFonts w:ascii="Times New Roman" w:hAnsi="Times New Roman" w:eastAsia="Times New Roman" w:cs="Times New Roman"/>
+                <w:b w:val="0"/>
+                <w:i w:val="0"/>
+                <w:caps w:val="0"/>
+                <w:color w:val="000000"/>
+                <w:sz w:val="24"/>
+              </w:rPr>
+              <w:t>Chủ đầu tư yêu cầu bổ sung thanh toán trực tuyến cho đơn hàng</w:t>
             </w:r>
           </w:p>
         </w:tc>
@@ -7197,7 +7506,7 @@
                 <w:color w:val="000000"/>
                 <w:sz w:val="24"/>
               </w:rPr>
-              <w:t>Pháp lý và hợp đồng</w:t>
+              <w:t>Phạm vi và yêu cầu</w:t>
             </w:r>
           </w:p>
         </w:tc>
@@ -7318,6 +7627,28 @@
           <w:p>
             <w:pPr>
               <w:spacing w:before="0" w:after="40"/>
+              <w:jc w:val="center"/>
+            </w:pPr>
+            <w:r>
+              <w:rPr>
+                <w:rFonts w:ascii="Times New Roman" w:hAnsi="Times New Roman" w:eastAsia="Times New Roman" w:cs="Times New Roman"/>
+                <w:b w:val="0"/>
+                <w:i w:val="0"/>
+                <w:caps w:val="0"/>
+                <w:color w:val="000000"/>
+                <w:sz w:val="24"/>
+              </w:rPr>
+              <w:t>Đang theo dõi</w:t>
+            </w:r>
+          </w:p>
+        </w:tc>
+        <w:tc>
+          <w:tcPr>
+            <w:tcW w:type="dxa" w:w="1100"/>
+          </w:tcPr>
+          <w:p>
+            <w:pPr>
+              <w:spacing w:before="0" w:after="40"/>
               <w:jc w:val="right"/>
             </w:pPr>
             <w:r>
@@ -7329,7 +7660,7 @@
                 <w:color w:val="000000"/>
                 <w:sz w:val="24"/>
               </w:rPr>
-              <w:t>1,3</w:t>
+              <w:t>5,0</w:t>
             </w:r>
           </w:p>
         </w:tc>
@@ -7373,7 +7704,7 @@
                 <w:color w:val="000000"/>
                 <w:sz w:val="24"/>
               </w:rPr>
-              <w:t>Trần Bá Đạt</w:t>
+              <w:t>Nguyễn Thị Phương Liên</w:t>
             </w:r>
           </w:p>
         </w:tc>
@@ -7395,7 +7726,7 @@
                 <w:color w:val="000000"/>
                 <w:sz w:val="24"/>
               </w:rPr>
-              <w:t>Gói 1.2.5. Mốc M7 (01/07/2027)</w:t>
+              <w:t>Gói 3.2.7, 3.3.9. Mốc M3 (08/07/2027)</w:t>
             </w:r>
           </w:p>
         </w:tc>
@@ -7419,29 +7750,29 @@
                 <w:color w:val="000000"/>
                 <w:sz w:val="24"/>
               </w:rPr>
-              <w:t>RR09</w:t>
-            </w:r>
-          </w:p>
-        </w:tc>
-        <w:tc>
-          <w:tcPr>
-            <w:tcW w:type="dxa" w:w="2600"/>
-          </w:tcPr>
-          <w:p>
-            <w:pPr>
-              <w:spacing w:before="0" w:after="40"/>
-              <w:jc w:val="left"/>
-            </w:pPr>
-            <w:r>
-              <w:rPr>
-                <w:rFonts w:ascii="Times New Roman" w:hAnsi="Times New Roman" w:eastAsia="Times New Roman" w:cs="Times New Roman"/>
-                <w:b w:val="0"/>
-                <w:i w:val="0"/>
-                <w:caps w:val="0"/>
-                <w:color w:val="000000"/>
-                <w:sz w:val="24"/>
-              </w:rPr>
-              <w:t>Cán bộ Chủ đầu tư chưa sẵn sàng vận hành theo quy trình vận hành mới</w:t>
+              <w:t>RR12</w:t>
+            </w:r>
+          </w:p>
+        </w:tc>
+        <w:tc>
+          <w:tcPr>
+            <w:tcW w:type="dxa" w:w="1500"/>
+          </w:tcPr>
+          <w:p>
+            <w:pPr>
+              <w:spacing w:before="0" w:after="40"/>
+              <w:jc w:val="left"/>
+            </w:pPr>
+            <w:r>
+              <w:rPr>
+                <w:rFonts w:ascii="Times New Roman" w:hAnsi="Times New Roman" w:eastAsia="Times New Roman" w:cs="Times New Roman"/>
+                <w:b w:val="0"/>
+                <w:i w:val="0"/>
+                <w:caps w:val="0"/>
+                <w:color w:val="000000"/>
+                <w:sz w:val="24"/>
+              </w:rPr>
+              <w:t>Thư viện mã nguồn mở có giấy phép không phù hợp với điều khoản quyền sở hữu thuộc Chủ đầu tư</w:t>
             </w:r>
           </w:p>
         </w:tc>
@@ -7463,7 +7794,7 @@
                 <w:color w:val="000000"/>
                 <w:sz w:val="24"/>
               </w:rPr>
-              <w:t>Vận hành và chuyển đổi</w:t>
+              <w:t>Pháp lý và hợp đồng</w:t>
             </w:r>
           </w:p>
         </w:tc>
@@ -7485,7 +7816,7 @@
                 <w:color w:val="000000"/>
                 <w:sz w:val="24"/>
               </w:rPr>
-              <w:t>3</w:t>
+              <w:t>2</w:t>
             </w:r>
           </w:p>
         </w:tc>
@@ -7507,7 +7838,7 @@
                 <w:color w:val="000000"/>
                 <w:sz w:val="24"/>
               </w:rPr>
-              <w:t>2</w:t>
+              <w:t>4</w:t>
             </w:r>
           </w:p>
         </w:tc>
@@ -7529,7 +7860,7 @@
                 <w:color w:val="000000"/>
                 <w:sz w:val="24"/>
               </w:rPr>
-              <w:t>6</w:t>
+              <w:t>8</w:t>
             </w:r>
           </w:p>
         </w:tc>
@@ -7551,7 +7882,7 @@
                 <w:color w:val="000000"/>
                 <w:sz w:val="24"/>
               </w:rPr>
-              <w:t>Thấp</w:t>
+              <w:t>Trung bình</w:t>
             </w:r>
           </w:p>
         </w:tc>
@@ -7573,7 +7904,7 @@
                 <w:color w:val="000000"/>
                 <w:sz w:val="24"/>
               </w:rPr>
-              <w:t>C</w:t>
+              <w:t>B</w:t>
             </w:r>
           </w:p>
         </w:tc>
@@ -7584,6 +7915,28 @@
           <w:p>
             <w:pPr>
               <w:spacing w:before="0" w:after="40"/>
+              <w:jc w:val="center"/>
+            </w:pPr>
+            <w:r>
+              <w:rPr>
+                <w:rFonts w:ascii="Times New Roman" w:hAnsi="Times New Roman" w:eastAsia="Times New Roman" w:cs="Times New Roman"/>
+                <w:b w:val="0"/>
+                <w:i w:val="0"/>
+                <w:caps w:val="0"/>
+                <w:color w:val="000000"/>
+                <w:sz w:val="24"/>
+              </w:rPr>
+              <w:t>Đang theo dõi</w:t>
+            </w:r>
+          </w:p>
+        </w:tc>
+        <w:tc>
+          <w:tcPr>
+            <w:tcW w:type="dxa" w:w="1100"/>
+          </w:tcPr>
+          <w:p>
+            <w:pPr>
+              <w:spacing w:before="0" w:after="40"/>
               <w:jc w:val="right"/>
             </w:pPr>
             <w:r>
@@ -7595,7 +7948,7 @@
                 <w:color w:val="000000"/>
                 <w:sz w:val="24"/>
               </w:rPr>
-              <w:t>3,4</w:t>
+              <w:t>1,3</w:t>
             </w:r>
           </w:p>
         </w:tc>
@@ -7617,7 +7970,7 @@
                 <w:color w:val="000000"/>
                 <w:sz w:val="24"/>
               </w:rPr>
-              <w:t>Giảm nhẹ</w:t>
+              <w:t>Né tránh</w:t>
             </w:r>
           </w:p>
         </w:tc>
@@ -7639,7 +7992,7 @@
                 <w:color w:val="000000"/>
                 <w:sz w:val="24"/>
               </w:rPr>
-              <w:t>Nguyễn Thị Phương Liên</w:t>
+              <w:t>Trần Bá Đạt</w:t>
             </w:r>
           </w:p>
         </w:tc>
@@ -7661,7 +8014,7 @@
                 <w:color w:val="000000"/>
                 <w:sz w:val="24"/>
               </w:rPr>
-              <w:t>Gói 8.2.3, 7.3.2. Mốc M5 (29/06/2027)</w:t>
+              <w:t>Gói 4.5.5. Mốc M7 (29/07/2027)</w:t>
             </w:r>
           </w:p>
         </w:tc>
@@ -7685,29 +8038,29 @@
                 <w:color w:val="000000"/>
                 <w:sz w:val="24"/>
               </w:rPr>
-              <w:t>RR14</w:t>
-            </w:r>
-          </w:p>
-        </w:tc>
-        <w:tc>
-          <w:tcPr>
-            <w:tcW w:type="dxa" w:w="2600"/>
-          </w:tcPr>
-          <w:p>
-            <w:pPr>
-              <w:spacing w:before="0" w:after="40"/>
-              <w:jc w:val="left"/>
-            </w:pPr>
-            <w:r>
-              <w:rPr>
-                <w:rFonts w:ascii="Times New Roman" w:hAnsi="Times New Roman" w:eastAsia="Times New Roman" w:cs="Times New Roman"/>
-                <w:b w:val="0"/>
-                <w:i w:val="0"/>
-                <w:caps w:val="0"/>
-                <w:color w:val="000000"/>
-                <w:sz w:val="24"/>
-              </w:rPr>
-              <w:t>Dữ liệu sản phẩm, tồn kho phục vụ chuyển đổi đến muộn hơn 10/06/2027 hoặc sai định dạng</w:t>
+              <w:t>RR09</w:t>
+            </w:r>
+          </w:p>
+        </w:tc>
+        <w:tc>
+          <w:tcPr>
+            <w:tcW w:type="dxa" w:w="1500"/>
+          </w:tcPr>
+          <w:p>
+            <w:pPr>
+              <w:spacing w:before="0" w:after="40"/>
+              <w:jc w:val="left"/>
+            </w:pPr>
+            <w:r>
+              <w:rPr>
+                <w:rFonts w:ascii="Times New Roman" w:hAnsi="Times New Roman" w:eastAsia="Times New Roman" w:cs="Times New Roman"/>
+                <w:b w:val="0"/>
+                <w:i w:val="0"/>
+                <w:caps w:val="0"/>
+                <w:color w:val="000000"/>
+                <w:sz w:val="24"/>
+              </w:rPr>
+              <w:t>Cán bộ Chủ đầu tư chưa sẵn sàng vận hành theo quy trình vận hành mới</w:t>
             </w:r>
           </w:p>
         </w:tc>
@@ -7729,7 +8082,7 @@
                 <w:color w:val="000000"/>
                 <w:sz w:val="24"/>
               </w:rPr>
-              <w:t>Tích hợp và đối tác</w:t>
+              <w:t>Vận hành và chuyển đổi</w:t>
             </w:r>
           </w:p>
         </w:tc>
@@ -7850,6 +8203,28 @@
           <w:p>
             <w:pPr>
               <w:spacing w:before="0" w:after="40"/>
+              <w:jc w:val="center"/>
+            </w:pPr>
+            <w:r>
+              <w:rPr>
+                <w:rFonts w:ascii="Times New Roman" w:hAnsi="Times New Roman" w:eastAsia="Times New Roman" w:cs="Times New Roman"/>
+                <w:b w:val="0"/>
+                <w:i w:val="0"/>
+                <w:caps w:val="0"/>
+                <w:color w:val="000000"/>
+                <w:sz w:val="24"/>
+              </w:rPr>
+              <w:t>Đang theo dõi</w:t>
+            </w:r>
+          </w:p>
+        </w:tc>
+        <w:tc>
+          <w:tcPr>
+            <w:tcW w:type="dxa" w:w="1100"/>
+          </w:tcPr>
+          <w:p>
+            <w:pPr>
+              <w:spacing w:before="0" w:after="40"/>
               <w:jc w:val="right"/>
             </w:pPr>
             <w:r>
@@ -7905,7 +8280,7 @@
                 <w:color w:val="000000"/>
                 <w:sz w:val="24"/>
               </w:rPr>
-              <w:t>Ninh Đức Toàn</w:t>
+              <w:t>Nguyễn Thị Phương Liên</w:t>
             </w:r>
           </w:p>
         </w:tc>
@@ -7927,7 +8302,7 @@
                 <w:color w:val="000000"/>
                 <w:sz w:val="24"/>
               </w:rPr>
-              <w:t>Gói 6.3.2, 8.3.2</w:t>
+              <w:t>Gói 3.5.1, 3.4.13. Mốc M5 (27/07/2027)</w:t>
             </w:r>
           </w:p>
         </w:tc>
@@ -7951,29 +8326,29 @@
                 <w:color w:val="000000"/>
                 <w:sz w:val="24"/>
               </w:rPr>
-              <w:t>RR20</w:t>
-            </w:r>
-          </w:p>
-        </w:tc>
-        <w:tc>
-          <w:tcPr>
-            <w:tcW w:type="dxa" w:w="2600"/>
-          </w:tcPr>
-          <w:p>
-            <w:pPr>
-              <w:spacing w:before="0" w:after="40"/>
-              <w:jc w:val="left"/>
-            </w:pPr>
-            <w:r>
-              <w:rPr>
-                <w:rFonts w:ascii="Times New Roman" w:hAnsi="Times New Roman" w:eastAsia="Times New Roman" w:cs="Times New Roman"/>
-                <w:b w:val="0"/>
-                <w:i w:val="0"/>
-                <w:caps w:val="0"/>
-                <w:color w:val="000000"/>
-                <w:sz w:val="24"/>
-              </w:rPr>
-              <w:t>Tái sử dụng khung ứng dụng và thư viện giao diện từ hai hợp đồng tương tự</w:t>
+              <w:t>RR14</w:t>
+            </w:r>
+          </w:p>
+        </w:tc>
+        <w:tc>
+          <w:tcPr>
+            <w:tcW w:type="dxa" w:w="1500"/>
+          </w:tcPr>
+          <w:p>
+            <w:pPr>
+              <w:spacing w:before="0" w:after="40"/>
+              <w:jc w:val="left"/>
+            </w:pPr>
+            <w:r>
+              <w:rPr>
+                <w:rFonts w:ascii="Times New Roman" w:hAnsi="Times New Roman" w:eastAsia="Times New Roman" w:cs="Times New Roman"/>
+                <w:b w:val="0"/>
+                <w:i w:val="0"/>
+                <w:caps w:val="0"/>
+                <w:color w:val="000000"/>
+                <w:sz w:val="24"/>
+              </w:rPr>
+              <w:t>Dữ liệu sản phẩm, tồn kho phục vụ chuyển đổi đến muộn hơn 10/06/2027 hoặc sai định dạng</w:t>
             </w:r>
           </w:p>
         </w:tc>
@@ -7995,7 +8370,7 @@
                 <w:color w:val="000000"/>
                 <w:sz w:val="24"/>
               </w:rPr>
-              <w:t>Kỹ thuật</w:t>
+              <w:t>Tích hợp và đối tác</w:t>
             </w:r>
           </w:p>
         </w:tc>
@@ -8116,6 +8491,28 @@
           <w:p>
             <w:pPr>
               <w:spacing w:before="0" w:after="40"/>
+              <w:jc w:val="center"/>
+            </w:pPr>
+            <w:r>
+              <w:rPr>
+                <w:rFonts w:ascii="Times New Roman" w:hAnsi="Times New Roman" w:eastAsia="Times New Roman" w:cs="Times New Roman"/>
+                <w:b w:val="0"/>
+                <w:i w:val="0"/>
+                <w:caps w:val="0"/>
+                <w:color w:val="000000"/>
+                <w:sz w:val="24"/>
+              </w:rPr>
+              <w:t>Đang theo dõi</w:t>
+            </w:r>
+          </w:p>
+        </w:tc>
+        <w:tc>
+          <w:tcPr>
+            <w:tcW w:type="dxa" w:w="1100"/>
+          </w:tcPr>
+          <w:p>
+            <w:pPr>
+              <w:spacing w:before="0" w:after="40"/>
               <w:jc w:val="right"/>
             </w:pPr>
             <w:r>
@@ -8127,7 +8524,7 @@
                 <w:color w:val="000000"/>
                 <w:sz w:val="24"/>
               </w:rPr>
-              <w:t>6,7</w:t>
+              <w:t>3,4</w:t>
             </w:r>
           </w:p>
         </w:tc>
@@ -8149,7 +8546,7 @@
                 <w:color w:val="000000"/>
                 <w:sz w:val="24"/>
               </w:rPr>
-              <w:t>Khai thác</w:t>
+              <w:t>Giảm nhẹ</w:t>
             </w:r>
           </w:p>
         </w:tc>
@@ -8171,7 +8568,7 @@
                 <w:color w:val="000000"/>
                 <w:sz w:val="24"/>
               </w:rPr>
-              <w:t>Phạm Tuấn Anh</w:t>
+              <w:t>Ninh Đức Toàn</w:t>
             </w:r>
           </w:p>
         </w:tc>
@@ -8193,7 +8590,7 @@
                 <w:color w:val="000000"/>
                 <w:sz w:val="24"/>
               </w:rPr>
-              <w:t>Gói 6.1.1, 6.1.3, 2.3.6</w:t>
+              <w:t>Gói 4.5.3, 3.5.3</w:t>
             </w:r>
           </w:p>
         </w:tc>
@@ -8217,29 +8614,29 @@
                 <w:color w:val="000000"/>
                 <w:sz w:val="24"/>
               </w:rPr>
-              <w:t>RR17</w:t>
-            </w:r>
-          </w:p>
-        </w:tc>
-        <w:tc>
-          <w:tcPr>
-            <w:tcW w:type="dxa" w:w="2600"/>
-          </w:tcPr>
-          <w:p>
-            <w:pPr>
-              <w:spacing w:before="0" w:after="40"/>
-              <w:jc w:val="left"/>
-            </w:pPr>
-            <w:r>
-              <w:rPr>
-                <w:rFonts w:ascii="Times New Roman" w:hAnsi="Times New Roman" w:eastAsia="Times New Roman" w:cs="Times New Roman"/>
-                <w:b w:val="0"/>
-                <w:i w:val="0"/>
-                <w:caps w:val="0"/>
-                <w:color w:val="000000"/>
-                <w:sz w:val="24"/>
-              </w:rPr>
-              <w:t>Lỗi phát sinh trong thời hạn bảo hành 12 tháng vượt chi phí bảo hành đã dự tính</w:t>
+              <w:t>RR20</w:t>
+            </w:r>
+          </w:p>
+        </w:tc>
+        <w:tc>
+          <w:tcPr>
+            <w:tcW w:type="dxa" w:w="1500"/>
+          </w:tcPr>
+          <w:p>
+            <w:pPr>
+              <w:spacing w:before="0" w:after="40"/>
+              <w:jc w:val="left"/>
+            </w:pPr>
+            <w:r>
+              <w:rPr>
+                <w:rFonts w:ascii="Times New Roman" w:hAnsi="Times New Roman" w:eastAsia="Times New Roman" w:cs="Times New Roman"/>
+                <w:b w:val="0"/>
+                <w:i w:val="0"/>
+                <w:caps w:val="0"/>
+                <w:color w:val="000000"/>
+                <w:sz w:val="24"/>
+              </w:rPr>
+              <w:t>Tái sử dụng khung ứng dụng và thư viện giao diện từ hai hợp đồng tương tự</w:t>
             </w:r>
           </w:p>
         </w:tc>
@@ -8261,7 +8658,7 @@
                 <w:color w:val="000000"/>
                 <w:sz w:val="24"/>
               </w:rPr>
-              <w:t>Chất lượng</w:t>
+              <w:t>Kỹ thuật</w:t>
             </w:r>
           </w:p>
         </w:tc>
@@ -8283,13 +8680,35 @@
                 <w:color w:val="000000"/>
                 <w:sz w:val="24"/>
               </w:rPr>
+              <w:t>3</w:t>
+            </w:r>
+          </w:p>
+        </w:tc>
+        <w:tc>
+          <w:tcPr>
+            <w:tcW w:type="dxa" w:w="450"/>
+          </w:tcPr>
+          <w:p>
+            <w:pPr>
+              <w:spacing w:before="0" w:after="40"/>
+              <w:jc w:val="center"/>
+            </w:pPr>
+            <w:r>
+              <w:rPr>
+                <w:rFonts w:ascii="Times New Roman" w:hAnsi="Times New Roman" w:eastAsia="Times New Roman" w:cs="Times New Roman"/>
+                <w:b w:val="0"/>
+                <w:i w:val="0"/>
+                <w:caps w:val="0"/>
+                <w:color w:val="000000"/>
+                <w:sz w:val="24"/>
+              </w:rPr>
               <w:t>2</w:t>
             </w:r>
           </w:p>
         </w:tc>
         <w:tc>
           <w:tcPr>
-            <w:tcW w:type="dxa" w:w="450"/>
+            <w:tcW w:type="dxa" w:w="550"/>
           </w:tcPr>
           <w:p>
             <w:pPr>
@@ -8305,13 +8724,13 @@
                 <w:color w:val="000000"/>
                 <w:sz w:val="24"/>
               </w:rPr>
-              <w:t>2</w:t>
-            </w:r>
-          </w:p>
-        </w:tc>
-        <w:tc>
-          <w:tcPr>
-            <w:tcW w:type="dxa" w:w="550"/>
+              <w:t>6</w:t>
+            </w:r>
+          </w:p>
+        </w:tc>
+        <w:tc>
+          <w:tcPr>
+            <w:tcW w:type="dxa" w:w="1000"/>
           </w:tcPr>
           <w:p>
             <w:pPr>
@@ -8327,13 +8746,13 @@
                 <w:color w:val="000000"/>
                 <w:sz w:val="24"/>
               </w:rPr>
-              <w:t>4</w:t>
-            </w:r>
-          </w:p>
-        </w:tc>
-        <w:tc>
-          <w:tcPr>
-            <w:tcW w:type="dxa" w:w="1000"/>
+              <w:t>Thấp</w:t>
+            </w:r>
+          </w:p>
+        </w:tc>
+        <w:tc>
+          <w:tcPr>
+            <w:tcW w:type="dxa" w:w="600"/>
           </w:tcPr>
           <w:p>
             <w:pPr>
@@ -8349,13 +8768,13 @@
                 <w:color w:val="000000"/>
                 <w:sz w:val="24"/>
               </w:rPr>
-              <w:t>Thấp</w:t>
-            </w:r>
-          </w:p>
-        </w:tc>
-        <w:tc>
-          <w:tcPr>
-            <w:tcW w:type="dxa" w:w="600"/>
+              <w:t>C</w:t>
+            </w:r>
+          </w:p>
+        </w:tc>
+        <w:tc>
+          <w:tcPr>
+            <w:tcW w:type="dxa" w:w="1100"/>
           </w:tcPr>
           <w:p>
             <w:pPr>
@@ -8371,7 +8790,7 @@
                 <w:color w:val="000000"/>
                 <w:sz w:val="24"/>
               </w:rPr>
-              <w:t>C</w:t>
+              <w:t>Đang theo dõi</w:t>
             </w:r>
           </w:p>
         </w:tc>
@@ -8393,7 +8812,7 @@
                 <w:color w:val="000000"/>
                 <w:sz w:val="24"/>
               </w:rPr>
-              <w:t>4,2</w:t>
+              <w:t>6,7</w:t>
             </w:r>
           </w:p>
         </w:tc>
@@ -8415,7 +8834,7 @@
                 <w:color w:val="000000"/>
                 <w:sz w:val="24"/>
               </w:rPr>
-              <w:t>Giảm nhẹ</w:t>
+              <w:t>Khai thác</w:t>
             </w:r>
           </w:p>
         </w:tc>
@@ -8437,7 +8856,7 @@
                 <w:color w:val="000000"/>
                 <w:sz w:val="24"/>
               </w:rPr>
-              <w:t>Ninh Đức Toàn</w:t>
+              <w:t>Phạm Tuấn Anh</w:t>
             </w:r>
           </w:p>
         </w:tc>
@@ -8459,7 +8878,7 @@
                 <w:color w:val="000000"/>
                 <w:sz w:val="24"/>
               </w:rPr>
-              <w:t>Gói 8.2.4. Mốc M7 (01/07/2027)</w:t>
+              <w:t>Gói 4.3.1, 4.3.3, 1.2.4</w:t>
             </w:r>
           </w:p>
         </w:tc>
@@ -8483,29 +8902,29 @@
                 <w:color w:val="000000"/>
                 <w:sz w:val="24"/>
               </w:rPr>
-              <w:t>RR18</w:t>
-            </w:r>
-          </w:p>
-        </w:tc>
-        <w:tc>
-          <w:tcPr>
-            <w:tcW w:type="dxa" w:w="2600"/>
-          </w:tcPr>
-          <w:p>
-            <w:pPr>
-              <w:spacing w:before="0" w:after="40"/>
-              <w:jc w:val="left"/>
-            </w:pPr>
-            <w:r>
-              <w:rPr>
-                <w:rFonts w:ascii="Times New Roman" w:hAnsi="Times New Roman" w:eastAsia="Times New Roman" w:cs="Times New Roman"/>
-                <w:b w:val="0"/>
-                <w:i w:val="0"/>
-                <w:caps w:val="0"/>
-                <w:color w:val="000000"/>
-                <w:sz w:val="24"/>
-              </w:rPr>
-              <w:t>Phụ thuộc vào hai người có năng lực triển khai hạ tầng</w:t>
+              <w:t>RR17</w:t>
+            </w:r>
+          </w:p>
+        </w:tc>
+        <w:tc>
+          <w:tcPr>
+            <w:tcW w:type="dxa" w:w="1500"/>
+          </w:tcPr>
+          <w:p>
+            <w:pPr>
+              <w:spacing w:before="0" w:after="40"/>
+              <w:jc w:val="left"/>
+            </w:pPr>
+            <w:r>
+              <w:rPr>
+                <w:rFonts w:ascii="Times New Roman" w:hAnsi="Times New Roman" w:eastAsia="Times New Roman" w:cs="Times New Roman"/>
+                <w:b w:val="0"/>
+                <w:i w:val="0"/>
+                <w:caps w:val="0"/>
+                <w:color w:val="000000"/>
+                <w:sz w:val="24"/>
+              </w:rPr>
+              <w:t>Lỗi phát sinh trong thời hạn bảo hành 12 tháng vượt chi phí bảo hành đã dự tính</w:t>
             </w:r>
           </w:p>
         </w:tc>
@@ -8527,7 +8946,7 @@
                 <w:color w:val="000000"/>
                 <w:sz w:val="24"/>
               </w:rPr>
-              <w:t>Nhân sự</w:t>
+              <w:t>Chất lượng</w:t>
             </w:r>
           </w:p>
         </w:tc>
@@ -8648,6 +9067,28 @@
           <w:p>
             <w:pPr>
               <w:spacing w:before="0" w:after="40"/>
+              <w:jc w:val="center"/>
+            </w:pPr>
+            <w:r>
+              <w:rPr>
+                <w:rFonts w:ascii="Times New Roman" w:hAnsi="Times New Roman" w:eastAsia="Times New Roman" w:cs="Times New Roman"/>
+                <w:b w:val="0"/>
+                <w:i w:val="0"/>
+                <w:caps w:val="0"/>
+                <w:color w:val="000000"/>
+                <w:sz w:val="24"/>
+              </w:rPr>
+              <w:t>Đang theo dõi</w:t>
+            </w:r>
+          </w:p>
+        </w:tc>
+        <w:tc>
+          <w:tcPr>
+            <w:tcW w:type="dxa" w:w="1100"/>
+          </w:tcPr>
+          <w:p>
+            <w:pPr>
+              <w:spacing w:before="0" w:after="40"/>
               <w:jc w:val="right"/>
             </w:pPr>
             <w:r>
@@ -8659,7 +9100,7 @@
                 <w:color w:val="000000"/>
                 <w:sz w:val="24"/>
               </w:rPr>
-              <w:t>3,1</w:t>
+              <w:t>4,2</w:t>
             </w:r>
           </w:p>
         </w:tc>
@@ -8703,7 +9144,7 @@
                 <w:color w:val="000000"/>
                 <w:sz w:val="24"/>
               </w:rPr>
-              <w:t>Trần Bá Đạt</w:t>
+              <w:t>Ninh Đức Toàn</w:t>
             </w:r>
           </w:p>
         </w:tc>
@@ -8725,7 +9166,7 @@
                 <w:color w:val="000000"/>
                 <w:sz w:val="24"/>
               </w:rPr>
-              <w:t>Gói 8.1.2, 8.3.2</w:t>
+              <w:t>Gói 1.5.3. Mốc M7 (29/07/2027)</w:t>
             </w:r>
           </w:p>
         </w:tc>
@@ -8749,29 +9190,29 @@
                 <w:color w:val="000000"/>
                 <w:sz w:val="24"/>
               </w:rPr>
-              <w:t>RR21</w:t>
-            </w:r>
-          </w:p>
-        </w:tc>
-        <w:tc>
-          <w:tcPr>
-            <w:tcW w:type="dxa" w:w="2600"/>
-          </w:tcPr>
-          <w:p>
-            <w:pPr>
-              <w:spacing w:before="0" w:after="40"/>
-              <w:jc w:val="left"/>
-            </w:pPr>
-            <w:r>
-              <w:rPr>
-                <w:rFonts w:ascii="Times New Roman" w:hAnsi="Times New Roman" w:eastAsia="Times New Roman" w:cs="Times New Roman"/>
-                <w:b w:val="0"/>
-                <w:i w:val="0"/>
-                <w:caps w:val="0"/>
-                <w:color w:val="000000"/>
-                <w:sz w:val="24"/>
-              </w:rPr>
-              <w:t>Chủ đầu tư bàn giao môi trường thử của Main System sớm hơn 20/05/2027</w:t>
+              <w:t>RR18</w:t>
+            </w:r>
+          </w:p>
+        </w:tc>
+        <w:tc>
+          <w:tcPr>
+            <w:tcW w:type="dxa" w:w="1500"/>
+          </w:tcPr>
+          <w:p>
+            <w:pPr>
+              <w:spacing w:before="0" w:after="40"/>
+              <w:jc w:val="left"/>
+            </w:pPr>
+            <w:r>
+              <w:rPr>
+                <w:rFonts w:ascii="Times New Roman" w:hAnsi="Times New Roman" w:eastAsia="Times New Roman" w:cs="Times New Roman"/>
+                <w:b w:val="0"/>
+                <w:i w:val="0"/>
+                <w:caps w:val="0"/>
+                <w:color w:val="000000"/>
+                <w:sz w:val="24"/>
+              </w:rPr>
+              <w:t>Phụ thuộc vào ít người có năng lực triển khai hạ tầng</w:t>
             </w:r>
           </w:p>
         </w:tc>
@@ -8793,7 +9234,7 @@
                 <w:color w:val="000000"/>
                 <w:sz w:val="24"/>
               </w:rPr>
-              <w:t>Tích hợp và đối tác</w:t>
+              <w:t>Nhân sự</w:t>
             </w:r>
           </w:p>
         </w:tc>
@@ -8914,6 +9355,28 @@
           <w:p>
             <w:pPr>
               <w:spacing w:before="0" w:after="40"/>
+              <w:jc w:val="center"/>
+            </w:pPr>
+            <w:r>
+              <w:rPr>
+                <w:rFonts w:ascii="Times New Roman" w:hAnsi="Times New Roman" w:eastAsia="Times New Roman" w:cs="Times New Roman"/>
+                <w:b w:val="0"/>
+                <w:i w:val="0"/>
+                <w:caps w:val="0"/>
+                <w:color w:val="000000"/>
+                <w:sz w:val="24"/>
+              </w:rPr>
+              <w:t>Đang theo dõi</w:t>
+            </w:r>
+          </w:p>
+        </w:tc>
+        <w:tc>
+          <w:tcPr>
+            <w:tcW w:type="dxa" w:w="1100"/>
+          </w:tcPr>
+          <w:p>
+            <w:pPr>
+              <w:spacing w:before="0" w:after="40"/>
               <w:jc w:val="right"/>
             </w:pPr>
             <w:r>
@@ -8925,7 +9388,7 @@
                 <w:color w:val="000000"/>
                 <w:sz w:val="24"/>
               </w:rPr>
-              <w:t>1,2</w:t>
+              <w:t>3,1</w:t>
             </w:r>
           </w:p>
         </w:tc>
@@ -8947,7 +9410,7 @@
                 <w:color w:val="000000"/>
                 <w:sz w:val="24"/>
               </w:rPr>
-              <w:t>Tăng cường</w:t>
+              <w:t>Giảm nhẹ</w:t>
             </w:r>
           </w:p>
         </w:tc>
@@ -8969,7 +9432,7 @@
                 <w:color w:val="000000"/>
                 <w:sz w:val="24"/>
               </w:rPr>
-              <w:t>Ninh Đức Toàn</w:t>
+              <w:t>Trần Bá Đạt</w:t>
             </w:r>
           </w:p>
         </w:tc>
@@ -8991,7 +9454,7 @@
                 <w:color w:val="000000"/>
                 <w:sz w:val="24"/>
               </w:rPr>
-              <w:t>Gói 6.2.10</w:t>
+              <w:t>Gói 4.5.1, 3.5.3</w:t>
             </w:r>
           </w:p>
         </w:tc>
@@ -9015,29 +9478,317 @@
                 <w:color w:val="000000"/>
                 <w:sz w:val="24"/>
               </w:rPr>
+              <w:t>RR21</w:t>
+            </w:r>
+          </w:p>
+        </w:tc>
+        <w:tc>
+          <w:tcPr>
+            <w:tcW w:type="dxa" w:w="1500"/>
+          </w:tcPr>
+          <w:p>
+            <w:pPr>
+              <w:spacing w:before="0" w:after="40"/>
+              <w:jc w:val="left"/>
+            </w:pPr>
+            <w:r>
+              <w:rPr>
+                <w:rFonts w:ascii="Times New Roman" w:hAnsi="Times New Roman" w:eastAsia="Times New Roman" w:cs="Times New Roman"/>
+                <w:b w:val="0"/>
+                <w:i w:val="0"/>
+                <w:caps w:val="0"/>
+                <w:color w:val="000000"/>
+                <w:sz w:val="24"/>
+              </w:rPr>
+              <w:t>Chủ đầu tư bàn giao môi trường thử của Main System sớm hơn 20/05/2027</w:t>
+            </w:r>
+          </w:p>
+        </w:tc>
+        <w:tc>
+          <w:tcPr>
+            <w:tcW w:type="dxa" w:w="1400"/>
+          </w:tcPr>
+          <w:p>
+            <w:pPr>
+              <w:spacing w:before="0" w:after="40"/>
+              <w:jc w:val="left"/>
+            </w:pPr>
+            <w:r>
+              <w:rPr>
+                <w:rFonts w:ascii="Times New Roman" w:hAnsi="Times New Roman" w:eastAsia="Times New Roman" w:cs="Times New Roman"/>
+                <w:b w:val="0"/>
+                <w:i w:val="0"/>
+                <w:caps w:val="0"/>
+                <w:color w:val="000000"/>
+                <w:sz w:val="24"/>
+              </w:rPr>
+              <w:t>Tích hợp và đối tác</w:t>
+            </w:r>
+          </w:p>
+        </w:tc>
+        <w:tc>
+          <w:tcPr>
+            <w:tcW w:type="dxa" w:w="450"/>
+          </w:tcPr>
+          <w:p>
+            <w:pPr>
+              <w:spacing w:before="0" w:after="40"/>
+              <w:jc w:val="center"/>
+            </w:pPr>
+            <w:r>
+              <w:rPr>
+                <w:rFonts w:ascii="Times New Roman" w:hAnsi="Times New Roman" w:eastAsia="Times New Roman" w:cs="Times New Roman"/>
+                <w:b w:val="0"/>
+                <w:i w:val="0"/>
+                <w:caps w:val="0"/>
+                <w:color w:val="000000"/>
+                <w:sz w:val="24"/>
+              </w:rPr>
+              <w:t>2</w:t>
+            </w:r>
+          </w:p>
+        </w:tc>
+        <w:tc>
+          <w:tcPr>
+            <w:tcW w:type="dxa" w:w="450"/>
+          </w:tcPr>
+          <w:p>
+            <w:pPr>
+              <w:spacing w:before="0" w:after="40"/>
+              <w:jc w:val="center"/>
+            </w:pPr>
+            <w:r>
+              <w:rPr>
+                <w:rFonts w:ascii="Times New Roman" w:hAnsi="Times New Roman" w:eastAsia="Times New Roman" w:cs="Times New Roman"/>
+                <w:b w:val="0"/>
+                <w:i w:val="0"/>
+                <w:caps w:val="0"/>
+                <w:color w:val="000000"/>
+                <w:sz w:val="24"/>
+              </w:rPr>
+              <w:t>2</w:t>
+            </w:r>
+          </w:p>
+        </w:tc>
+        <w:tc>
+          <w:tcPr>
+            <w:tcW w:type="dxa" w:w="550"/>
+          </w:tcPr>
+          <w:p>
+            <w:pPr>
+              <w:spacing w:before="0" w:after="40"/>
+              <w:jc w:val="center"/>
+            </w:pPr>
+            <w:r>
+              <w:rPr>
+                <w:rFonts w:ascii="Times New Roman" w:hAnsi="Times New Roman" w:eastAsia="Times New Roman" w:cs="Times New Roman"/>
+                <w:b w:val="0"/>
+                <w:i w:val="0"/>
+                <w:caps w:val="0"/>
+                <w:color w:val="000000"/>
+                <w:sz w:val="24"/>
+              </w:rPr>
+              <w:t>4</w:t>
+            </w:r>
+          </w:p>
+        </w:tc>
+        <w:tc>
+          <w:tcPr>
+            <w:tcW w:type="dxa" w:w="1000"/>
+          </w:tcPr>
+          <w:p>
+            <w:pPr>
+              <w:spacing w:before="0" w:after="40"/>
+              <w:jc w:val="center"/>
+            </w:pPr>
+            <w:r>
+              <w:rPr>
+                <w:rFonts w:ascii="Times New Roman" w:hAnsi="Times New Roman" w:eastAsia="Times New Roman" w:cs="Times New Roman"/>
+                <w:b w:val="0"/>
+                <w:i w:val="0"/>
+                <w:caps w:val="0"/>
+                <w:color w:val="000000"/>
+                <w:sz w:val="24"/>
+              </w:rPr>
+              <w:t>Thấp</w:t>
+            </w:r>
+          </w:p>
+        </w:tc>
+        <w:tc>
+          <w:tcPr>
+            <w:tcW w:type="dxa" w:w="600"/>
+          </w:tcPr>
+          <w:p>
+            <w:pPr>
+              <w:spacing w:before="0" w:after="40"/>
+              <w:jc w:val="center"/>
+            </w:pPr>
+            <w:r>
+              <w:rPr>
+                <w:rFonts w:ascii="Times New Roman" w:hAnsi="Times New Roman" w:eastAsia="Times New Roman" w:cs="Times New Roman"/>
+                <w:b w:val="0"/>
+                <w:i w:val="0"/>
+                <w:caps w:val="0"/>
+                <w:color w:val="000000"/>
+                <w:sz w:val="24"/>
+              </w:rPr>
+              <w:t>C</w:t>
+            </w:r>
+          </w:p>
+        </w:tc>
+        <w:tc>
+          <w:tcPr>
+            <w:tcW w:type="dxa" w:w="1100"/>
+          </w:tcPr>
+          <w:p>
+            <w:pPr>
+              <w:spacing w:before="0" w:after="40"/>
+              <w:jc w:val="center"/>
+            </w:pPr>
+            <w:r>
+              <w:rPr>
+                <w:rFonts w:ascii="Times New Roman" w:hAnsi="Times New Roman" w:eastAsia="Times New Roman" w:cs="Times New Roman"/>
+                <w:b w:val="0"/>
+                <w:i w:val="0"/>
+                <w:caps w:val="0"/>
+                <w:color w:val="000000"/>
+                <w:sz w:val="24"/>
+              </w:rPr>
+              <w:t>Đã đóng</w:t>
+            </w:r>
+          </w:p>
+        </w:tc>
+        <w:tc>
+          <w:tcPr>
+            <w:tcW w:type="dxa" w:w="1100"/>
+          </w:tcPr>
+          <w:p>
+            <w:pPr>
+              <w:spacing w:before="0" w:after="40"/>
+              <w:jc w:val="right"/>
+            </w:pPr>
+            <w:r>
+              <w:rPr>
+                <w:rFonts w:ascii="Times New Roman" w:hAnsi="Times New Roman" w:eastAsia="Times New Roman" w:cs="Times New Roman"/>
+                <w:b w:val="0"/>
+                <w:i w:val="0"/>
+                <w:caps w:val="0"/>
+                <w:color w:val="000000"/>
+                <w:sz w:val="24"/>
+              </w:rPr>
+              <w:t>1,2</w:t>
+            </w:r>
+          </w:p>
+        </w:tc>
+        <w:tc>
+          <w:tcPr>
+            <w:tcW w:type="dxa" w:w="1300"/>
+          </w:tcPr>
+          <w:p>
+            <w:pPr>
+              <w:spacing w:before="0" w:after="40"/>
+              <w:jc w:val="left"/>
+            </w:pPr>
+            <w:r>
+              <w:rPr>
+                <w:rFonts w:ascii="Times New Roman" w:hAnsi="Times New Roman" w:eastAsia="Times New Roman" w:cs="Times New Roman"/>
+                <w:b w:val="0"/>
+                <w:i w:val="0"/>
+                <w:caps w:val="0"/>
+                <w:color w:val="000000"/>
+                <w:sz w:val="24"/>
+              </w:rPr>
+              <w:t>Tăng cường</w:t>
+            </w:r>
+          </w:p>
+        </w:tc>
+        <w:tc>
+          <w:tcPr>
+            <w:tcW w:type="dxa" w:w="1600"/>
+          </w:tcPr>
+          <w:p>
+            <w:pPr>
+              <w:spacing w:before="0" w:after="40"/>
+              <w:jc w:val="left"/>
+            </w:pPr>
+            <w:r>
+              <w:rPr>
+                <w:rFonts w:ascii="Times New Roman" w:hAnsi="Times New Roman" w:eastAsia="Times New Roman" w:cs="Times New Roman"/>
+                <w:b w:val="0"/>
+                <w:i w:val="0"/>
+                <w:caps w:val="0"/>
+                <w:color w:val="000000"/>
+                <w:sz w:val="24"/>
+              </w:rPr>
+              <w:t>Ninh Đức Toàn</w:t>
+            </w:r>
+          </w:p>
+        </w:tc>
+        <w:tc>
+          <w:tcPr>
+            <w:tcW w:type="dxa" w:w="2400"/>
+          </w:tcPr>
+          <w:p>
+            <w:pPr>
+              <w:spacing w:before="0" w:after="40"/>
+              <w:jc w:val="left"/>
+            </w:pPr>
+            <w:r>
+              <w:rPr>
+                <w:rFonts w:ascii="Times New Roman" w:hAnsi="Times New Roman" w:eastAsia="Times New Roman" w:cs="Times New Roman"/>
+                <w:b w:val="0"/>
+                <w:i w:val="0"/>
+                <w:caps w:val="0"/>
+                <w:color w:val="000000"/>
+                <w:sz w:val="24"/>
+              </w:rPr>
+              <w:t>Gói 4.4.3</w:t>
+            </w:r>
+          </w:p>
+        </w:tc>
+      </w:tr>
+      <w:tr>
+        <w:tc>
+          <w:tcPr>
+            <w:tcW w:type="dxa" w:w="700"/>
+          </w:tcPr>
+          <w:p>
+            <w:pPr>
+              <w:spacing w:before="0" w:after="40"/>
+              <w:jc w:val="center"/>
+            </w:pPr>
+            <w:r>
+              <w:rPr>
+                <w:rFonts w:ascii="Times New Roman" w:hAnsi="Times New Roman" w:eastAsia="Times New Roman" w:cs="Times New Roman"/>
+                <w:b w:val="0"/>
+                <w:i w:val="0"/>
+                <w:caps w:val="0"/>
+                <w:color w:val="000000"/>
+                <w:sz w:val="24"/>
+              </w:rPr>
               <w:t>RR19</w:t>
             </w:r>
           </w:p>
         </w:tc>
         <w:tc>
           <w:tcPr>
-            <w:tcW w:type="dxa" w:w="2600"/>
-          </w:tcPr>
-          <w:p>
-            <w:pPr>
-              <w:spacing w:before="0" w:after="40"/>
-              <w:jc w:val="left"/>
-            </w:pPr>
-            <w:r>
-              <w:rPr>
-                <w:rFonts w:ascii="Times New Roman" w:hAnsi="Times New Roman" w:eastAsia="Times New Roman" w:cs="Times New Roman"/>
-                <w:b w:val="0"/>
-                <w:i w:val="0"/>
-                <w:caps w:val="0"/>
-                <w:color w:val="000000"/>
-                <w:sz w:val="24"/>
-              </w:rPr>
-              <w:t>Mốc M2 hoặc M3 trễ làm dời khoản thu Đợt 2, Đợt 3</w:t>
+            <w:tcW w:type="dxa" w:w="1500"/>
+          </w:tcPr>
+          <w:p>
+            <w:pPr>
+              <w:spacing w:before="0" w:after="40"/>
+              <w:jc w:val="left"/>
+            </w:pPr>
+            <w:r>
+              <w:rPr>
+                <w:rFonts w:ascii="Times New Roman" w:hAnsi="Times New Roman" w:eastAsia="Times New Roman" w:cs="Times New Roman"/>
+                <w:b w:val="0"/>
+                <w:i w:val="0"/>
+                <w:caps w:val="0"/>
+                <w:color w:val="000000"/>
+                <w:sz w:val="24"/>
+              </w:rPr>
+              <w:t>Mốc M3 hoặc M9 trễ làm dời khoản thu Đợt 3, Đợt 6</w:t>
             </w:r>
           </w:p>
         </w:tc>
@@ -9180,6 +9931,28 @@
           <w:p>
             <w:pPr>
               <w:spacing w:before="0" w:after="40"/>
+              <w:jc w:val="center"/>
+            </w:pPr>
+            <w:r>
+              <w:rPr>
+                <w:rFonts w:ascii="Times New Roman" w:hAnsi="Times New Roman" w:eastAsia="Times New Roman" w:cs="Times New Roman"/>
+                <w:b w:val="0"/>
+                <w:i w:val="0"/>
+                <w:caps w:val="0"/>
+                <w:color w:val="000000"/>
+                <w:sz w:val="24"/>
+              </w:rPr>
+              <w:t>Đang theo dõi</w:t>
+            </w:r>
+          </w:p>
+        </w:tc>
+        <w:tc>
+          <w:tcPr>
+            <w:tcW w:type="dxa" w:w="1100"/>
+          </w:tcPr>
+          <w:p>
+            <w:pPr>
+              <w:spacing w:before="0" w:after="40"/>
               <w:jc w:val="right"/>
             </w:pPr>
             <w:r>
@@ -9191,7 +9964,7 @@
                 <w:color w:val="000000"/>
                 <w:sz w:val="24"/>
               </w:rPr>
-              <w:t>0,9</w:t>
+              <w:t>1,0</w:t>
             </w:r>
           </w:p>
         </w:tc>
@@ -9257,7 +10030,7 @@
                 <w:color w:val="000000"/>
                 <w:sz w:val="24"/>
               </w:rPr>
-              <w:t>Gói 2.1.7, 1.3.2</w:t>
+              <w:t>Gói 4.4.6, 5.4.5. Mốc M3 (08/07/2027), M9 (27/07/2027)</w:t>
             </w:r>
           </w:p>
         </w:tc>
@@ -9507,7 +10280,7 @@
                 <w:color w:val="000000"/>
                 <w:sz w:val="24"/>
               </w:rPr>
-              <w:t>HSMT và RFP không mô tả nền tảng, phương thức kết nối, cấu trúc dữ liệu của Main System. Đặc tả giao diện tích hợp phụ thuộc tài liệu Chủ đầu tư cung cấp chậm nhất 14/04/2027 (CK1), kiểm thử tích hợp phụ thuộc môi trường thử chậm nhất 20/05/2027 (CK2)</w:t>
+              <w:t>HSMT và RFP không mô tả nền tảng, phương thức kết nối, cấu trúc dữ liệu của Main System. Đặc tả giao diện tích hợp phụ thuộc tài liệu Chủ đầu tư cung cấp chậm nhất 14/04/2027 (CK1), kiểm thử tích hợp phụ thuộc môi trường thử và thay đổi phía Main System chậm nhất 20/05/2027 (CK2, CK8)</w:t>
             </w:r>
           </w:p>
         </w:tc>
@@ -9551,7 +10324,7 @@
                 <w:color w:val="000000"/>
                 <w:sz w:val="24"/>
               </w:rPr>
-              <w:t>Nhà thầu chưa có thông tin kỹ thuật nào về Main System, cả năm luồng tích hợp phụ thuộc tài liệu và môi trường do Chủ đầu tư cung cấp, hạn CK2 chỉ trước kiểm thử tích hợp vài ngày. Dịch vụ giả lập (6.2.8) giảm tác động nhưng không giảm khả năng xảy ra</w:t>
+              <w:t>Nhà thầu chưa có thông tin kỹ thuật nào về Main System, cả năm luồng tích hợp phụ thuộc tài liệu và môi trường do Chủ đầu tư cung cấp, hạn CK2 chỉ trước kiểm thử tích hợp vài ngày. Dịch vụ giả lập (4.4.1) giảm tác động nhưng không giảm khả năng xảy ra</w:t>
             </w:r>
           </w:p>
         </w:tc>
@@ -9573,7 +10346,7 @@
                 <w:color w:val="000000"/>
                 <w:sz w:val="24"/>
               </w:rPr>
-              <w:t>Suy ra mức 4 theo chậm 6 ngày (mức 3), chi phí bằng 1,2% giá chào (mức 2), làm chậm mốc gắn đợt thanh toán M3 (mức 4)</w:t>
+              <w:t>Suy ra mức 4 theo chậm 6 ngày (mức 3), chi phí bằng 1,08% giá chào (mức 2), làm chậm mốc gắn đợt thanh toán M3 (mức 4)</w:t>
             </w:r>
           </w:p>
         </w:tc>
@@ -9597,7 +10370,7 @@
                 <w:color w:val="000000"/>
                 <w:sz w:val="24"/>
               </w:rPr>
-              <w:t>RR04</w:t>
+              <w:t>RR10</w:t>
             </w:r>
           </w:p>
         </w:tc>
@@ -9641,7 +10414,7 @@
                 <w:color w:val="000000"/>
                 <w:sz w:val="24"/>
               </w:rPr>
-              <w:t>Sáu vị trí bổ sung chưa có quyết định điều động chính thức, các vị trí phát triển và kiểm thử được huy động sớm (D1 từ S2, D2 từ S2, Q1 từ S2, D3 từ S2, Q2 từ S3) nên thời gian tuyển ngắn hơn</w:t>
+              <w:t>Khắc phục lỗi kiểm thử chấp nhận gắn ngày bắt đầu 16/07/2027 và phải hoàn thành trong khoảng kiểm thử chấp nhận, Chủ đầu tư có thể đề nghị điều chỉnh ngoài lỗi</w:t>
             </w:r>
           </w:p>
         </w:tc>
@@ -9663,7 +10436,7 @@
                 <w:color w:val="000000"/>
                 <w:sz w:val="24"/>
               </w:rPr>
-              <w:t>Thiếu người cho lập trình, kiểm thử phân hệ và tích hợp, chậm mốc M3 gắn Đợt 3</w:t>
+              <w:t>Không đủ thời gian khắc phục trước cut over, phải dời ngày cut over hoặc bàn giao với lỗi tồn tại</w:t>
             </w:r>
           </w:p>
         </w:tc>
@@ -9685,7 +10458,7 @@
                 <w:color w:val="000000"/>
                 <w:sz w:val="24"/>
               </w:rPr>
-              <w:t>Đã có họ tên dự kiến cho cả sáu vị trí nhưng nhóm ghi còn chờ quyết định điều động. Huy động sớm một sprint rút ngắn thời gian chuẩn bị</w:t>
+              <w:t>Khối lượng khắc phục trong khoảng kiểm thử chấp nhận đã lập 4 gói nhưng số lỗi thực tế phụ thuộc mức ổn định sau kiểm thử hệ thống</w:t>
             </w:r>
           </w:p>
         </w:tc>
@@ -9707,7 +10480,7 @@
                 <w:color w:val="000000"/>
                 <w:sz w:val="24"/>
               </w:rPr>
-              <w:t>Suy ra mức 5 theo chậm 5 ngày (mức 3), chi phí bằng 1,82% giá chào (mức 2), làm lùi ngày cut over (mức 5), làm chậm mốc gắn đợt thanh toán M3 (mức 4)</w:t>
+              <w:t>Suy ra mức 5 theo chậm 2 ngày (mức 2), chi phí bằng 1,18% giá chào (mức 2), làm lùi ngày cut over (mức 5)</w:t>
             </w:r>
           </w:p>
         </w:tc>
@@ -9731,7 +10504,7 @@
                 <w:color w:val="000000"/>
                 <w:sz w:val="24"/>
               </w:rPr>
-              <w:t>RR10</w:t>
+              <w:t>RR01</w:t>
             </w:r>
           </w:p>
         </w:tc>
@@ -9775,7 +10548,7 @@
                 <w:color w:val="000000"/>
                 <w:sz w:val="24"/>
               </w:rPr>
-              <w:t>Khắc phục lỗi kiểm thử chấp nhận gắn ngày bắt đầu 18/06/2027 và phải xong trong khoảng kiểm thử chấp nhận, Chủ đầu tư có thể đề nghị điều chỉnh ngoài lỗi</w:t>
+              <w:t>RFP chỉ nêu tên các sản phẩm đặc tả, cấu trúc cơ sở dữ liệu và menu. Nội dung chi tiết do nhà thầu lập và phải được Chủ đầu tư xác nhận, trong khi thiết kế chi tiết và lập trình từng chức năng bắt đầu trước bước xác nhận đặc tả (3.2.5)</w:t>
             </w:r>
           </w:p>
         </w:tc>
@@ -9797,7 +10570,7 @@
                 <w:color w:val="000000"/>
                 <w:sz w:val="24"/>
               </w:rPr>
-              <w:t>Không đủ thời gian khắc phục trước cut over, phải dời ngày cut over hoặc bàn giao với lỗi tồn tại</w:t>
+              <w:t>Phải điều chỉnh thiết kế chi tiết, Selling DB và mã nguồn đã lập, mốc M2 gắn Đợt 2 bị chậm</w:t>
             </w:r>
           </w:p>
         </w:tc>
@@ -9819,7 +10592,7 @@
                 <w:color w:val="000000"/>
                 <w:sz w:val="24"/>
               </w:rPr>
-              <w:t>Khối lượng khắc phục trong khoảng kiểm thử chấp nhận đã lập 4 gói nhưng số lỗi thực tế phụ thuộc mức ổn định sau kiểm thử hệ thống</w:t>
+              <w:t>Đặc tả lập từ RFP chỉ có tên sản phẩm và lập trình bắt đầu trước khi hai bên xác nhận nên khả năng có thay đổi là đáng kể. Chủ đầu tư đã cam kết chủ sản phẩm có thẩm quyền làm rõ yêu cầu 2 đến 3 buổi mỗi tuần trong S1 đến S3 (CK5) nên không xếp mức cao</w:t>
             </w:r>
           </w:p>
         </w:tc>
@@ -9841,7 +10614,7 @@
                 <w:color w:val="000000"/>
                 <w:sz w:val="24"/>
               </w:rPr>
-              <w:t>Suy ra mức 5 theo chậm 2 ngày (mức 2), chi phí bằng 1,3% giá chào (mức 2), làm lùi ngày cut over (mức 5)</w:t>
+              <w:t>Suy ra mức 4 theo chậm 5 ngày (mức 3), chi phí bằng 1,29% giá chào (mức 2), làm chậm mốc gắn đợt thanh toán M2 (mức 4)</w:t>
             </w:r>
           </w:p>
         </w:tc>
@@ -9865,7 +10638,7 @@
                 <w:color w:val="000000"/>
                 <w:sz w:val="24"/>
               </w:rPr>
-              <w:t>RR01</w:t>
+              <w:t>RR04</w:t>
             </w:r>
           </w:p>
         </w:tc>
@@ -9909,7 +10682,7 @@
                 <w:color w:val="000000"/>
                 <w:sz w:val="24"/>
               </w:rPr>
-              <w:t>RFP chỉ nêu tên các sản phẩm đặc tả, cấu trúc cơ sở dữ liệu và menu. Nội dung chi tiết do nhà thầu lập và phải được Chủ đầu tư xác nhận, trong khi thiết kế chi tiết và lập trình từng chức năng bắt đầu trước bước xác nhận đặc tả (2.1.7)</w:t>
+              <w:t>Bảy vị trí bổ sung là nhân sự của nhà thầu nhưng chưa có quyết định điều động nội bộ vào dự án, các vị trí phát triển và kiểm thử được huy động sớm (Lê Quang Huy, Bùi Anh Tuấn từ S1, Đỗ Minh Quân, Trần Thu Hà từ S2, Phạm Ngọc Anh, Trương Quốc Việt từ S3) nên thời gian bàn giao công việc đang làm ngắn</w:t>
             </w:r>
           </w:p>
         </w:tc>
@@ -9931,7 +10704,7 @@
                 <w:color w:val="000000"/>
                 <w:sz w:val="24"/>
               </w:rPr>
-              <w:t>Phải điều chỉnh thiết kế chi tiết, Selling DB và mã nguồn đã lập, mốc M2 gắn Đợt 2 bị chậm</w:t>
+              <w:t>Thiếu người cho lập trình, kiểm thử phân hệ và tích hợp, chậm mốc M3 gắn Đợt 3</w:t>
             </w:r>
           </w:p>
         </w:tc>
@@ -9953,7 +10726,7 @@
                 <w:color w:val="000000"/>
                 <w:sz w:val="24"/>
               </w:rPr>
-              <w:t>Đặc tả lập từ RFP chỉ có tên sản phẩm và lập trình bắt đầu trước khi hai bên xác nhận nên khả năng có thay đổi là đáng kể. Chủ đầu tư đã cam kết chủ sản phẩm có thẩm quyền làm rõ yêu cầu 2 đến 3 buổi mỗi tuần trong S1 đến S3 (CK5) nên không xếp mức cao</w:t>
+              <w:t>Đã có họ tên dự kiến cho cả bảy vị trí nhưng nhóm ghi còn chờ quyết định điều động. Huy động sớm một sprint rút ngắn thời gian chuẩn bị</w:t>
             </w:r>
           </w:p>
         </w:tc>
@@ -9975,7 +10748,7 @@
                 <w:color w:val="000000"/>
                 <w:sz w:val="24"/>
               </w:rPr>
-              <w:t>Suy ra mức 4 theo chậm 5 ngày (mức 3), chi phí bằng 1,44% giá chào (mức 2), làm chậm mốc gắn đợt thanh toán M2 (mức 4)</w:t>
+              <w:t>Suy ra mức 4 theo chậm 5 ngày (mức 3), chi phí bằng 1,62% giá chào (mức 2), làm chậm mốc gắn đợt thanh toán M3 (mức 4)</w:t>
             </w:r>
           </w:p>
         </w:tc>
@@ -10043,7 +10816,7 @@
                 <w:color w:val="000000"/>
                 <w:sz w:val="24"/>
               </w:rPr>
-              <w:t>Lương tham chiếu lấy theo mức trung vị của báo cáo thị trường, sáu vị trí bổ sung chưa ký hợp đồng lao động</w:t>
+              <w:t>Lương tham chiếu lấy theo mức trung vị của báo cáo thị trường, bảy vị trí bổ sung chưa ký hợp đồng lao động</w:t>
             </w:r>
           </w:p>
         </w:tc>
@@ -10087,7 +10860,7 @@
                 <w:color w:val="000000"/>
                 <w:sz w:val="24"/>
               </w:rPr>
-              <w:t>Sáu vị trí chưa có thỏa thuận lương, huy động sớm một sprint làm thời gian thương lượng ngắn, lương tham chiếu lấy ở mức trung vị nên khoảng một nửa thị trường cao hơn</w:t>
+              <w:t>Bảy vị trí chưa có thỏa thuận lương, huy động sớm một sprint làm thời gian thương lượng ngắn, lương tham chiếu lấy ở mức trung vị nên khoảng một nửa thị trường cao hơn</w:t>
             </w:r>
           </w:p>
         </w:tc>
@@ -10109,7 +10882,7 @@
                 <w:color w:val="000000"/>
                 <w:sz w:val="24"/>
               </w:rPr>
-              <w:t>Suy ra mức 3 theo chậm 0 ngày (mức 1), chi phí bằng 4,32% giá chào (mức 3)</w:t>
+              <w:t>Suy ra mức 3 theo chậm 0 ngày (mức 1), chi phí bằng 3,8% giá chào (mức 3)</w:t>
             </w:r>
           </w:p>
         </w:tc>
@@ -10133,7 +10906,7 @@
                 <w:color w:val="000000"/>
                 <w:sz w:val="24"/>
               </w:rPr>
-              <w:t>RR08</w:t>
+              <w:t>RR22</w:t>
             </w:r>
           </w:p>
         </w:tc>
@@ -10177,7 +10950,7 @@
                 <w:color w:val="000000"/>
                 <w:sz w:val="24"/>
               </w:rPr>
-              <w:t>Cấu hình môi trường vận hành khác môi trường kiểm thử, dữ liệu vận hành chuyển đổi lần đầu, triển khai gắn ngày cố định trước cut over</w:t>
+              <w:t>Phần bán hàng trên sàn theo yêu cầu thay đổi CR01 phụ thuộc tài khoản cửa hàng, khóa truy cập và môi trường thử do sàn cấp theo hồ sơ đăng ký của Chủ đầu tư, nhà thầu chưa từng kết nối với sàn được chọn</w:t>
             </w:r>
           </w:p>
         </w:tc>
@@ -10199,7 +10972,7 @@
                 <w:color w:val="000000"/>
                 <w:sz w:val="24"/>
               </w:rPr>
-              <w:t>Lùi ngày đưa hệ thống vào vận hành, bị phạt chậm tiến độ theo E-ĐKC 15</w:t>
+              <w:t>Chậm kết nối sàn và kiểm thử tích hợp với sàn, chậm kiểm thử chấp nhận phần bán hàng trên sàn và mốc M9 gắn đợt thanh toán 6</w:t>
             </w:r>
           </w:p>
         </w:tc>
@@ -10221,7 +10994,7 @@
                 <w:color w:val="000000"/>
                 <w:sz w:val="24"/>
               </w:rPr>
-              <w:t>Có diễn tập triển khai và chuyển đổi dữ liệu trước cut over (8.3.2) và kế hoạch khôi phục được Chủ đầu tư xác nhận (8.3.1)</w:t>
+              <w:t>Thời gian từ phụ lục đến kiểm thử tích hợp với sàn ngắn, việc cấp tài khoản và khóa truy cập phụ thuộc thủ tục của sàn và Chủ đầu tư, nhà thầu chưa có kinh nghiệm với giao diện lập trình của sàn này</w:t>
             </w:r>
           </w:p>
         </w:tc>
@@ -10243,7 +11016,7 @@
                 <w:color w:val="000000"/>
                 <w:sz w:val="24"/>
               </w:rPr>
-              <w:t>Suy ra mức 5 theo chậm 1 ngày (mức 2), chi phí bằng 0,62% giá chào (mức 1), làm lùi ngày cut over (mức 5)</w:t>
+              <w:t>Suy ra mức 4 theo chậm 3 ngày (mức 2), chi phí bằng 0,65% giá chào (mức 1), làm chậm mốc gắn đợt thanh toán M9 (mức 4)</w:t>
             </w:r>
           </w:p>
         </w:tc>
@@ -10267,7 +11040,7 @@
                 <w:color w:val="000000"/>
                 <w:sz w:val="24"/>
               </w:rPr>
-              <w:t>RR15</w:t>
+              <w:t>RR08</w:t>
             </w:r>
           </w:p>
         </w:tc>
@@ -10311,7 +11084,7 @@
                 <w:color w:val="000000"/>
                 <w:sz w:val="24"/>
               </w:rPr>
-              <w:t>Website công khai trên internet, lưu thông tin thành viên và địa chỉ giao hàng</w:t>
+              <w:t>Cấu hình môi trường vận hành khác môi trường kiểm thử, dữ liệu vận hành chuyển đổi lần đầu, triển khai gắn ngày cố định trước cut over</w:t>
             </w:r>
           </w:p>
         </w:tc>
@@ -10333,7 +11106,7 @@
                 <w:color w:val="000000"/>
                 <w:sz w:val="24"/>
               </w:rPr>
-              <w:t>Vi phạm nghĩa vụ bảo mật, ảnh hưởng nghiệm thu. Bồi thường theo pháp luật dân sự (E-ĐKC 15) chưa ước lượng được nên chưa tính vào tiền</w:t>
+              <w:t>Lùi ngày đưa hệ thống vào vận hành, bị phạt chậm tiến độ theo E-ĐKC 15</w:t>
             </w:r>
           </w:p>
         </w:tc>
@@ -10355,7 +11128,7 @@
                 <w:color w:val="000000"/>
                 <w:sz w:val="24"/>
               </w:rPr>
-              <w:t>Có kiểm thử bảo mật tài khoản theo OWASP Top 10 trong kiểm thử phân hệ (4.4.5) và rà soát bản phát hành (7.3.4)</w:t>
+              <w:t>Có diễn tập triển khai và chuyển đổi dữ liệu trước cut over (3.5.3) và kế hoạch khôi phục được Chủ đầu tư xác nhận (3.5.2)</w:t>
             </w:r>
           </w:p>
         </w:tc>
@@ -10377,7 +11150,7 @@
                 <w:color w:val="000000"/>
                 <w:sz w:val="24"/>
               </w:rPr>
-              <w:t>Suy ra mức 5 theo chậm 2 ngày (mức 2), chi phí bằng 0,6% giá chào (mức 1), vi phạm hợp đồng (mức 5)</w:t>
+              <w:t>Suy ra mức 5 theo chậm 1 ngày (mức 2), chi phí bằng 0,56% giá chào (mức 1), làm lùi ngày cut over (mức 5)</w:t>
             </w:r>
           </w:p>
         </w:tc>
@@ -10401,7 +11174,7 @@
                 <w:color w:val="000000"/>
                 <w:sz w:val="24"/>
               </w:rPr>
-              <w:t>RR03</w:t>
+              <w:t>RR15</w:t>
             </w:r>
           </w:p>
         </w:tc>
@@ -10445,7 +11218,7 @@
                 <w:color w:val="000000"/>
                 <w:sz w:val="24"/>
               </w:rPr>
-              <w:t>Kiểm thử hệ thống chỉ bắt đầu khi các đợt kiểm thử phân hệ và kiểm thử tích hợp hoàn thành. Nhóm kiểm thử làm gần đủ quỹ thời gian trong S5, S6 nên một đợt kiểm thử chậm sẽ đẩy lùi các gói sau</w:t>
+              <w:t>Website công khai trên internet, lưu thông tin thành viên và địa chỉ giao hàng</w:t>
             </w:r>
           </w:p>
         </w:tc>
@@ -10467,7 +11240,7 @@
                 <w:color w:val="000000"/>
                 <w:sz w:val="24"/>
               </w:rPr>
-              <w:t>Kiểm thử chấp nhận bắt đầu muộn, khoảng khắc phục lỗi trước cut over bị rút ngắn, có thể làm lùi ngày cut over</w:t>
+              <w:t>Vi phạm nghĩa vụ bảo mật, ảnh hưởng nghiệm thu. Bồi thường theo pháp luật dân sự (E-ĐKC 15) chưa ước lượng được nên chưa tính vào tiền</w:t>
             </w:r>
           </w:p>
         </w:tc>
@@ -10489,7 +11262,7 @@
                 <w:color w:val="000000"/>
                 <w:sz w:val="24"/>
               </w:rPr>
-              <w:t>Chuỗi trước kiểm thử chấp nhận có dự trữ 4 ngày làm việc theo master schedule, các gói kiểm thử và sửa lỗi phân hệ có ít dự trữ. Vị trí bổ sung được huy động sớm (D1 từ S2, D2 từ S2, Q1 từ S2, D3 từ S2, Q2 từ S3) giúp tăng người làm song song</w:t>
+              <w:t>Có kiểm thử bảo mật tài khoản theo OWASP Top 10 trong kiểm thử phân hệ (2.4.5) và rà soát bản phát hành (4.4.7)</w:t>
             </w:r>
           </w:p>
         </w:tc>
@@ -10511,7 +11284,7 @@
                 <w:color w:val="000000"/>
                 <w:sz w:val="24"/>
               </w:rPr>
-              <w:t>Suy ra mức 3 theo chậm 4 ngày (mức 3), chi phí bằng 1,2% giá chào (mức 2)</w:t>
+              <w:t>Suy ra mức 5 theo chậm 2 ngày (mức 2), chi phí bằng 0,54% giá chào (mức 1), vi phạm hợp đồng (mức 5)</w:t>
             </w:r>
           </w:p>
         </w:tc>
@@ -10535,7 +11308,7 @@
                 <w:color w:val="000000"/>
                 <w:sz w:val="24"/>
               </w:rPr>
-              <w:t>RR06</w:t>
+              <w:t>RR03</w:t>
             </w:r>
           </w:p>
         </w:tc>
@@ -10579,7 +11352,7 @@
                 <w:color w:val="000000"/>
                 <w:sz w:val="24"/>
               </w:rPr>
-              <w:t>Truy vấn tìm kiếm, lọc trên dữ liệu đồng bộ từ Main System chưa có số liệu tải thực tế, chỉ tiêu KT02, KT03 phải đạt trên môi trường vận hành</w:t>
+              <w:t>Kiểm thử hệ thống chỉ bắt đầu khi các đợt kiểm thử phân hệ và kiểm thử tích hợp hoàn thành. Nhóm kiểm thử làm gần đủ quỹ thời gian trong S5 nên một đợt kiểm thử chậm sẽ đẩy lùi các gói sau</w:t>
             </w:r>
           </w:p>
         </w:tc>
@@ -10601,7 +11374,7 @@
                 <w:color w:val="000000"/>
                 <w:sz w:val="24"/>
               </w:rPr>
-              <w:t>Không đạt yêu cầu phi chức năng của HSMT, phải tối ưu lại truy vấn và bộ nhớ đệm</w:t>
+              <w:t>Kiểm thử chấp nhận bắt đầu muộn, khoảng khắc phục lỗi trước cut over bị rút ngắn, có thể làm lùi ngày cut over</w:t>
             </w:r>
           </w:p>
         </w:tc>
@@ -10623,7 +11396,7 @@
                 <w:color w:val="000000"/>
                 <w:sz w:val="24"/>
               </w:rPr>
-              <w:t>Có chỉ mục tìm kiếm riêng và bộ nhớ đệm từ thiết kế (3.2.1, 3.3.8) nhưng chưa có dữ liệu sản phẩm thật trước 10/06/2027 (CK3)</w:t>
+              <w:t>Sau yêu cầu thay đổi CR01, chuỗi trước kiểm thử chấp nhận có dự trữ theo master schedule lập lại lớn hơn khi ký hợp đồng, nhưng các gói kiểm thử và sửa lỗi phân hệ có ít dự trữ và nhóm kiểm thử đồng thời kiểm thử phần bán hàng trên sàn. Vị trí bổ sung được huy động sớm (D1 từ S1, D3 từ S1, D2 từ S2, Q1 từ S2, Q2 từ S3, D4 từ S3) giúp tăng người làm song song</w:t>
             </w:r>
           </w:p>
         </w:tc>
@@ -10645,7 +11418,7 @@
                 <w:color w:val="000000"/>
                 <w:sz w:val="24"/>
               </w:rPr>
-              <w:t>Suy ra mức 3 theo chậm 4 ngày (mức 3), chi phí bằng 0,96% giá chào (mức 1)</w:t>
+              <w:t>Suy ra mức 3 theo chậm 4 ngày (mức 3), chi phí bằng 1,08% giá chào (mức 2)</w:t>
             </w:r>
           </w:p>
         </w:tc>
@@ -10669,7 +11442,7 @@
                 <w:color w:val="000000"/>
                 <w:sz w:val="24"/>
               </w:rPr>
-              <w:t>RR16</w:t>
+              <w:t>RR06</w:t>
             </w:r>
           </w:p>
         </w:tc>
@@ -10713,7 +11486,7 @@
                 <w:color w:val="000000"/>
                 <w:sz w:val="24"/>
               </w:rPr>
-              <w:t>WBS giả định Chủ đầu tư cung cấp hạ tầng vận hành trước khi thiết lập môi trường vận hành (8.1.2), việc mua sắm phía Chủ đầu tư chưa có lịch cụ thể</w:t>
+              <w:t>Truy vấn tìm kiếm, lọc trên dữ liệu đồng bộ từ Main System chưa có số liệu tải thực tế, chỉ tiêu KT02, KT03 phải đạt trên môi trường vận hành</w:t>
             </w:r>
           </w:p>
         </w:tc>
@@ -10735,7 +11508,7 @@
                 <w:color w:val="000000"/>
                 <w:sz w:val="24"/>
               </w:rPr>
-              <w:t>Chậm môi trường vận hành, kiểm thử hiệu năng và diễn tập chuyển đổi dự phòng</w:t>
+              <w:t>Không đạt yêu cầu phi chức năng của HSMT, phải tối ưu lại truy vấn và bộ nhớ đệm</w:t>
             </w:r>
           </w:p>
         </w:tc>
@@ -10757,7 +11530,7 @@
                 <w:color w:val="000000"/>
                 <w:sz w:val="24"/>
               </w:rPr>
-              <w:t>Hạ tầng vận hành không nằm trong danh sách cam kết có hạn của Chủ đầu tư (CK1 đến CK4)</w:t>
+              <w:t>Có chỉ mục tìm kiếm riêng và bộ nhớ đệm từ thiết kế (1.2.7, 1.3.8) nhưng chưa có dữ liệu sản phẩm thật trước 10/06/2027 (CK3)</w:t>
             </w:r>
           </w:p>
         </w:tc>
@@ -10779,7 +11552,7 @@
                 <w:color w:val="000000"/>
                 <w:sz w:val="24"/>
               </w:rPr>
-              <w:t>Suy ra mức 3 theo chậm 4 ngày (mức 3), chi phí bằng 0,89% giá chào (mức 1)</w:t>
+              <w:t>Suy ra mức 3 theo chậm 4 ngày (mức 3), chi phí bằng 0,86% giá chào (mức 1)</w:t>
             </w:r>
           </w:p>
         </w:tc>
@@ -10803,7 +11576,7 @@
                 <w:color w:val="000000"/>
                 <w:sz w:val="24"/>
               </w:rPr>
-              <w:t>RR05</w:t>
+              <w:t>RR16</w:t>
             </w:r>
           </w:p>
         </w:tc>
@@ -10847,7 +11620,7 @@
                 <w:color w:val="000000"/>
                 <w:sz w:val="24"/>
               </w:rPr>
-              <w:t>Công việc quản lý dàn trải chiếm một nửa thời gian của trưởng nhóm trong suốt dự án, phần còn lại gồm kế hoạch, rà soát mã nguồn và tài liệu</w:t>
+              <w:t>Lịch xếp thiết lập môi trường vận hành (4.5.1) từ 20/05/2027 theo đề nghị của nhà thầu về thời điểm bàn giao hạ tầng vận hành (CK7), trong khi HSMT quy định Chủ đầu tư bàn giao chậm nhất 10/06/2027, việc mua sắm phía Chủ đầu tư chưa có lịch cụ thể</w:t>
             </w:r>
           </w:p>
         </w:tc>
@@ -10869,7 +11642,7 @@
                 <w:color w:val="000000"/>
                 <w:sz w:val="24"/>
               </w:rPr>
-              <w:t>Chậm kế hoạch quản lý dự án và các quyết định kỹ thuật, chậm mốc M1</w:t>
+              <w:t>Chậm môi trường vận hành, kiểm thử hiệu năng và diễn tập chuyển đổi dự phòng</w:t>
             </w:r>
           </w:p>
         </w:tc>
@@ -10891,7 +11664,7 @@
                 <w:color w:val="000000"/>
                 <w:sz w:val="24"/>
               </w:rPr>
-              <w:t>Tải giao cho trưởng nhóm gần đủ quỹ thời gian, một nửa mỗi ngày dành cho công việc quản lý dàn trải, các gói kế hoạch nằm trong S1 cùng lúc với khảo sát</w:t>
+              <w:t>Hạn 20/05/2027 là đề nghị của nhà thầu, sớm hơn thời hạn chậm nhất của HSMT khoảng ba tuần, Chủ đầu tư chưa xác nhận lịch mua sắm hạ tầng</w:t>
             </w:r>
           </w:p>
         </w:tc>
@@ -10913,7 +11686,7 @@
                 <w:color w:val="000000"/>
                 <w:sz w:val="24"/>
               </w:rPr>
-              <w:t>Suy ra mức 2 theo chậm 3 ngày (mức 2), chi phí bằng 0,63% giá chào (mức 1)</w:t>
+              <w:t>Suy ra mức 3 theo chậm 4 ngày (mức 3), chi phí bằng 0,8% giá chào (mức 1)</w:t>
             </w:r>
           </w:p>
         </w:tc>
@@ -10937,7 +11710,7 @@
                 <w:color w:val="000000"/>
                 <w:sz w:val="24"/>
               </w:rPr>
-              <w:t>RR07</w:t>
+              <w:t>RR05</w:t>
             </w:r>
           </w:p>
         </w:tc>
@@ -10981,7 +11754,7 @@
                 <w:color w:val="000000"/>
                 <w:sz w:val="24"/>
               </w:rPr>
-              <w:t>Môi trường vận hành hai nút, cơ sở dữ liệu chính và dự phòng thiết lập lần đầu, phương án chuyển đổi dự phòng chưa được diễn tập</w:t>
+              <w:t>Công việc quản lý dàn trải chiếm một nửa thời gian của trưởng nhóm trong suốt dự án, phần còn lại gồm kế hoạch, rà soát mã nguồn và tài liệu</w:t>
             </w:r>
           </w:p>
         </w:tc>
@@ -11003,7 +11776,7 @@
                 <w:color w:val="000000"/>
                 <w:sz w:val="24"/>
               </w:rPr>
-              <w:t>Không đạt chỉ tiêu sẵn sàng KT01, ảnh hưởng nghiệm thu và uy tín kênh bán hàng</w:t>
+              <w:t>Chậm kế hoạch quản lý dự án và các quyết định kỹ thuật, chậm mốc M1</w:t>
             </w:r>
           </w:p>
         </w:tc>
@@ -11025,7 +11798,7 @@
                 <w:color w:val="000000"/>
                 <w:sz w:val="24"/>
               </w:rPr>
-              <w:t>Kiến trúc có hai nút và cơ sở dữ liệu dự phòng (2.2.2, 8.1.2), có gói diễn tập chuyển đổi dự phòng trước kiểm thử chấp nhận (7.3.6)</w:t>
+              <w:t>Tải giao cho trưởng nhóm gần đủ quỹ thời gian, một nửa mỗi ngày dành cho công việc quản lý dàn trải, các gói kế hoạch nằm trong S1 cùng lúc với khảo sát</w:t>
             </w:r>
           </w:p>
         </w:tc>
@@ -11047,7 +11820,7 @@
                 <w:color w:val="000000"/>
                 <w:sz w:val="24"/>
               </w:rPr>
-              <w:t>Suy ra mức 2 theo chậm 3 ngày (mức 2), chi phí bằng 0,89% giá chào (mức 1). Chấm mức 4, lý do: Vi phạm chỉ tiêu kỹ thuật KT01 của HSDT là tác động định tính đến nghiệm thu, không đo hết bằng ngày và tiền</w:t>
+              <w:t>Suy ra mức 2 theo chậm 3 ngày (mức 2), chi phí bằng 0,56% giá chào (mức 1)</w:t>
             </w:r>
           </w:p>
         </w:tc>
@@ -11071,7 +11844,7 @@
                 <w:color w:val="000000"/>
                 <w:sz w:val="24"/>
               </w:rPr>
-              <w:t>RR11</w:t>
+              <w:t>RR07</w:t>
             </w:r>
           </w:p>
         </w:tc>
@@ -11115,7 +11888,7 @@
                 <w:color w:val="000000"/>
                 <w:sz w:val="24"/>
               </w:rPr>
-              <w:t>RFP và HSMT không nêu phương thức thanh toán đơn hàng, WBS ghi thanh toán trực tuyến là giả định ngoài phạm vi</w:t>
+              <w:t>Môi trường vận hành hai nút, cơ sở dữ liệu chính và dự phòng thiết lập lần đầu, phương án chuyển đổi dự phòng chưa được diễn tập</w:t>
             </w:r>
           </w:p>
         </w:tc>
@@ -11137,7 +11910,7 @@
                 <w:color w:val="000000"/>
                 <w:sz w:val="24"/>
               </w:rPr>
-              <w:t>Phát sinh khối lượng tích hợp cổng thanh toán, ảnh hưởng phân hệ đặt hàng và mốc M3</w:t>
+              <w:t>Không đạt chỉ tiêu sẵn sàng KT01, ảnh hưởng nghiệm thu và uy tín kênh bán hàng</w:t>
             </w:r>
           </w:p>
         </w:tc>
@@ -11159,7 +11932,7 @@
                 <w:color w:val="000000"/>
                 <w:sz w:val="24"/>
               </w:rPr>
-              <w:t>Phương thức thanh toán được làm rõ ngay tại họp khởi động và ghi trong đặc tả đặt hàng, sau khi xác nhận mọi bổ sung đi qua quy trình yêu cầu thay đổi</w:t>
+              <w:t>Kiến trúc có hai nút và cơ sở dữ liệu dự phòng (4.2.2, 4.5.1), có gói diễn tập chuyển đổi dự phòng trước kiểm thử chấp nhận (4.4.8)</w:t>
             </w:r>
           </w:p>
         </w:tc>
@@ -11181,7 +11954,7 @@
                 <w:color w:val="000000"/>
                 <w:sz w:val="24"/>
               </w:rPr>
-              <w:t>Suy ra mức 4 theo chậm 5 ngày (mức 3), chi phí bằng 1,44% giá chào (mức 2), làm chậm mốc gắn đợt thanh toán M3 (mức 4)</w:t>
+              <w:t>Suy ra mức 2 theo chậm 3 ngày (mức 2), chi phí bằng 0,8% giá chào (mức 1). Chấm mức 4, lý do: Vi phạm chỉ tiêu kỹ thuật KT01 của HSDT là tác động định tính đến nghiệm thu, không đo hết bằng ngày và tiền</w:t>
             </w:r>
           </w:p>
         </w:tc>
@@ -11205,7 +11978,7 @@
                 <w:color w:val="000000"/>
                 <w:sz w:val="24"/>
               </w:rPr>
-              <w:t>RR12</w:t>
+              <w:t>RR11</w:t>
             </w:r>
           </w:p>
         </w:tc>
@@ -11249,7 +12022,7 @@
                 <w:color w:val="000000"/>
                 <w:sz w:val="24"/>
               </w:rPr>
-              <w:t>Hệ thống dùng nhiều thư viện mã nguồn mở, quyền sở hữu và bản quyền sản phẩm thuộc Chủ đầu tư (R40)</w:t>
+              <w:t>RFP và HSMT không nêu phương thức thanh toán đơn hàng, WBS ghi thanh toán trực tuyến là giả định ngoài phạm vi</w:t>
             </w:r>
           </w:p>
         </w:tc>
@@ -11271,7 +12044,7 @@
                 <w:color w:val="000000"/>
                 <w:sz w:val="24"/>
               </w:rPr>
-              <w:t>Phải thay thư viện, ảnh hưởng nghiệm thu và nghĩa vụ hợp đồng</w:t>
+              <w:t>Phát sinh khối lượng tích hợp cổng thanh toán, ảnh hưởng phân hệ đặt hàng và mốc M3</w:t>
             </w:r>
           </w:p>
         </w:tc>
@@ -11293,7 +12066,7 @@
                 <w:color w:val="000000"/>
                 <w:sz w:val="24"/>
               </w:rPr>
-              <w:t>Nhóm chọn thư viện theo danh mục từ kiến trúc, có gói rà soát giấy phép (1.2.5)</w:t>
+              <w:t>Phương thức thanh toán được làm rõ ngay tại họp khởi động và ghi trong đặc tả đặt hàng, sau khi xác nhận mọi bổ sung đi qua quy trình yêu cầu thay đổi</w:t>
             </w:r>
           </w:p>
         </w:tc>
@@ -11315,7 +12088,7 @@
                 <w:color w:val="000000"/>
                 <w:sz w:val="24"/>
               </w:rPr>
-              <w:t>Suy ra mức 4 theo chậm 1 ngày (mức 2), chi phí bằng 0,36% giá chào (mức 1), làm chậm mốc gắn đợt thanh toán M7 (mức 4)</w:t>
+              <w:t>Suy ra mức 4 theo chậm 5 ngày (mức 3), chi phí bằng 1,29% giá chào (mức 2), làm chậm mốc gắn đợt thanh toán M3 (mức 4)</w:t>
             </w:r>
           </w:p>
         </w:tc>
@@ -11339,7 +12112,7 @@
                 <w:color w:val="000000"/>
                 <w:sz w:val="24"/>
               </w:rPr>
-              <w:t>RR09</w:t>
+              <w:t>RR12</w:t>
             </w:r>
           </w:p>
         </w:tc>
@@ -11383,7 +12156,7 @@
                 <w:color w:val="000000"/>
                 <w:sz w:val="24"/>
               </w:rPr>
-              <w:t>Quy trình vận hành mới thay đổi cách tiếp nhận và xử lý đơn hàng trực tuyến, hướng dẫn vận hành diễn ra sát kiểm thử chấp nhận</w:t>
+              <w:t>Hệ thống dùng nhiều thư viện mã nguồn mở, quyền sở hữu và bản quyền sản phẩm thuộc Chủ đầu tư (R40)</w:t>
             </w:r>
           </w:p>
         </w:tc>
@@ -11405,7 +12178,7 @@
                 <w:color w:val="000000"/>
                 <w:sz w:val="24"/>
               </w:rPr>
-              <w:t>Kiểm thử chấp nhận và vận hành kéo dài, phát sinh yêu cầu hỗ trợ sau cut over</w:t>
+              <w:t>Phải thay thư viện, ảnh hưởng nghiệm thu và nghĩa vụ hợp đồng</w:t>
             </w:r>
           </w:p>
         </w:tc>
@@ -11427,7 +12200,7 @@
                 <w:color w:val="000000"/>
                 <w:sz w:val="24"/>
               </w:rPr>
-              <w:t>Người dùng nghiệp vụ tham gia kiểm thử chấp nhận theo cam kết CK6 nhưng chưa quen hệ thống mới, chỉ có ba buổi hướng dẫn (8.2.3)</w:t>
+              <w:t>Nhóm chọn thư viện theo danh mục từ kiến trúc, có gói rà soát giấy phép (4.5.5)</w:t>
             </w:r>
           </w:p>
         </w:tc>
@@ -11449,7 +12222,7 @@
                 <w:color w:val="000000"/>
                 <w:sz w:val="24"/>
               </w:rPr>
-              <w:t>Suy ra mức 2 theo chậm 2 ngày (mức 2), chi phí bằng 0,49% giá chào (mức 1)</w:t>
+              <w:t>Suy ra mức 4 theo chậm 1 ngày (mức 2), chi phí bằng 0,32% giá chào (mức 1), làm chậm mốc gắn đợt thanh toán M7 (mức 4)</w:t>
             </w:r>
           </w:p>
         </w:tc>
@@ -11473,7 +12246,7 @@
                 <w:color w:val="000000"/>
                 <w:sz w:val="24"/>
               </w:rPr>
-              <w:t>RR14</w:t>
+              <w:t>RR09</w:t>
             </w:r>
           </w:p>
         </w:tc>
@@ -11517,7 +12290,7 @@
                 <w:color w:val="000000"/>
                 <w:sz w:val="24"/>
               </w:rPr>
-              <w:t>Dữ liệu sản phẩm, giá, tồn kho được quản trị trong Main System, Chủ đầu tư cam kết cung cấp theo định dạng thống nhất chậm nhất 10/06/2027 (CK3), chất lượng dữ liệu chưa được kiểm tra</w:t>
+              <w:t>Quy trình vận hành mới thay đổi cách tiếp nhận và xử lý đơn hàng trực tuyến, hướng dẫn vận hành diễn ra sát kiểm thử chấp nhận</w:t>
             </w:r>
           </w:p>
         </w:tc>
@@ -11539,7 +12312,7 @@
                 <w:color w:val="000000"/>
                 <w:sz w:val="24"/>
               </w:rPr>
-              <w:t>Chậm chuyển đổi thử và diễn tập triển khai, rút ngắn thời gian chuẩn bị cut over</w:t>
+              <w:t>Kiểm thử chấp nhận và vận hành kéo dài, phát sinh yêu cầu hỗ trợ sau cut over</w:t>
             </w:r>
           </w:p>
         </w:tc>
@@ -11561,7 +12334,7 @@
                 <w:color w:val="000000"/>
                 <w:sz w:val="24"/>
               </w:rPr>
-              <w:t>Định dạng chuyển đổi mới thống nhất trong đặc tả giao diện, dữ liệu do Chủ đầu tư tự trích xuất lần đầu</w:t>
+              <w:t>Người dùng nghiệp vụ tham gia kiểm thử chấp nhận theo cam kết CK6 nhưng chưa quen hệ thống mới, chỉ có ba buổi hướng dẫn (3.5.1)</w:t>
             </w:r>
           </w:p>
         </w:tc>
@@ -11583,7 +12356,7 @@
                 <w:color w:val="000000"/>
                 <w:sz w:val="24"/>
               </w:rPr>
-              <w:t>Suy ra mức 2 theo chậm 3 ngày (mức 2), chi phí bằng 0,48% giá chào (mức 1)</w:t>
+              <w:t>Suy ra mức 2 theo chậm 2 ngày (mức 2), chi phí bằng 0,44% giá chào (mức 1)</w:t>
             </w:r>
           </w:p>
         </w:tc>
@@ -11607,7 +12380,7 @@
                 <w:color w:val="000000"/>
                 <w:sz w:val="24"/>
               </w:rPr>
-              <w:t>RR20</w:t>
+              <w:t>RR14</w:t>
             </w:r>
           </w:p>
         </w:tc>
@@ -11629,7 +12402,7 @@
                 <w:color w:val="000000"/>
                 <w:sz w:val="24"/>
               </w:rPr>
-              <w:t>Cơ hội</w:t>
+              <w:t>Đe dọa</w:t>
             </w:r>
           </w:p>
         </w:tc>
@@ -11651,7 +12424,7 @@
                 <w:color w:val="000000"/>
                 <w:sz w:val="24"/>
               </w:rPr>
-              <w:t>Nhà thầu đã xây dựng website bán hàng có ba phân hệ tương tự cho Công ty CP Thời trang Hoàng Gia và Công ty TNHH Nội thất An Phát</w:t>
+              <w:t>Dữ liệu sản phẩm, giá, tồn kho được quản trị trong Main System, nhà thầu đề nghị Chủ đầu tư cung cấp theo định dạng thống nhất chậm nhất 9 giờ 00 ngày 10/06/2027 (CK3, HSMT không quy định thời hạn), chất lượng dữ liệu chưa được kiểm tra</w:t>
             </w:r>
           </w:p>
         </w:tc>
@@ -11673,7 +12446,7 @@
                 <w:color w:val="000000"/>
                 <w:sz w:val="24"/>
               </w:rPr>
-              <w:t>Rút ngắn khung ứng dụng, thư viện thành phần giao diện, giải phóng thời gian cho lập trình phân hệ</w:t>
+              <w:t>Chậm chuyển đổi thử và diễn tập triển khai, rút ngắn thời gian chuẩn bị cut over</w:t>
             </w:r>
           </w:p>
         </w:tc>
@@ -11695,7 +12468,7 @@
                 <w:color w:val="000000"/>
                 <w:sz w:val="24"/>
               </w:rPr>
-              <w:t>Thành viên nhóm trực tiếp làm hai dự án tương tự, cần xác nhận quyền sử dụng lại thành phần không thuộc sở hữu của chủ đầu tư trước</w:t>
+              <w:t>Định dạng chuyển đổi mới thống nhất trong đặc tả giao diện, dữ liệu do Chủ đầu tư tự trích xuất lần đầu</w:t>
             </w:r>
           </w:p>
         </w:tc>
@@ -11717,7 +12490,7 @@
                 <w:color w:val="000000"/>
                 <w:sz w:val="24"/>
               </w:rPr>
-              <w:t>Suy ra mức 2 theo sớm 3 ngày (mức 2), lợi ích bằng 0,96% giá chào (mức 1)</w:t>
+              <w:t>Suy ra mức 2 theo chậm 3 ngày (mức 2), chi phí bằng 0,43% giá chào (mức 1)</w:t>
             </w:r>
           </w:p>
         </w:tc>
@@ -11741,7 +12514,7 @@
                 <w:color w:val="000000"/>
                 <w:sz w:val="24"/>
               </w:rPr>
-              <w:t>RR17</w:t>
+              <w:t>RR20</w:t>
             </w:r>
           </w:p>
         </w:tc>
@@ -11763,7 +12536,7 @@
                 <w:color w:val="000000"/>
                 <w:sz w:val="24"/>
               </w:rPr>
-              <w:t>Đe dọa</w:t>
+              <w:t>Cơ hội</w:t>
             </w:r>
           </w:p>
         </w:tc>
@@ -11785,7 +12558,7 @@
                 <w:color w:val="000000"/>
                 <w:sz w:val="24"/>
               </w:rPr>
-              <w:t>Một số lỗi nhỏ có thể được chuyển sang khắc phục trong thời hạn bảo hành, chi phí bảo hành gộp trong khoản B</w:t>
+              <w:t>Nhà thầu đã xây dựng website bán hàng có ba phân hệ tương tự cho Công ty CP Thời trang Hoàng Gia và Công ty TNHH Nội thất An Phát</w:t>
             </w:r>
           </w:p>
         </w:tc>
@@ -11807,7 +12580,7 @@
                 <w:color w:val="000000"/>
                 <w:sz w:val="24"/>
               </w:rPr>
-              <w:t>Tăng chi phí sau dự án, ảnh hưởng thu hồi bảo lãnh bảo hành</w:t>
+              <w:t>Rút ngắn khung ứng dụng, thư viện thành phần giao diện, giải phóng thời gian cho lập trình phân hệ</w:t>
             </w:r>
           </w:p>
         </w:tc>
@@ -11829,7 +12602,7 @@
                 <w:color w:val="000000"/>
                 <w:sz w:val="24"/>
               </w:rPr>
-              <w:t>Lỗi tồn tại khi bàn giao phải có Chủ đầu tư đồng ý, kiểm thử hồi quy bản phát hành chạy trong khoảng kiểm thử chấp nhận, nên lỗi lọt sang bảo hành được kiểm soát</w:t>
+              <w:t>Thành viên nhóm trực tiếp làm hai dự án tương tự, cần xác nhận quyền sử dụng lại thành phần không thuộc sở hữu của chủ đầu tư trước</w:t>
             </w:r>
           </w:p>
         </w:tc>
@@ -11851,7 +12624,7 @@
                 <w:color w:val="000000"/>
                 <w:sz w:val="24"/>
               </w:rPr>
-              <w:t>Suy ra mức 2 theo chậm 0 ngày (mức 1), chi phí bằng 1,2% giá chào (mức 2)</w:t>
+              <w:t>Suy ra mức 2 theo sớm 3 ngày (mức 2), lợi ích bằng 0,86% giá chào (mức 1)</w:t>
             </w:r>
           </w:p>
         </w:tc>
@@ -11875,7 +12648,7 @@
                 <w:color w:val="000000"/>
                 <w:sz w:val="24"/>
               </w:rPr>
-              <w:t>RR18</w:t>
+              <w:t>RR17</w:t>
             </w:r>
           </w:p>
         </w:tc>
@@ -11919,7 +12692,7 @@
                 <w:color w:val="000000"/>
                 <w:sz w:val="24"/>
               </w:rPr>
-              <w:t>Ninh Đức Toàn và vị trí D3 là hai người duy nhất có năng lực triển khai và vận hành (DevOps)</w:t>
+              <w:t>Một số lỗi nhỏ có thể được chuyển sang khắc phục trong thời hạn bảo hành, chi phí bảo hành gộp trong khoản B</w:t>
             </w:r>
           </w:p>
         </w:tc>
@@ -11941,7 +12714,7 @@
                 <w:color w:val="000000"/>
                 <w:sz w:val="24"/>
               </w:rPr>
-              <w:t>Chậm môi trường vận hành và diễn tập triển khai khi một người vắng mặt</w:t>
+              <w:t>Tăng chi phí sau dự án, ảnh hưởng thu hồi bảo lãnh bảo hành</w:t>
             </w:r>
           </w:p>
         </w:tc>
@@ -11963,7 +12736,7 @@
                 <w:color w:val="000000"/>
                 <w:sz w:val="24"/>
               </w:rPr>
-              <w:t>Có hai người cùng năng lực từ khi D3 được huy động, các gói hạ tầng có tài liệu hướng dẫn</w:t>
+              <w:t>Lỗi tồn tại khi bàn giao phải có Chủ đầu tư đồng ý, kiểm thử hồi quy bản phát hành chạy trong khoảng kiểm thử chấp nhận, nên lỗi lọt sang bảo hành được kiểm soát</w:t>
             </w:r>
           </w:p>
         </w:tc>
@@ -11985,7 +12758,7 @@
                 <w:color w:val="000000"/>
                 <w:sz w:val="24"/>
               </w:rPr>
-              <w:t>Suy ra mức 2 theo chậm 3 ngày (mức 2), chi phí bằng 0,89% giá chào (mức 1)</w:t>
+              <w:t>Suy ra mức 2 theo chậm 0 ngày (mức 1), chi phí bằng 1,08% giá chào (mức 2)</w:t>
             </w:r>
           </w:p>
         </w:tc>
@@ -12009,7 +12782,7 @@
                 <w:color w:val="000000"/>
                 <w:sz w:val="24"/>
               </w:rPr>
-              <w:t>RR21</w:t>
+              <w:t>RR18</w:t>
             </w:r>
           </w:p>
         </w:tc>
@@ -12031,7 +12804,7 @@
                 <w:color w:val="000000"/>
                 <w:sz w:val="24"/>
               </w:rPr>
-              <w:t>Cơ hội</w:t>
+              <w:t>Đe dọa</w:t>
             </w:r>
           </w:p>
         </w:tc>
@@ -12053,7 +12826,7 @@
                 <w:color w:val="000000"/>
                 <w:sz w:val="24"/>
               </w:rPr>
-              <w:t>Môi trường thử của Main System có thể sẵn sàng sớm hơn hạn cam kết CK2 nếu Chủ đầu tư ưu tiên</w:t>
+              <w:t>Chỉ có Ninh Đức Toàn và hai vị trí bổ sung Bùi Anh Tuấn (từ S1), Trương Quốc Việt (từ S3) có năng lực triển khai và vận hành (DevOps), hai vị trí bổ sung chưa có quyết định điều động (RR04)</w:t>
             </w:r>
           </w:p>
         </w:tc>
@@ -12075,7 +12848,7 @@
                 <w:color w:val="000000"/>
                 <w:sz w:val="24"/>
               </w:rPr>
-              <w:t>Kiểm thử tích hợp bắt đầu sớm, tăng dự trữ của chuỗi kiểm thử hệ thống</w:t>
+              <w:t>Chậm môi trường vận hành và diễn tập triển khai khi một người vắng mặt</w:t>
             </w:r>
           </w:p>
         </w:tc>
@@ -12097,7 +12870,7 @@
                 <w:color w:val="000000"/>
                 <w:sz w:val="24"/>
               </w:rPr>
-              <w:t>Hạn CK2 do Chủ đầu tư đặt, chưa có thông tin về khả năng bàn giao sớm</w:t>
+              <w:t>Có ba người cùng năng lực từ S3 khi D4 được huy động, nhưng hai người là vị trí bổ sung chưa có quyết định điều động, các gói hạ tầng có tài liệu hướng dẫn</w:t>
             </w:r>
           </w:p>
         </w:tc>
@@ -12119,7 +12892,7 @@
                 <w:color w:val="000000"/>
                 <w:sz w:val="24"/>
               </w:rPr>
-              <w:t>Suy ra mức 2 theo sớm 3 ngày (mức 2), lợi ích bằng 0,34% giá chào (mức 1)</w:t>
+              <w:t>Suy ra mức 2 theo chậm 3 ngày (mức 2), chi phí bằng 0,8% giá chào (mức 1)</w:t>
             </w:r>
           </w:p>
         </w:tc>
@@ -12143,6 +12916,140 @@
                 <w:color w:val="000000"/>
                 <w:sz w:val="24"/>
               </w:rPr>
+              <w:t>RR21</w:t>
+            </w:r>
+          </w:p>
+        </w:tc>
+        <w:tc>
+          <w:tcPr>
+            <w:tcW w:type="dxa" w:w="900"/>
+          </w:tcPr>
+          <w:p>
+            <w:pPr>
+              <w:spacing w:before="0" w:after="40"/>
+              <w:jc w:val="left"/>
+            </w:pPr>
+            <w:r>
+              <w:rPr>
+                <w:rFonts w:ascii="Times New Roman" w:hAnsi="Times New Roman" w:eastAsia="Times New Roman" w:cs="Times New Roman"/>
+                <w:b w:val="0"/>
+                <w:i w:val="0"/>
+                <w:caps w:val="0"/>
+                <w:color w:val="000000"/>
+                <w:sz w:val="24"/>
+              </w:rPr>
+              <w:t>Cơ hội</w:t>
+            </w:r>
+          </w:p>
+        </w:tc>
+        <w:tc>
+          <w:tcPr>
+            <w:tcW w:type="dxa" w:w="3300"/>
+          </w:tcPr>
+          <w:p>
+            <w:pPr>
+              <w:spacing w:before="0" w:after="40"/>
+              <w:jc w:val="left"/>
+            </w:pPr>
+            <w:r>
+              <w:rPr>
+                <w:rFonts w:ascii="Times New Roman" w:hAnsi="Times New Roman" w:eastAsia="Times New Roman" w:cs="Times New Roman"/>
+                <w:b w:val="0"/>
+                <w:i w:val="0"/>
+                <w:caps w:val="0"/>
+                <w:color w:val="000000"/>
+                <w:sz w:val="24"/>
+              </w:rPr>
+              <w:t>Môi trường thử của Main System có thể sẵn sàng sớm hơn hạn cam kết CK2 nếu Chủ đầu tư ưu tiên</w:t>
+            </w:r>
+          </w:p>
+        </w:tc>
+        <w:tc>
+          <w:tcPr>
+            <w:tcW w:type="dxa" w:w="3000"/>
+          </w:tcPr>
+          <w:p>
+            <w:pPr>
+              <w:spacing w:before="0" w:after="40"/>
+              <w:jc w:val="left"/>
+            </w:pPr>
+            <w:r>
+              <w:rPr>
+                <w:rFonts w:ascii="Times New Roman" w:hAnsi="Times New Roman" w:eastAsia="Times New Roman" w:cs="Times New Roman"/>
+                <w:b w:val="0"/>
+                <w:i w:val="0"/>
+                <w:caps w:val="0"/>
+                <w:color w:val="000000"/>
+                <w:sz w:val="24"/>
+              </w:rPr>
+              <w:t>Kiểm thử tích hợp bắt đầu sớm, tăng dự trữ của chuỗi kiểm thử hệ thống</w:t>
+            </w:r>
+          </w:p>
+        </w:tc>
+        <w:tc>
+          <w:tcPr>
+            <w:tcW w:type="dxa" w:w="3100"/>
+          </w:tcPr>
+          <w:p>
+            <w:pPr>
+              <w:spacing w:before="0" w:after="40"/>
+              <w:jc w:val="left"/>
+            </w:pPr>
+            <w:r>
+              <w:rPr>
+                <w:rFonts w:ascii="Times New Roman" w:hAnsi="Times New Roman" w:eastAsia="Times New Roman" w:cs="Times New Roman"/>
+                <w:b w:val="0"/>
+                <w:i w:val="0"/>
+                <w:caps w:val="0"/>
+                <w:color w:val="000000"/>
+                <w:sz w:val="24"/>
+              </w:rPr>
+              <w:t>Hạn CK2 do Chủ đầu tư đặt, chưa có thông tin về khả năng bàn giao sớm</w:t>
+            </w:r>
+          </w:p>
+        </w:tc>
+        <w:tc>
+          <w:tcPr>
+            <w:tcW w:type="dxa" w:w="3100"/>
+          </w:tcPr>
+          <w:p>
+            <w:pPr>
+              <w:spacing w:before="0" w:after="40"/>
+              <w:jc w:val="left"/>
+            </w:pPr>
+            <w:r>
+              <w:rPr>
+                <w:rFonts w:ascii="Times New Roman" w:hAnsi="Times New Roman" w:eastAsia="Times New Roman" w:cs="Times New Roman"/>
+                <w:b w:val="0"/>
+                <w:i w:val="0"/>
+                <w:caps w:val="0"/>
+                <w:color w:val="000000"/>
+                <w:sz w:val="24"/>
+              </w:rPr>
+              <w:t>Suy ra mức 2 theo sớm 3 ngày (mức 2), lợi ích bằng 0,31% giá chào (mức 1)</w:t>
+            </w:r>
+          </w:p>
+        </w:tc>
+      </w:tr>
+      <w:tr>
+        <w:tc>
+          <w:tcPr>
+            <w:tcW w:type="dxa" w:w="700"/>
+          </w:tcPr>
+          <w:p>
+            <w:pPr>
+              <w:spacing w:before="0" w:after="40"/>
+              <w:jc w:val="center"/>
+            </w:pPr>
+            <w:r>
+              <w:rPr>
+                <w:rFonts w:ascii="Times New Roman" w:hAnsi="Times New Roman" w:eastAsia="Times New Roman" w:cs="Times New Roman"/>
+                <w:b w:val="0"/>
+                <w:i w:val="0"/>
+                <w:caps w:val="0"/>
+                <w:color w:val="000000"/>
+                <w:sz w:val="24"/>
+              </w:rPr>
               <w:t>RR19</w:t>
             </w:r>
           </w:p>
@@ -12187,7 +13094,7 @@
                 <w:color w:val="000000"/>
                 <w:sz w:val="24"/>
               </w:rPr>
-              <w:t>Khoản thu Đợt 2, Đợt 3 gắn với mốc M2, M3, Chủ đầu tư thanh toán trong 15 ngày kể từ khi nhận đủ hồ sơ</w:t>
+              <w:t>Khoản thu Đợt 3 gắn mốc M3 (không còn dự trữ đến hạn theo phụ lục), Đợt 6 gắn mốc M9 nghiệm thu phần bán hàng trên sàn, Chủ đầu tư thanh toán trong 15 ngày kể từ khi nhận đủ hồ sơ. Đợt 2 đã đến hạn thu sau mốc M2</w:t>
             </w:r>
           </w:p>
         </w:tc>
@@ -12209,7 +13116,7 @@
                 <w:color w:val="000000"/>
                 <w:sz w:val="24"/>
               </w:rPr>
-              <w:t>Phải dùng vốn lưu động để trả lương, phát sinh chi phí vốn (giả định 10% một năm trên giá trị Đợt 3 trong một tháng, cần nhóm xác nhận)</w:t>
+              <w:t>Phải dùng vốn lưu động để trả lương, phát sinh chi phí vốn (giả định 10% một năm trên giá trị Đợt 3 và Đợt 6 trong một tháng, theo quyết định của nhóm ngày 18/10/2026)</w:t>
             </w:r>
           </w:p>
         </w:tc>
@@ -12231,7 +13138,7 @@
                 <w:color w:val="000000"/>
                 <w:sz w:val="24"/>
               </w:rPr>
-              <w:t>M2, M3 cần Chủ đầu tư xác nhận trong 5 ngày làm việc đã tính trong lịch, hồ sơ thanh toán chuẩn bị song song với bước xác nhận</w:t>
+              <w:t>M3 cần Chủ đầu tư kiểm tra trong thời gian đã tính trong lịch, M9 nằm trong khoảng kiểm thử chấp nhận cùng Chủ đầu tư, hồ sơ thanh toán chuẩn bị song song với bước kiểm tra</w:t>
             </w:r>
           </w:p>
         </w:tc>
@@ -12434,7 +13341,7 @@
                 <w:color w:val="000000"/>
                 <w:sz w:val="24"/>
               </w:rPr>
-              <w:t>Kiểm thử tích hợp (6.2.10) đạt và biên bản xác nhận đặc tả giao diện tích hợp đã ký</w:t>
+              <w:t>Kiểm thử tích hợp (4.4.3) đạt và biên bản xác nhận đặc tả giao diện tích hợp đã ký</w:t>
             </w:r>
           </w:p>
         </w:tc>
@@ -12458,7 +13365,7 @@
                 <w:color w:val="000000"/>
                 <w:sz w:val="24"/>
               </w:rPr>
-              <w:t>RR04</w:t>
+              <w:t>RR10</w:t>
             </w:r>
           </w:p>
         </w:tc>
@@ -12480,7 +13387,7 @@
                 <w:color w:val="000000"/>
                 <w:sz w:val="24"/>
               </w:rPr>
-              <w:t>2 x 3 = 6, thấp, hạng C</w:t>
+              <w:t>2 x 5 = 10, trung bình, hạng B</w:t>
             </w:r>
           </w:p>
         </w:tc>
@@ -12502,7 +13409,7 @@
                 <w:color w:val="000000"/>
                 <w:sz w:val="24"/>
               </w:rPr>
-              <w:t>Cả sáu vị trí đã có mặt theo sprint huy động</w:t>
+              <w:t>Biên bản kiểm thử chấp nhận (M5) không còn lỗi nghiêm trọng hoặc cao</w:t>
             </w:r>
           </w:p>
         </w:tc>
@@ -12526,7 +13433,7 @@
                 <w:color w:val="000000"/>
                 <w:sz w:val="24"/>
               </w:rPr>
-              <w:t>RR10</w:t>
+              <w:t>RR01</w:t>
             </w:r>
           </w:p>
         </w:tc>
@@ -12548,7 +13455,7 @@
                 <w:color w:val="000000"/>
                 <w:sz w:val="24"/>
               </w:rPr>
-              <w:t>2 x 5 = 10, trung bình, hạng B</w:t>
+              <w:t>2 x 3 = 6, thấp, hạng C</w:t>
             </w:r>
           </w:p>
         </w:tc>
@@ -12570,7 +13477,7 @@
                 <w:color w:val="000000"/>
                 <w:sz w:val="24"/>
               </w:rPr>
-              <w:t>Biên bản kiểm thử chấp nhận (M5) không còn lỗi nghiêm trọng hoặc cao</w:t>
+              <w:t>Biên bản xác nhận đặc tả (M2) được ký và không còn yêu cầu sửa đổi đặc tả đang mở</w:t>
             </w:r>
           </w:p>
         </w:tc>
@@ -12594,7 +13501,7 @@
                 <w:color w:val="000000"/>
                 <w:sz w:val="24"/>
               </w:rPr>
-              <w:t>RR01</w:t>
+              <w:t>RR04</w:t>
             </w:r>
           </w:p>
         </w:tc>
@@ -12638,7 +13545,7 @@
                 <w:color w:val="000000"/>
                 <w:sz w:val="24"/>
               </w:rPr>
-              <w:t>Biên bản xác nhận đặc tả (M2) được ký và không còn yêu cầu sửa đổi đặc tả đang mở</w:t>
+              <w:t>Cả bảy vị trí có quyết định điều động và đã có mặt theo sprint huy động</w:t>
             </w:r>
           </w:p>
         </w:tc>
@@ -12706,7 +13613,7 @@
                 <w:color w:val="000000"/>
                 <w:sz w:val="24"/>
               </w:rPr>
-              <w:t>Đã ký hợp đồng lao động với cả sáu vị trí</w:t>
+              <w:t>Đã ký hợp đồng lao động với cả bảy vị trí</w:t>
             </w:r>
           </w:p>
         </w:tc>
@@ -12730,7 +13637,7 @@
                 <w:color w:val="000000"/>
                 <w:sz w:val="24"/>
               </w:rPr>
-              <w:t>RR08</w:t>
+              <w:t>RR22</w:t>
             </w:r>
           </w:p>
         </w:tc>
@@ -12752,7 +13659,7 @@
                 <w:color w:val="000000"/>
                 <w:sz w:val="24"/>
               </w:rPr>
-              <w:t>1 x 5 = 5, thấp, hạng B</w:t>
+              <w:t>2 x 3 = 6, thấp, hạng C</w:t>
             </w:r>
           </w:p>
         </w:tc>
@@ -12774,7 +13681,7 @@
                 <w:color w:val="000000"/>
                 <w:sz w:val="24"/>
               </w:rPr>
-              <w:t>Biên bản bàn giao hệ thống ngày 01/07/2027 được ký</w:t>
+              <w:t>Kiểm thử tích hợp với sàn (5.4.2) đạt</w:t>
             </w:r>
           </w:p>
         </w:tc>
@@ -12798,7 +13705,7 @@
                 <w:color w:val="000000"/>
                 <w:sz w:val="24"/>
               </w:rPr>
-              <w:t>RR15</w:t>
+              <w:t>RR08</w:t>
             </w:r>
           </w:p>
         </w:tc>
@@ -12842,7 +13749,7 @@
                 <w:color w:val="000000"/>
                 <w:sz w:val="24"/>
               </w:rPr>
-              <w:t>Báo cáo rà soát lỗ hổng bản phát hành không còn lỗ hổng mức cao</w:t>
+              <w:t>Biên bản bàn giao hệ thống ngày 29/07/2027 được ký</w:t>
             </w:r>
           </w:p>
         </w:tc>
@@ -12866,7 +13773,7 @@
                 <w:color w:val="000000"/>
                 <w:sz w:val="24"/>
               </w:rPr>
-              <w:t>RR03</w:t>
+              <w:t>RR15</w:t>
             </w:r>
           </w:p>
         </w:tc>
@@ -12888,7 +13795,7 @@
                 <w:color w:val="000000"/>
                 <w:sz w:val="24"/>
               </w:rPr>
-              <w:t>2 x 3 = 6, thấp, hạng C</w:t>
+              <w:t>1 x 5 = 5, thấp, hạng B</w:t>
             </w:r>
           </w:p>
         </w:tc>
@@ -12910,7 +13817,7 @@
                 <w:color w:val="000000"/>
                 <w:sz w:val="24"/>
               </w:rPr>
-              <w:t>Biên bản hoàn thành kiểm thử hệ thống (M4) được lập trước 18/06/2027</w:t>
+              <w:t>Báo cáo rà soát lỗ hổng bản phát hành không còn lỗ hổng mức cao</w:t>
             </w:r>
           </w:p>
         </w:tc>
@@ -12934,7 +13841,7 @@
                 <w:color w:val="000000"/>
                 <w:sz w:val="24"/>
               </w:rPr>
-              <w:t>RR06</w:t>
+              <w:t>RR03</w:t>
             </w:r>
           </w:p>
         </w:tc>
@@ -12956,7 +13863,7 @@
                 <w:color w:val="000000"/>
                 <w:sz w:val="24"/>
               </w:rPr>
-              <w:t>2 x 2 = 4, thấp, hạng C</w:t>
+              <w:t>2 x 3 = 6, thấp, hạng C</w:t>
             </w:r>
           </w:p>
         </w:tc>
@@ -12978,7 +13885,7 @@
                 <w:color w:val="000000"/>
                 <w:sz w:val="24"/>
               </w:rPr>
-              <w:t>Báo cáo hiệu năng bản phát hành (7.3.4) đạt KT02, KT03</w:t>
+              <w:t>Biên bản hoàn thành kiểm thử hệ thống (M4) được lập trước 16/07/2027</w:t>
             </w:r>
           </w:p>
         </w:tc>
@@ -13002,7 +13909,7 @@
                 <w:color w:val="000000"/>
                 <w:sz w:val="24"/>
               </w:rPr>
-              <w:t>RR16</w:t>
+              <w:t>RR06</w:t>
             </w:r>
           </w:p>
         </w:tc>
@@ -13046,7 +13953,7 @@
                 <w:color w:val="000000"/>
                 <w:sz w:val="24"/>
               </w:rPr>
-              <w:t>Biên bản bàn giao hạ tầng vận hành được ký</w:t>
+              <w:t>Báo cáo hiệu năng bản phát hành (4.4.7) đạt KT02, KT03</w:t>
             </w:r>
           </w:p>
         </w:tc>
@@ -13070,7 +13977,7 @@
                 <w:color w:val="000000"/>
                 <w:sz w:val="24"/>
               </w:rPr>
-              <w:t>RR05</w:t>
+              <w:t>RR16</w:t>
             </w:r>
           </w:p>
         </w:tc>
@@ -13114,7 +14021,7 @@
                 <w:color w:val="000000"/>
                 <w:sz w:val="24"/>
               </w:rPr>
-              <w:t>Kế hoạch quản lý dự án được xác nhận (M1) và hai báo cáo cuối sprint liên tiếp đúng hạn</w:t>
+              <w:t>Biên bản bàn giao hạ tầng vận hành được ký</w:t>
             </w:r>
           </w:p>
         </w:tc>
@@ -13138,7 +14045,7 @@
                 <w:color w:val="000000"/>
                 <w:sz w:val="24"/>
               </w:rPr>
-              <w:t>RR07</w:t>
+              <w:t>RR05</w:t>
             </w:r>
           </w:p>
         </w:tc>
@@ -13160,7 +14067,7 @@
                 <w:color w:val="000000"/>
                 <w:sz w:val="24"/>
               </w:rPr>
-              <w:t>1 x 3 = 3, thấp, hạng C</w:t>
+              <w:t>2 x 2 = 4, thấp, hạng C</w:t>
             </w:r>
           </w:p>
         </w:tc>
@@ -13182,7 +14089,7 @@
                 <w:color w:val="000000"/>
                 <w:sz w:val="24"/>
               </w:rPr>
-              <w:t>Biên bản diễn tập chuyển đổi dự phòng và khôi phục đạt (7.3.6)</w:t>
+              <w:t>Kế hoạch quản lý dự án được xác nhận (M1) và hai báo cáo cuối sprint liên tiếp đúng hạn</w:t>
             </w:r>
           </w:p>
         </w:tc>
@@ -13206,7 +14113,7 @@
                 <w:color w:val="000000"/>
                 <w:sz w:val="24"/>
               </w:rPr>
-              <w:t>RR11</w:t>
+              <w:t>RR07</w:t>
             </w:r>
           </w:p>
         </w:tc>
@@ -13228,7 +14135,7 @@
                 <w:color w:val="000000"/>
                 <w:sz w:val="24"/>
               </w:rPr>
-              <w:t>1 x 4 = 4, thấp, hạng B</w:t>
+              <w:t>1 x 3 = 3, thấp, hạng C</w:t>
             </w:r>
           </w:p>
         </w:tc>
@@ -13250,7 +14157,7 @@
                 <w:color w:val="000000"/>
                 <w:sz w:val="24"/>
               </w:rPr>
-              <w:t>Biên bản xác nhận đặc tả (M2) ghi rõ phương thức thanh toán không gồm cổng thanh toán</w:t>
+              <w:t>Biên bản diễn tập chuyển đổi dự phòng và khôi phục đạt (4.4.8)</w:t>
             </w:r>
           </w:p>
         </w:tc>
@@ -13274,7 +14181,7 @@
                 <w:color w:val="000000"/>
                 <w:sz w:val="24"/>
               </w:rPr>
-              <w:t>RR12</w:t>
+              <w:t>RR11</w:t>
             </w:r>
           </w:p>
         </w:tc>
@@ -13296,7 +14203,7 @@
                 <w:color w:val="000000"/>
                 <w:sz w:val="24"/>
               </w:rPr>
-              <w:t>1 x 2 = 2, thấp, hạng C</w:t>
+              <w:t>1 x 4 = 4, thấp, hạng B</w:t>
             </w:r>
           </w:p>
         </w:tc>
@@ -13318,7 +14225,7 @@
                 <w:color w:val="000000"/>
                 <w:sz w:val="24"/>
               </w:rPr>
-              <w:t>Danh mục thư viện kèm giấy phép được bàn giao cùng mã nguồn (8.2.4)</w:t>
+              <w:t>Biên bản xác nhận đặc tả (M2) ghi rõ phương thức thanh toán không gồm cổng thanh toán</w:t>
             </w:r>
           </w:p>
         </w:tc>
@@ -13342,7 +14249,7 @@
                 <w:color w:val="000000"/>
                 <w:sz w:val="24"/>
               </w:rPr>
-              <w:t>RR09</w:t>
+              <w:t>RR12</w:t>
             </w:r>
           </w:p>
         </w:tc>
@@ -13364,7 +14271,7 @@
                 <w:color w:val="000000"/>
                 <w:sz w:val="24"/>
               </w:rPr>
-              <w:t>2 x 2 = 4, thấp, hạng C</w:t>
+              <w:t>1 x 2 = 2, thấp, hạng C</w:t>
             </w:r>
           </w:p>
         </w:tc>
@@ -13386,7 +14293,7 @@
                 <w:color w:val="000000"/>
                 <w:sz w:val="24"/>
               </w:rPr>
-              <w:t>Biên bản kiểm thử vận hành (M5) ghi nhận cán bộ Chủ đầu tư tự thực hiện các kịch bản chính</w:t>
+              <w:t>Danh mục thư viện kèm giấy phép được bàn giao cùng mã nguồn (1.5.3)</w:t>
             </w:r>
           </w:p>
         </w:tc>
@@ -13410,7 +14317,7 @@
                 <w:color w:val="000000"/>
                 <w:sz w:val="24"/>
               </w:rPr>
-              <w:t>RR14</w:t>
+              <w:t>RR09</w:t>
             </w:r>
           </w:p>
         </w:tc>
@@ -13454,7 +14361,7 @@
                 <w:color w:val="000000"/>
                 <w:sz w:val="24"/>
               </w:rPr>
-              <w:t>Biên bản chuyển đổi thử (6.3.2) đạt và diễn tập triển khai (8.3.2) hoàn thành</w:t>
+              <w:t>Biên bản kiểm thử vận hành (M5) ghi nhận cán bộ Chủ đầu tư tự thực hiện các kịch bản chính</w:t>
             </w:r>
           </w:p>
         </w:tc>
@@ -13478,7 +14385,7 @@
                 <w:color w:val="000000"/>
                 <w:sz w:val="24"/>
               </w:rPr>
-              <w:t>RR20</w:t>
+              <w:t>RR14</w:t>
             </w:r>
           </w:p>
         </w:tc>
@@ -13500,7 +14407,7 @@
                 <w:color w:val="000000"/>
                 <w:sz w:val="24"/>
               </w:rPr>
-              <w:t>3 x 3 = 9, trung bình, hạng B</w:t>
+              <w:t>2 x 2 = 4, thấp, hạng C</w:t>
             </w:r>
           </w:p>
         </w:tc>
@@ -13522,7 +14429,7 @@
                 <w:color w:val="000000"/>
                 <w:sz w:val="24"/>
               </w:rPr>
-              <w:t>Khung ứng dụng (6.1.1) và thư viện giao diện (2.3.6) hoàn thành</w:t>
+              <w:t>Biên bản chuyển đổi thử (4.5.3) đạt và diễn tập triển khai (3.5.3) hoàn thành</w:t>
             </w:r>
           </w:p>
         </w:tc>
@@ -13546,7 +14453,7 @@
                 <w:color w:val="000000"/>
                 <w:sz w:val="24"/>
               </w:rPr>
-              <w:t>RR17</w:t>
+              <w:t>RR20</w:t>
             </w:r>
           </w:p>
         </w:tc>
@@ -13568,7 +14475,7 @@
                 <w:color w:val="000000"/>
                 <w:sz w:val="24"/>
               </w:rPr>
-              <w:t>2 x 2 = 4, thấp, hạng C</w:t>
+              <w:t>3 x 3 = 9, trung bình, hạng B</w:t>
             </w:r>
           </w:p>
         </w:tc>
@@ -13590,7 +14497,7 @@
                 <w:color w:val="000000"/>
                 <w:sz w:val="24"/>
               </w:rPr>
-              <w:t>Hết thời hạn bảo hành 12 tháng</w:t>
+              <w:t>Khung ứng dụng (4.3.1) và thư viện giao diện (1.2.4) hoàn thành</w:t>
             </w:r>
           </w:p>
         </w:tc>
@@ -13614,7 +14521,7 @@
                 <w:color w:val="000000"/>
                 <w:sz w:val="24"/>
               </w:rPr>
-              <w:t>RR18</w:t>
+              <w:t>RR17</w:t>
             </w:r>
           </w:p>
         </w:tc>
@@ -13636,7 +14543,7 @@
                 <w:color w:val="000000"/>
                 <w:sz w:val="24"/>
               </w:rPr>
-              <w:t>1 x 2 = 2, thấp, hạng C</w:t>
+              <w:t>2 x 2 = 4, thấp, hạng C</w:t>
             </w:r>
           </w:p>
         </w:tc>
@@ -13658,7 +14565,7 @@
                 <w:color w:val="000000"/>
                 <w:sz w:val="24"/>
               </w:rPr>
-              <w:t>Diễn tập triển khai (8.3.2) hoàn thành với tài liệu hướng dẫn đã cập nhật</w:t>
+              <w:t>Hết thời hạn bảo hành 12 tháng</w:t>
             </w:r>
           </w:p>
         </w:tc>
@@ -13682,7 +14589,7 @@
                 <w:color w:val="000000"/>
                 <w:sz w:val="24"/>
               </w:rPr>
-              <w:t>RR21</w:t>
+              <w:t>RR18</w:t>
             </w:r>
           </w:p>
         </w:tc>
@@ -13704,7 +14611,7 @@
                 <w:color w:val="000000"/>
                 <w:sz w:val="24"/>
               </w:rPr>
-              <w:t>2 x 3 = 6, thấp, hạng C</w:t>
+              <w:t>1 x 2 = 2, thấp, hạng C</w:t>
             </w:r>
           </w:p>
         </w:tc>
@@ -13726,7 +14633,7 @@
                 <w:color w:val="000000"/>
                 <w:sz w:val="24"/>
               </w:rPr>
-              <w:t>Kiểm thử tích hợp (6.2.10) bắt đầu</w:t>
+              <w:t>Diễn tập triển khai (3.5.3) hoàn thành với tài liệu hướng dẫn đã cập nhật</w:t>
             </w:r>
           </w:p>
         </w:tc>
@@ -13750,6 +14657,74 @@
                 <w:color w:val="000000"/>
                 <w:sz w:val="24"/>
               </w:rPr>
+              <w:t>RR21</w:t>
+            </w:r>
+          </w:p>
+        </w:tc>
+        <w:tc>
+          <w:tcPr>
+            <w:tcW w:type="dxa" w:w="3600"/>
+          </w:tcPr>
+          <w:p>
+            <w:pPr>
+              <w:spacing w:before="0" w:after="40"/>
+              <w:jc w:val="left"/>
+            </w:pPr>
+            <w:r>
+              <w:rPr>
+                <w:rFonts w:ascii="Times New Roman" w:hAnsi="Times New Roman" w:eastAsia="Times New Roman" w:cs="Times New Roman"/>
+                <w:b w:val="0"/>
+                <w:i w:val="0"/>
+                <w:caps w:val="0"/>
+                <w:color w:val="000000"/>
+                <w:sz w:val="24"/>
+              </w:rPr>
+              <w:t>2 x 3 = 6, thấp, hạng C</w:t>
+            </w:r>
+          </w:p>
+        </w:tc>
+        <w:tc>
+          <w:tcPr>
+            <w:tcW w:type="dxa" w:w="9900"/>
+          </w:tcPr>
+          <w:p>
+            <w:pPr>
+              <w:spacing w:before="0" w:after="40"/>
+              <w:jc w:val="left"/>
+            </w:pPr>
+            <w:r>
+              <w:rPr>
+                <w:rFonts w:ascii="Times New Roman" w:hAnsi="Times New Roman" w:eastAsia="Times New Roman" w:cs="Times New Roman"/>
+                <w:b w:val="0"/>
+                <w:i w:val="0"/>
+                <w:caps w:val="0"/>
+                <w:color w:val="000000"/>
+                <w:sz w:val="24"/>
+              </w:rPr>
+              <w:t>Kiểm thử tích hợp (4.4.3) bắt đầu</w:t>
+            </w:r>
+          </w:p>
+        </w:tc>
+      </w:tr>
+      <w:tr>
+        <w:tc>
+          <w:tcPr>
+            <w:tcW w:type="dxa" w:w="700"/>
+          </w:tcPr>
+          <w:p>
+            <w:pPr>
+              <w:spacing w:before="0" w:after="40"/>
+              <w:jc w:val="center"/>
+            </w:pPr>
+            <w:r>
+              <w:rPr>
+                <w:rFonts w:ascii="Times New Roman" w:hAnsi="Times New Roman" w:eastAsia="Times New Roman" w:cs="Times New Roman"/>
+                <w:b w:val="0"/>
+                <w:i w:val="0"/>
+                <w:caps w:val="0"/>
+                <w:color w:val="000000"/>
+                <w:sz w:val="24"/>
+              </w:rPr>
               <w:t>RR19</w:t>
             </w:r>
           </w:p>
@@ -13794,7 +14769,721 @@
                 <w:color w:val="000000"/>
                 <w:sz w:val="24"/>
               </w:rPr>
-              <w:t>Đã nhận khoản thanh toán Đợt 3</w:t>
+              <w:t>Đã nhận khoản thanh toán Đợt 3 và Đợt 6</w:t>
+            </w:r>
+          </w:p>
+        </w:tc>
+      </w:tr>
+    </w:tbl>
+    <w:p>
+      <w:pPr>
+        <w:spacing w:after="40"/>
+      </w:pPr>
+    </w:p>
+    <w:p>
+      <w:pPr>
+        <w:spacing w:before="0" w:after="100" w:line="300" w:lineRule="auto"/>
+        <w:jc w:val="both"/>
+      </w:pPr>
+      <w:r>
+        <w:rPr>
+          <w:rFonts w:ascii="Times New Roman" w:hAnsi="Times New Roman" w:eastAsia="Times New Roman" w:cs="Times New Roman"/>
+          <w:b w:val="0"/>
+          <w:i w:val="0"/>
+          <w:caps w:val="0"/>
+          <w:color w:val="000000"/>
+          <w:sz w:val="26"/>
+        </w:rPr>
+        <w:t>Rủi ro đã xảy ra hoặc đã đóng và tác động thực tế:</w:t>
+      </w:r>
+    </w:p>
+    <w:tbl>
+      <w:tblPr>
+        <w:tblStyle w:val="TableGrid"/>
+        <w:tblW w:type="auto" w:w="0"/>
+        <w:jc w:val="left"/>
+        <w:tblLayout w:type="fixed"/>
+        <w:tblLook w:firstColumn="1" w:firstRow="1" w:lastColumn="0" w:lastRow="0" w:noHBand="0" w:noVBand="1" w:val="04A0"/>
+        <w:tblCellMar>
+          <w:top w:w="40" w:type="dxa"/>
+          <w:left w:w="70" w:type="dxa"/>
+          <w:bottom w:w="40" w:type="dxa"/>
+          <w:right w:w="70" w:type="dxa"/>
+        </w:tblCellMar>
+      </w:tblPr>
+      <w:tblGrid>
+        <w:gridCol w:w="700"/>
+        <w:gridCol w:w="3300"/>
+        <w:gridCol w:w="1300"/>
+        <w:gridCol w:w="1200"/>
+        <w:gridCol w:w="1700"/>
+        <w:gridCol w:w="1100"/>
+      </w:tblGrid>
+      <w:tr>
+        <w:trPr>
+          <w:tblHeader w:val="true"/>
+        </w:trPr>
+        <w:tc>
+          <w:tcPr>
+            <w:tcW w:type="dxa" w:w="700"/>
+          </w:tcPr>
+          <w:p>
+            <w:pPr>
+              <w:spacing w:before="0" w:after="40"/>
+              <w:jc w:val="center"/>
+            </w:pPr>
+            <w:r>
+              <w:rPr>
+                <w:rFonts w:ascii="Times New Roman" w:hAnsi="Times New Roman" w:eastAsia="Times New Roman" w:cs="Times New Roman"/>
+                <w:b w:val="0"/>
+                <w:i w:val="0"/>
+                <w:caps w:val="0"/>
+                <w:color w:val="000000"/>
+                <w:sz w:val="24"/>
+              </w:rPr>
+              <w:t>Mã</w:t>
+            </w:r>
+          </w:p>
+        </w:tc>
+        <w:tc>
+          <w:tcPr>
+            <w:tcW w:type="dxa" w:w="3300"/>
+          </w:tcPr>
+          <w:p>
+            <w:pPr>
+              <w:spacing w:before="0" w:after="40"/>
+              <w:jc w:val="left"/>
+            </w:pPr>
+            <w:r>
+              <w:rPr>
+                <w:rFonts w:ascii="Times New Roman" w:hAnsi="Times New Roman" w:eastAsia="Times New Roman" w:cs="Times New Roman"/>
+                <w:b w:val="0"/>
+                <w:i w:val="0"/>
+                <w:caps w:val="0"/>
+                <w:color w:val="000000"/>
+                <w:sz w:val="24"/>
+              </w:rPr>
+              <w:t>Rủi ro</w:t>
+            </w:r>
+          </w:p>
+        </w:tc>
+        <w:tc>
+          <w:tcPr>
+            <w:tcW w:type="dxa" w:w="1300"/>
+          </w:tcPr>
+          <w:p>
+            <w:pPr>
+              <w:spacing w:before="0" w:after="40"/>
+              <w:jc w:val="center"/>
+            </w:pPr>
+            <w:r>
+              <w:rPr>
+                <w:rFonts w:ascii="Times New Roman" w:hAnsi="Times New Roman" w:eastAsia="Times New Roman" w:cs="Times New Roman"/>
+                <w:b w:val="0"/>
+                <w:i w:val="0"/>
+                <w:caps w:val="0"/>
+                <w:color w:val="000000"/>
+                <w:sz w:val="24"/>
+              </w:rPr>
+              <w:t>Trạng thái</w:t>
+            </w:r>
+          </w:p>
+        </w:tc>
+        <w:tc>
+          <w:tcPr>
+            <w:tcW w:type="dxa" w:w="1200"/>
+          </w:tcPr>
+          <w:p>
+            <w:pPr>
+              <w:spacing w:before="0" w:after="40"/>
+              <w:jc w:val="center"/>
+            </w:pPr>
+            <w:r>
+              <w:rPr>
+                <w:rFonts w:ascii="Times New Roman" w:hAnsi="Times New Roman" w:eastAsia="Times New Roman" w:cs="Times New Roman"/>
+                <w:b w:val="0"/>
+                <w:i w:val="0"/>
+                <w:caps w:val="0"/>
+                <w:color w:val="000000"/>
+                <w:sz w:val="24"/>
+              </w:rPr>
+              <w:t>Ngày xảy ra</w:t>
+            </w:r>
+          </w:p>
+        </w:tc>
+        <w:tc>
+          <w:tcPr>
+            <w:tcW w:type="dxa" w:w="1700"/>
+          </w:tcPr>
+          <w:p>
+            <w:pPr>
+              <w:spacing w:before="0" w:after="40"/>
+              <w:jc w:val="left"/>
+            </w:pPr>
+            <w:r>
+              <w:rPr>
+                <w:rFonts w:ascii="Times New Roman" w:hAnsi="Times New Roman" w:eastAsia="Times New Roman" w:cs="Times New Roman"/>
+                <w:b w:val="0"/>
+                <w:i w:val="0"/>
+                <w:caps w:val="0"/>
+                <w:color w:val="000000"/>
+                <w:sz w:val="24"/>
+              </w:rPr>
+              <w:t>Tác động thực tế</w:t>
+            </w:r>
+          </w:p>
+        </w:tc>
+        <w:tc>
+          <w:tcPr>
+            <w:tcW w:type="dxa" w:w="1100"/>
+          </w:tcPr>
+          <w:p>
+            <w:pPr>
+              <w:spacing w:before="0" w:after="40"/>
+              <w:jc w:val="right"/>
+            </w:pPr>
+            <w:r>
+              <w:rPr>
+                <w:rFonts w:ascii="Times New Roman" w:hAnsi="Times New Roman" w:eastAsia="Times New Roman" w:cs="Times New Roman"/>
+                <w:b w:val="0"/>
+                <w:i w:val="0"/>
+                <w:caps w:val="0"/>
+                <w:color w:val="000000"/>
+                <w:sz w:val="24"/>
+              </w:rPr>
+              <w:t>EMV đã đánh giá, triệu đồng</w:t>
+            </w:r>
+          </w:p>
+        </w:tc>
+      </w:tr>
+      <w:tr>
+        <w:tc>
+          <w:tcPr>
+            <w:tcW w:type="dxa" w:w="700"/>
+          </w:tcPr>
+          <w:p>
+            <w:pPr>
+              <w:spacing w:before="0" w:after="40"/>
+              <w:jc w:val="center"/>
+            </w:pPr>
+            <w:r>
+              <w:rPr>
+                <w:rFonts w:ascii="Times New Roman" w:hAnsi="Times New Roman" w:eastAsia="Times New Roman" w:cs="Times New Roman"/>
+                <w:b w:val="0"/>
+                <w:i w:val="0"/>
+                <w:caps w:val="0"/>
+                <w:color w:val="000000"/>
+                <w:sz w:val="24"/>
+              </w:rPr>
+              <w:t>RR01</w:t>
+            </w:r>
+          </w:p>
+        </w:tc>
+        <w:tc>
+          <w:tcPr>
+            <w:tcW w:type="dxa" w:w="3300"/>
+          </w:tcPr>
+          <w:p>
+            <w:pPr>
+              <w:spacing w:before="0" w:after="40"/>
+              <w:jc w:val="left"/>
+            </w:pPr>
+            <w:r>
+              <w:rPr>
+                <w:rFonts w:ascii="Times New Roman" w:hAnsi="Times New Roman" w:eastAsia="Times New Roman" w:cs="Times New Roman"/>
+                <w:b w:val="0"/>
+                <w:i w:val="0"/>
+                <w:caps w:val="0"/>
+                <w:color w:val="000000"/>
+                <w:sz w:val="24"/>
+              </w:rPr>
+              <w:t>Đặc tả yêu cầu được xác nhận chậm hoặc thay đổi nhiều sau khi xác nhận</w:t>
+            </w:r>
+          </w:p>
+        </w:tc>
+        <w:tc>
+          <w:tcPr>
+            <w:tcW w:type="dxa" w:w="1300"/>
+          </w:tcPr>
+          <w:p>
+            <w:pPr>
+              <w:spacing w:before="0" w:after="40"/>
+              <w:jc w:val="center"/>
+            </w:pPr>
+            <w:r>
+              <w:rPr>
+                <w:rFonts w:ascii="Times New Roman" w:hAnsi="Times New Roman" w:eastAsia="Times New Roman" w:cs="Times New Roman"/>
+                <w:b w:val="0"/>
+                <w:i w:val="0"/>
+                <w:caps w:val="0"/>
+                <w:color w:val="000000"/>
+                <w:sz w:val="24"/>
+              </w:rPr>
+              <w:t>Đã đóng</w:t>
+            </w:r>
+          </w:p>
+        </w:tc>
+        <w:tc>
+          <w:tcPr>
+            <w:tcW w:type="dxa" w:w="1200"/>
+          </w:tcPr>
+          <w:p>
+            <w:pPr>
+              <w:spacing w:before="0" w:after="40"/>
+              <w:jc w:val="center"/>
+            </w:pPr>
+            <w:r>
+              <w:rPr>
+                <w:rFonts w:ascii="Times New Roman" w:hAnsi="Times New Roman" w:eastAsia="Times New Roman" w:cs="Times New Roman"/>
+                <w:b w:val="0"/>
+                <w:i w:val="0"/>
+                <w:caps w:val="0"/>
+                <w:color w:val="000000"/>
+                <w:sz w:val="24"/>
+              </w:rPr>
+            </w:r>
+          </w:p>
+        </w:tc>
+        <w:tc>
+          <w:tcPr>
+            <w:tcW w:type="dxa" w:w="1700"/>
+          </w:tcPr>
+          <w:p>
+            <w:pPr>
+              <w:spacing w:before="0" w:after="40"/>
+              <w:jc w:val="left"/>
+            </w:pPr>
+            <w:r>
+              <w:rPr>
+                <w:rFonts w:ascii="Times New Roman" w:hAnsi="Times New Roman" w:eastAsia="Times New Roman" w:cs="Times New Roman"/>
+                <w:b w:val="0"/>
+                <w:i w:val="0"/>
+                <w:caps w:val="0"/>
+                <w:color w:val="000000"/>
+                <w:sz w:val="24"/>
+              </w:rPr>
+            </w:r>
+          </w:p>
+        </w:tc>
+        <w:tc>
+          <w:tcPr>
+            <w:tcW w:type="dxa" w:w="1100"/>
+          </w:tcPr>
+          <w:p>
+            <w:pPr>
+              <w:spacing w:before="0" w:after="40"/>
+              <w:jc w:val="right"/>
+            </w:pPr>
+            <w:r>
+              <w:rPr>
+                <w:rFonts w:ascii="Times New Roman" w:hAnsi="Times New Roman" w:eastAsia="Times New Roman" w:cs="Times New Roman"/>
+                <w:b w:val="0"/>
+                <w:i w:val="0"/>
+                <w:caps w:val="0"/>
+                <w:color w:val="000000"/>
+                <w:sz w:val="24"/>
+              </w:rPr>
+              <w:t>10,1</w:t>
+            </w:r>
+          </w:p>
+        </w:tc>
+      </w:tr>
+      <w:tr>
+        <w:tc>
+          <w:tcPr>
+            <w:tcW w:type="dxa" w:w="700"/>
+          </w:tcPr>
+          <w:p>
+            <w:pPr>
+              <w:spacing w:before="0" w:after="40"/>
+              <w:jc w:val="center"/>
+            </w:pPr>
+            <w:r>
+              <w:rPr>
+                <w:rFonts w:ascii="Times New Roman" w:hAnsi="Times New Roman" w:eastAsia="Times New Roman" w:cs="Times New Roman"/>
+                <w:b w:val="0"/>
+                <w:i w:val="0"/>
+                <w:caps w:val="0"/>
+                <w:color w:val="000000"/>
+                <w:sz w:val="24"/>
+              </w:rPr>
+              <w:t>RR02</w:t>
+            </w:r>
+          </w:p>
+        </w:tc>
+        <w:tc>
+          <w:tcPr>
+            <w:tcW w:type="dxa" w:w="3300"/>
+          </w:tcPr>
+          <w:p>
+            <w:pPr>
+              <w:spacing w:before="0" w:after="40"/>
+              <w:jc w:val="left"/>
+            </w:pPr>
+            <w:r>
+              <w:rPr>
+                <w:rFonts w:ascii="Times New Roman" w:hAnsi="Times New Roman" w:eastAsia="Times New Roman" w:cs="Times New Roman"/>
+                <w:b w:val="0"/>
+                <w:i w:val="0"/>
+                <w:caps w:val="0"/>
+                <w:color w:val="000000"/>
+                <w:sz w:val="24"/>
+              </w:rPr>
+              <w:t>Tài liệu giao diện hoặc môi trường thử của Main System đến muộn hơn cam kết hoặc không đủ thông tin</w:t>
+            </w:r>
+          </w:p>
+        </w:tc>
+        <w:tc>
+          <w:tcPr>
+            <w:tcW w:type="dxa" w:w="1300"/>
+          </w:tcPr>
+          <w:p>
+            <w:pPr>
+              <w:spacing w:before="0" w:after="40"/>
+              <w:jc w:val="center"/>
+            </w:pPr>
+            <w:r>
+              <w:rPr>
+                <w:rFonts w:ascii="Times New Roman" w:hAnsi="Times New Roman" w:eastAsia="Times New Roman" w:cs="Times New Roman"/>
+                <w:b w:val="0"/>
+                <w:i w:val="0"/>
+                <w:caps w:val="0"/>
+                <w:color w:val="000000"/>
+                <w:sz w:val="24"/>
+              </w:rPr>
+              <w:t>Đã xảy ra</w:t>
+            </w:r>
+          </w:p>
+        </w:tc>
+        <w:tc>
+          <w:tcPr>
+            <w:tcW w:type="dxa" w:w="1200"/>
+          </w:tcPr>
+          <w:p>
+            <w:pPr>
+              <w:spacing w:before="0" w:after="40"/>
+              <w:jc w:val="center"/>
+            </w:pPr>
+            <w:r>
+              <w:rPr>
+                <w:rFonts w:ascii="Times New Roman" w:hAnsi="Times New Roman" w:eastAsia="Times New Roman" w:cs="Times New Roman"/>
+                <w:b w:val="0"/>
+                <w:i w:val="0"/>
+                <w:caps w:val="0"/>
+                <w:color w:val="000000"/>
+                <w:sz w:val="24"/>
+              </w:rPr>
+              <w:t>19/04/2027</w:t>
+            </w:r>
+          </w:p>
+        </w:tc>
+        <w:tc>
+          <w:tcPr>
+            <w:tcW w:type="dxa" w:w="1700"/>
+          </w:tcPr>
+          <w:p>
+            <w:pPr>
+              <w:spacing w:before="0" w:after="40"/>
+              <w:jc w:val="left"/>
+            </w:pPr>
+            <w:r>
+              <w:rPr>
+                <w:rFonts w:ascii="Times New Roman" w:hAnsi="Times New Roman" w:eastAsia="Times New Roman" w:cs="Times New Roman"/>
+                <w:b w:val="0"/>
+                <w:i w:val="0"/>
+                <w:caps w:val="0"/>
+                <w:color w:val="000000"/>
+                <w:sz w:val="24"/>
+              </w:rPr>
+              <w:t>1 MD, 2.100.000 đồng</w:t>
+            </w:r>
+          </w:p>
+        </w:tc>
+        <w:tc>
+          <w:tcPr>
+            <w:tcW w:type="dxa" w:w="1100"/>
+          </w:tcPr>
+          <w:p>
+            <w:pPr>
+              <w:spacing w:before="0" w:after="40"/>
+              <w:jc w:val="right"/>
+            </w:pPr>
+            <w:r>
+              <w:rPr>
+                <w:rFonts w:ascii="Times New Roman" w:hAnsi="Times New Roman" w:eastAsia="Times New Roman" w:cs="Times New Roman"/>
+                <w:b w:val="0"/>
+                <w:i w:val="0"/>
+                <w:caps w:val="0"/>
+                <w:color w:val="000000"/>
+                <w:sz w:val="24"/>
+              </w:rPr>
+              <w:t>12,6</w:t>
+            </w:r>
+          </w:p>
+        </w:tc>
+      </w:tr>
+      <w:tr>
+        <w:tc>
+          <w:tcPr>
+            <w:tcW w:type="dxa" w:w="700"/>
+          </w:tcPr>
+          <w:p>
+            <w:pPr>
+              <w:spacing w:before="0" w:after="40"/>
+              <w:jc w:val="center"/>
+            </w:pPr>
+            <w:r>
+              <w:rPr>
+                <w:rFonts w:ascii="Times New Roman" w:hAnsi="Times New Roman" w:eastAsia="Times New Roman" w:cs="Times New Roman"/>
+                <w:b w:val="0"/>
+                <w:i w:val="0"/>
+                <w:caps w:val="0"/>
+                <w:color w:val="000000"/>
+                <w:sz w:val="24"/>
+              </w:rPr>
+              <w:t>RR04</w:t>
+            </w:r>
+          </w:p>
+        </w:tc>
+        <w:tc>
+          <w:tcPr>
+            <w:tcW w:type="dxa" w:w="3300"/>
+          </w:tcPr>
+          <w:p>
+            <w:pPr>
+              <w:spacing w:before="0" w:after="40"/>
+              <w:jc w:val="left"/>
+            </w:pPr>
+            <w:r>
+              <w:rPr>
+                <w:rFonts w:ascii="Times New Roman" w:hAnsi="Times New Roman" w:eastAsia="Times New Roman" w:cs="Times New Roman"/>
+                <w:b w:val="0"/>
+                <w:i w:val="0"/>
+                <w:caps w:val="0"/>
+                <w:color w:val="000000"/>
+                <w:sz w:val="24"/>
+              </w:rPr>
+              <w:t>Vị trí bổ sung không có mặt đúng sprint huy động đã thống nhất</w:t>
+            </w:r>
+          </w:p>
+        </w:tc>
+        <w:tc>
+          <w:tcPr>
+            <w:tcW w:type="dxa" w:w="1300"/>
+          </w:tcPr>
+          <w:p>
+            <w:pPr>
+              <w:spacing w:before="0" w:after="40"/>
+              <w:jc w:val="center"/>
+            </w:pPr>
+            <w:r>
+              <w:rPr>
+                <w:rFonts w:ascii="Times New Roman" w:hAnsi="Times New Roman" w:eastAsia="Times New Roman" w:cs="Times New Roman"/>
+                <w:b w:val="0"/>
+                <w:i w:val="0"/>
+                <w:caps w:val="0"/>
+                <w:color w:val="000000"/>
+                <w:sz w:val="24"/>
+              </w:rPr>
+              <w:t>Đã đóng</w:t>
+            </w:r>
+          </w:p>
+        </w:tc>
+        <w:tc>
+          <w:tcPr>
+            <w:tcW w:type="dxa" w:w="1200"/>
+          </w:tcPr>
+          <w:p>
+            <w:pPr>
+              <w:spacing w:before="0" w:after="40"/>
+              <w:jc w:val="center"/>
+            </w:pPr>
+            <w:r>
+              <w:rPr>
+                <w:rFonts w:ascii="Times New Roman" w:hAnsi="Times New Roman" w:eastAsia="Times New Roman" w:cs="Times New Roman"/>
+                <w:b w:val="0"/>
+                <w:i w:val="0"/>
+                <w:caps w:val="0"/>
+                <w:color w:val="000000"/>
+                <w:sz w:val="24"/>
+              </w:rPr>
+              <w:t>01/04/2027</w:t>
+            </w:r>
+          </w:p>
+        </w:tc>
+        <w:tc>
+          <w:tcPr>
+            <w:tcW w:type="dxa" w:w="1700"/>
+          </w:tcPr>
+          <w:p>
+            <w:pPr>
+              <w:spacing w:before="0" w:after="40"/>
+              <w:jc w:val="left"/>
+            </w:pPr>
+            <w:r>
+              <w:rPr>
+                <w:rFonts w:ascii="Times New Roman" w:hAnsi="Times New Roman" w:eastAsia="Times New Roman" w:cs="Times New Roman"/>
+                <w:b w:val="0"/>
+                <w:i w:val="0"/>
+                <w:caps w:val="0"/>
+                <w:color w:val="000000"/>
+                <w:sz w:val="24"/>
+              </w:rPr>
+              <w:t>0,50 MD, 1.050.000 đồng</w:t>
+            </w:r>
+          </w:p>
+        </w:tc>
+        <w:tc>
+          <w:tcPr>
+            <w:tcW w:type="dxa" w:w="1100"/>
+          </w:tcPr>
+          <w:p>
+            <w:pPr>
+              <w:spacing w:before="0" w:after="40"/>
+              <w:jc w:val="right"/>
+            </w:pPr>
+            <w:r>
+              <w:rPr>
+                <w:rFonts w:ascii="Times New Roman" w:hAnsi="Times New Roman" w:eastAsia="Times New Roman" w:cs="Times New Roman"/>
+                <w:b w:val="0"/>
+                <w:i w:val="0"/>
+                <w:caps w:val="0"/>
+                <w:color w:val="000000"/>
+                <w:sz w:val="24"/>
+              </w:rPr>
+              <w:t>12,6</w:t>
+            </w:r>
+          </w:p>
+        </w:tc>
+      </w:tr>
+      <w:tr>
+        <w:tc>
+          <w:tcPr>
+            <w:tcW w:type="dxa" w:w="700"/>
+          </w:tcPr>
+          <w:p>
+            <w:pPr>
+              <w:spacing w:before="0" w:after="40"/>
+              <w:jc w:val="center"/>
+            </w:pPr>
+            <w:r>
+              <w:rPr>
+                <w:rFonts w:ascii="Times New Roman" w:hAnsi="Times New Roman" w:eastAsia="Times New Roman" w:cs="Times New Roman"/>
+                <w:b w:val="0"/>
+                <w:i w:val="0"/>
+                <w:caps w:val="0"/>
+                <w:color w:val="000000"/>
+                <w:sz w:val="24"/>
+              </w:rPr>
+              <w:t>RR21</w:t>
+            </w:r>
+          </w:p>
+        </w:tc>
+        <w:tc>
+          <w:tcPr>
+            <w:tcW w:type="dxa" w:w="3300"/>
+          </w:tcPr>
+          <w:p>
+            <w:pPr>
+              <w:spacing w:before="0" w:after="40"/>
+              <w:jc w:val="left"/>
+            </w:pPr>
+            <w:r>
+              <w:rPr>
+                <w:rFonts w:ascii="Times New Roman" w:hAnsi="Times New Roman" w:eastAsia="Times New Roman" w:cs="Times New Roman"/>
+                <w:b w:val="0"/>
+                <w:i w:val="0"/>
+                <w:caps w:val="0"/>
+                <w:color w:val="000000"/>
+                <w:sz w:val="24"/>
+              </w:rPr>
+              <w:t>Chủ đầu tư bàn giao môi trường thử của Main System sớm hơn 20/05/2027</w:t>
+            </w:r>
+          </w:p>
+        </w:tc>
+        <w:tc>
+          <w:tcPr>
+            <w:tcW w:type="dxa" w:w="1300"/>
+          </w:tcPr>
+          <w:p>
+            <w:pPr>
+              <w:spacing w:before="0" w:after="40"/>
+              <w:jc w:val="center"/>
+            </w:pPr>
+            <w:r>
+              <w:rPr>
+                <w:rFonts w:ascii="Times New Roman" w:hAnsi="Times New Roman" w:eastAsia="Times New Roman" w:cs="Times New Roman"/>
+                <w:b w:val="0"/>
+                <w:i w:val="0"/>
+                <w:caps w:val="0"/>
+                <w:color w:val="000000"/>
+                <w:sz w:val="24"/>
+              </w:rPr>
+              <w:t>Đã đóng</w:t>
+            </w:r>
+          </w:p>
+        </w:tc>
+        <w:tc>
+          <w:tcPr>
+            <w:tcW w:type="dxa" w:w="1200"/>
+          </w:tcPr>
+          <w:p>
+            <w:pPr>
+              <w:spacing w:before="0" w:after="40"/>
+              <w:jc w:val="center"/>
+            </w:pPr>
+            <w:r>
+              <w:rPr>
+                <w:rFonts w:ascii="Times New Roman" w:hAnsi="Times New Roman" w:eastAsia="Times New Roman" w:cs="Times New Roman"/>
+                <w:b w:val="0"/>
+                <w:i w:val="0"/>
+                <w:caps w:val="0"/>
+                <w:color w:val="000000"/>
+                <w:sz w:val="24"/>
+              </w:rPr>
+            </w:r>
+          </w:p>
+        </w:tc>
+        <w:tc>
+          <w:tcPr>
+            <w:tcW w:type="dxa" w:w="1700"/>
+          </w:tcPr>
+          <w:p>
+            <w:pPr>
+              <w:spacing w:before="0" w:after="40"/>
+              <w:jc w:val="left"/>
+            </w:pPr>
+            <w:r>
+              <w:rPr>
+                <w:rFonts w:ascii="Times New Roman" w:hAnsi="Times New Roman" w:eastAsia="Times New Roman" w:cs="Times New Roman"/>
+                <w:b w:val="0"/>
+                <w:i w:val="0"/>
+                <w:caps w:val="0"/>
+                <w:color w:val="000000"/>
+                <w:sz w:val="24"/>
+              </w:rPr>
+            </w:r>
+          </w:p>
+        </w:tc>
+        <w:tc>
+          <w:tcPr>
+            <w:tcW w:type="dxa" w:w="1100"/>
+          </w:tcPr>
+          <w:p>
+            <w:pPr>
+              <w:spacing w:before="0" w:after="40"/>
+              <w:jc w:val="right"/>
+            </w:pPr>
+            <w:r>
+              <w:rPr>
+                <w:rFonts w:ascii="Times New Roman" w:hAnsi="Times New Roman" w:eastAsia="Times New Roman" w:cs="Times New Roman"/>
+                <w:b w:val="0"/>
+                <w:i w:val="0"/>
+                <w:caps w:val="0"/>
+                <w:color w:val="000000"/>
+                <w:sz w:val="24"/>
+              </w:rPr>
+              <w:t>1,2</w:t>
             </w:r>
           </w:p>
         </w:tc>
@@ -14396,7 +16085,7 @@
                 <w:color w:val="000000"/>
                 <w:sz w:val="24"/>
               </w:rPr>
-              <w:t>RR01</w:t>
+              <w:t>RR01, RR04, RR22</w:t>
             </w:r>
           </w:p>
         </w:tc>
@@ -14418,7 +16107,7 @@
                 <w:color w:val="000000"/>
                 <w:sz w:val="24"/>
               </w:rPr>
-              <w:t>RR04, RR10</w:t>
+              <w:t>RR10</w:t>
             </w:r>
           </w:p>
         </w:tc>
@@ -14954,7 +16643,7 @@
                 <w:color w:val="000000"/>
                 <w:sz w:val="24"/>
               </w:rPr>
-              <w:t>A: RR01, RR04, RR10</w:t>
+              <w:t>A: RR01, RR04, RR10, RR22</w:t>
             </w:r>
           </w:p>
         </w:tc>
@@ -15113,7 +16802,7 @@
           <w:color w:val="000000"/>
           <w:sz w:val="26"/>
         </w:rPr>
-        <w:t>Trên ma trận 5x5, các rủi ro tập trung ở vùng xác suất thấp đến cao, không có rủi ro ở mức xác suất rất cao. Có 3 rủi ro mức cao là RR02, RR04, RR10. Trên ma trận 3x3 có 5 rủi ro hạng A gồm RR02, RR04, RR10, RR01, RR13, tập trung vào tích hợp với Main System, nhân sự bổ sung, chất lượng kiểm thử chấp nhận, đặc tả yêu cầu và chi phí nhân sự. Phần đánh giá dự trữ thời gian tính cho các rủi ro RR03, RR04, RR08, RR09, RR10 gắn với đường găng hoặc mốc cut over 01/07/2027. Trong sổ rủi ro, RR17 cũng được đánh dấu trên đường găng nhưng không thuộc danh sách dùng để đánh giá dự trữ, hai danh sách được đối chiếu lại khi cập nhật sổ. RR04 và RR10 thuộc hạng A và có trong cả hai danh sách nên được ưu tiên theo dõi hằng tuần. Sổ có 2 cơ hội, được theo dõi cùng sổ để tận dụng khi điều kiện xuất hiện.</w:t>
+        <w:t>Trên ma trận 5x5, các rủi ro tập trung ở vùng xác suất thấp đến cao, không có rủi ro ở mức xác suất rất cao. Có 2 rủi ro mức cao là RR02, RR10. Trên ma trận 3x3 có 6 rủi ro hạng A gồm RR02, RR10, RR01, RR04, RR13, RR22, tập trung vào tích hợp với Main System, kiểm thử hệ thống và kiểm thử chấp nhận trước ngày cut over, nhân sự bổ sung, đặc tả yêu cầu và chi phí nhân sự. Theo lịch lập lại sau yêu cầu thay đổi CR01, dự trữ đến cut over là 7 ngày làm việc, lớn hơn số ngày chậm của RR02 (6 ngày), RR03 (4 ngày), RR04 (5 ngày), nên các rủi ro này không còn làm lùi ngày cut over, mức tác động chấm theo mức suy ra: RR02, RR04 mức 4 do làm chậm mốc M3 gắn đợt thanh toán, RR03 mức 3. Trong thực hiện, RR04 đã xảy ra và đã đóng, RR02 đã xảy ra và tiếp tục theo dõi đến khi kiểm thử tích hợp đạt. Rủi ro RR01, cơ hội RR21 đã đóng khi đạt điều kiện đóng. Sổ bổ sung RR22 (Giao diện lập trình hoặc môi trường thử của sàn thương mại điện tử chưa sẵn sàng, hoặc sàn thay đổi chính sách kết nối trong thời gian thực hiện) gắn mốc M9 của đợt thanh toán riêng của CR01. Phần đánh giá dự trữ thời gian tính cho các rủi ro RR02, RR03, RR04, RR08, RR09, RR10 gắn với đường găng hoặc mốc cut over 29/07/2027. RR17 gắn gói bàn giao mã nguồn (1.5.3) trên đường găng nhưng phát sinh trong thời hạn bảo hành sau cut over, EMV thời gian bằng 0 nên không tính vào dự trữ. RR08 và RR10 nằm sau các gói ghim ngày (kiểm thử chấp nhận đến 27/07/2027, triển khai chính thức trước cut over), khoảng từ cuối kiểm thử chấp nhận đến cut over chỉ còn 1 ngày làm việc nên chậm từ 1 đến 2 ngày cũng làm lùi cut over dù nhỏ hơn dự trữ của chuỗi trước kiểm thử chấp nhận. RR12 gắn mốc M7 (nộp bảo lãnh bảo hành, bàn giao mã nguồn và hệ thống) cùng ngày cut over, nhưng theo quyết định của nhóm ngày 25/10/2026, M7 không được tính là mốc cut over khi tính EMV thời gian vì chậm M7 không làm lùi ngày đưa hệ thống vào vận hành, ảnh hưởng của RR12 được theo dõi theo hạn của đợt thanh toán gắn M7. Các rủi ro hạng A trên đường găng được ưu tiên theo dõi hằng tuần. Sổ có 2 cơ hội, được theo dõi cùng sổ để tận dụng khi điều kiện xuất hiện.</w:t>
       </w:r>
     </w:p>
     <w:p>
@@ -15308,7 +16997,7 @@
                 <w:color w:val="000000"/>
                 <w:sz w:val="24"/>
               </w:rPr>
-              <w:t>Đề nghị Chủ đầu tư bàn giao tài liệu giao diện và dữ liệu mẫu tại họp khởi động, lập dịch vụ giả lập theo đặc tả giao diện, thống nhất đặc tả giao diện bằng biên bản (6.2.13)</w:t>
+              <w:t>Đề nghị Chủ đầu tư bàn giao tài liệu giao diện và dữ liệu mẫu tại họp khởi động, lập dịch vụ giả lập theo đặc tả giao diện, thống nhất đặc tả giao diện bằng biên bản (4.2.6), lập trình tích hợp song song với bước xác nhận 4.2.6 chỉ trên các trường dữ liệu đã thống nhất từng phần tại họp làm rõ yêu cầu</w:t>
             </w:r>
           </w:p>
         </w:tc>
@@ -15352,7 +17041,7 @@
                 <w:color w:val="000000"/>
                 <w:sz w:val="24"/>
               </w:rPr>
-              <w:t>Ngày 14/04/2027 chưa nhận tài liệu đặc tả giao diện của Main System, hoặc ngày 20/05/2027 chưa có môi trường thử, hoặc đặc tả giao diện thay đổi sau khi đã xác nhận</w:t>
+              <w:t>Đến 9 giờ 00 ngày 14/04/2027 chưa nhận tài liệu đặc tả giao diện của Main System, hoặc đến 9 giờ 00 ngày 20/05/2027 chưa có môi trường thử hoặc chưa hoàn thành thay đổi phía Main System (CK8), hoặc đặc tả giao diện thay đổi sau khi đã xác nhận</w:t>
             </w:r>
           </w:p>
         </w:tc>
@@ -15376,7 +17065,7 @@
                 <w:color w:val="000000"/>
                 <w:sz w:val="24"/>
               </w:rPr>
-              <w:t>RR04</w:t>
+              <w:t>RR10</w:t>
             </w:r>
           </w:p>
         </w:tc>
@@ -15398,7 +17087,7 @@
                 <w:color w:val="000000"/>
                 <w:sz w:val="24"/>
               </w:rPr>
-              <w:t>Ký hợp đồng với người giữ vị trí bổ sung chậm nhất 10 ngày làm việc trước sprint huy động, duy trì danh sách người dự phòng cho từng vị trí</w:t>
+              <w:t>Khắc phục lỗi ngay trong từng đợt kiểm thử phân hệ và kiểm thử hệ thống, phân loại mức nghiêm trọng thống nhất với Chủ đầu tư từ đầu kiểm thử chấp nhận</w:t>
             </w:r>
           </w:p>
         </w:tc>
@@ -15420,7 +17109,7 @@
                 <w:color w:val="000000"/>
                 <w:sz w:val="24"/>
               </w:rPr>
-              <w:t>Khi một vị trí chưa có mặt đúng sprint, Trần Bá Đạt chuyển gói của vị trí đó cho thành viên cùng năng lực còn dư quỹ và kích hoạt người dự phòng trong 3 ngày làm việc</w:t>
+              <w:t>Khi dấu hiệu xuất hiện, Nguyễn Thị Phương Liên phân loại lỗi theo mức độ, Trần Bá Đạt điều thêm kỹ sư phát triển sang khắc phục lỗi nghiêm trọng, lỗi nhỏ đưa vào danh sách khắc phục trong bảo hành khi Chủ đầu tư đồng ý bằng văn bản</w:t>
             </w:r>
           </w:p>
         </w:tc>
@@ -15442,97 +17131,7 @@
                 <w:color w:val="000000"/>
                 <w:sz w:val="24"/>
               </w:rPr>
-              <w:t>Đến 10 ngày làm việc trước sprint huy động chưa ký hợp đồng với người giữ vị trí</w:t>
-            </w:r>
-          </w:p>
-        </w:tc>
-      </w:tr>
-      <w:tr>
-        <w:tc>
-          <w:tcPr>
-            <w:tcW w:type="dxa" w:w="700"/>
-          </w:tcPr>
-          <w:p>
-            <w:pPr>
-              <w:spacing w:before="0" w:after="40"/>
-              <w:jc w:val="center"/>
-            </w:pPr>
-            <w:r>
-              <w:rPr>
-                <w:rFonts w:ascii="Times New Roman" w:hAnsi="Times New Roman" w:eastAsia="Times New Roman" w:cs="Times New Roman"/>
-                <w:b w:val="0"/>
-                <w:i w:val="0"/>
-                <w:caps w:val="0"/>
-                <w:color w:val="000000"/>
-                <w:sz w:val="24"/>
-              </w:rPr>
-              <w:t>RR10</w:t>
-            </w:r>
-          </w:p>
-        </w:tc>
-        <w:tc>
-          <w:tcPr>
-            <w:tcW w:type="dxa" w:w="2900"/>
-          </w:tcPr>
-          <w:p>
-            <w:pPr>
-              <w:spacing w:before="0" w:after="40"/>
-              <w:jc w:val="left"/>
-            </w:pPr>
-            <w:r>
-              <w:rPr>
-                <w:rFonts w:ascii="Times New Roman" w:hAnsi="Times New Roman" w:eastAsia="Times New Roman" w:cs="Times New Roman"/>
-                <w:b w:val="0"/>
-                <w:i w:val="0"/>
-                <w:caps w:val="0"/>
-                <w:color w:val="000000"/>
-                <w:sz w:val="24"/>
-              </w:rPr>
-              <w:t>Khắc phục lỗi ngay trong từng đợt kiểm thử phân hệ và kiểm thử hệ thống, phân loại mức nghiêm trọng thống nhất với Chủ đầu tư từ đầu kiểm thử chấp nhận</w:t>
-            </w:r>
-          </w:p>
-        </w:tc>
-        <w:tc>
-          <w:tcPr>
-            <w:tcW w:type="dxa" w:w="3200"/>
-          </w:tcPr>
-          <w:p>
-            <w:pPr>
-              <w:spacing w:before="0" w:after="40"/>
-              <w:jc w:val="left"/>
-            </w:pPr>
-            <w:r>
-              <w:rPr>
-                <w:rFonts w:ascii="Times New Roman" w:hAnsi="Times New Roman" w:eastAsia="Times New Roman" w:cs="Times New Roman"/>
-                <w:b w:val="0"/>
-                <w:i w:val="0"/>
-                <w:caps w:val="0"/>
-                <w:color w:val="000000"/>
-                <w:sz w:val="24"/>
-              </w:rPr>
-              <w:t>Khi dấu hiệu xuất hiện, Nguyễn Thị Phương Liên phân loại lỗi theo mức độ, Trần Bá Đạt điều thêm kỹ sư phát triển sang khắc phục lỗi nghiêm trọng, lỗi nhỏ đưa vào danh sách khắc phục trong bảo hành khi Chủ đầu tư đồng ý bằng văn bản</w:t>
-            </w:r>
-          </w:p>
-        </w:tc>
-        <w:tc>
-          <w:tcPr>
-            <w:tcW w:type="dxa" w:w="2500"/>
-          </w:tcPr>
-          <w:p>
-            <w:pPr>
-              <w:spacing w:before="0" w:after="40"/>
-              <w:jc w:val="left"/>
-            </w:pPr>
-            <w:r>
-              <w:rPr>
-                <w:rFonts w:ascii="Times New Roman" w:hAnsi="Times New Roman" w:eastAsia="Times New Roman" w:cs="Times New Roman"/>
-                <w:b w:val="0"/>
-                <w:i w:val="0"/>
-                <w:caps w:val="0"/>
-                <w:color w:val="000000"/>
-                <w:sz w:val="24"/>
-              </w:rPr>
-              <w:t>Ngày 23/06/2027 còn từ 5 lỗi nghiêm trọng hoặc cao đang mở</w:t>
+              <w:t>Ngày 21/07/2027 còn từ 4 lỗi nghiêm trọng hoặc cao đang mở (ngưỡng đỏ)</w:t>
             </w:r>
           </w:p>
         </w:tc>
@@ -15784,7 +17383,7 @@
                 <w:color w:val="000000"/>
                 <w:sz w:val="24"/>
               </w:rPr>
-              <w:t>RR13</w:t>
+              <w:t>RR04</w:t>
             </w:r>
           </w:p>
         </w:tc>
@@ -15806,7 +17405,7 @@
                 <w:color w:val="000000"/>
                 <w:sz w:val="24"/>
               </w:rPr>
-              <w:t>Thống nhất mức lương khi ký hợp đồng với từng vị trí bổ sung và so với lương tham chiếu trước khi ký</w:t>
+              <w:t>Người đại diện của nhà thầu ban hành quyết định điều động nội bộ cho các vị trí bổ sung trước ngày hợp đồng có hiệu lực (18/03/2027), duy trì danh sách người dự phòng cho từng vị trí</w:t>
             </w:r>
           </w:p>
         </w:tc>
@@ -15828,7 +17427,7 @@
                 <w:color w:val="000000"/>
                 <w:sz w:val="24"/>
               </w:rPr>
-              <w:t>Khi dấu hiệu xuất hiện, Trần Bá Đạt điều chỉnh thời điểm huy động hoặc tỷ lệ tham gia của vị trí đó và báo cáo tác động trong báo cáo tiến độ</w:t>
+              <w:t>Khi một vị trí chưa có mặt đúng sprint, Trần Bá Đạt chuyển gói của vị trí đó cho thành viên cùng năng lực còn dư quỹ và kích hoạt người dự phòng trong 3 ngày làm việc</w:t>
             </w:r>
           </w:p>
         </w:tc>
@@ -15850,7 +17449,7 @@
                 <w:color w:val="000000"/>
                 <w:sz w:val="24"/>
               </w:rPr>
-              <w:t>Mức lương thỏa thuận của một vị trí bổ sung vượt lương tham chiếu trên 10%</w:t>
+              <w:t>Đến ngày hợp đồng có hiệu lực chưa có quyết định điều động của một vị trí, hoặc người giữ vị trí chưa hoàn thành bàn giao công việc đang làm trước sprint huy động 5 ngày làm việc</w:t>
             </w:r>
           </w:p>
         </w:tc>
@@ -15874,7 +17473,7 @@
                 <w:color w:val="000000"/>
                 <w:sz w:val="24"/>
               </w:rPr>
-              <w:t>RR08</w:t>
+              <w:t>RR13</w:t>
             </w:r>
           </w:p>
         </w:tc>
@@ -15896,7 +17495,7 @@
                 <w:color w:val="000000"/>
                 <w:sz w:val="24"/>
               </w:rPr>
-              <w:t>Diễn tập triển khai và khôi phục trên môi trường vận hành, lập danh sách kiểm tra cut over được Chủ đầu tư xác nhận</w:t>
+              <w:t>Thống nhất mức lương khi ký hợp đồng với từng vị trí bổ sung và so với lương tham chiếu trước khi ký</w:t>
             </w:r>
           </w:p>
         </w:tc>
@@ -15918,7 +17517,7 @@
                 <w:color w:val="000000"/>
                 <w:sz w:val="24"/>
               </w:rPr>
-              <w:t>Khi dấu hiệu xuất hiện, Ninh Đức Toàn thực hiện phương án khôi phục trong kế hoạch cut over, Trần Bá Đạt thông báo Chủ đầu tư và thống nhất thời điểm triển khai lại trong ngày</w:t>
+              <w:t>Khi dấu hiệu xuất hiện, Trần Bá Đạt điều chỉnh thời điểm huy động hoặc tỷ lệ tham gia của vị trí đó và báo cáo tác động trong báo cáo tiến độ</w:t>
             </w:r>
           </w:p>
         </w:tc>
@@ -15940,7 +17539,7 @@
                 <w:color w:val="000000"/>
                 <w:sz w:val="24"/>
               </w:rPr>
-              <w:t>Một bước trong danh sách kiểm tra cut over không đạt, hoặc kiểm tra sau triển khai có chức năng chính không hoạt động</w:t>
+              <w:t>Mức lương thỏa thuận của một vị trí bổ sung vượt lương tham chiếu trên 10%</w:t>
             </w:r>
           </w:p>
         </w:tc>
@@ -15964,7 +17563,7 @@
                 <w:color w:val="000000"/>
                 <w:sz w:val="24"/>
               </w:rPr>
-              <w:t>RR15</w:t>
+              <w:t>RR22</w:t>
             </w:r>
           </w:p>
         </w:tc>
@@ -15986,7 +17585,7 @@
                 <w:color w:val="000000"/>
                 <w:sz w:val="24"/>
               </w:rPr>
-              <w:t>Áp dụng băm mật khẩu, HTTPS, bảo vệ phiên, giới hạn đăng nhập sai theo KT04, kiểm thử bảo mật trước kiểm thử chấp nhận</w:t>
+              <w:t>Đề nghị Chủ đầu tư đăng ký tài khoản cửa hàng và môi trường thử của sàn ngay khi phụ lục có hiệu lực, khảo sát giao diện lập trình của sàn trong gói 5.2.1, lập trình trên dữ liệu mẫu theo tài liệu công khai của sàn</w:t>
             </w:r>
           </w:p>
         </w:tc>
@@ -16008,7 +17607,7 @@
                 <w:color w:val="000000"/>
                 <w:sz w:val="24"/>
               </w:rPr>
-              <w:t>Khi phát hiện, Phạm Tuấn Anh khắc phục trong 24 giờ, Trần Bá Đạt thông báo Chủ đầu tư theo nghĩa vụ bảo mật</w:t>
+              <w:t>Khi dấu hiệu xuất hiện, Lê Quang Huy lập danh sách thông tin kết nối còn thiếu, Trần Bá Đạt gửi văn bản đề nghị Chủ đầu tư làm việc với đơn vị vận hành sàn trong 1 ngày làm việc theo cam kết CK10, nhóm tiếp tục lập trình trên dữ liệu mẫu và chuyển kiểm thử tích hợp với sàn sang ngay khi có môi trường thử</w:t>
             </w:r>
           </w:p>
         </w:tc>
@@ -16030,7 +17629,7 @@
                 <w:color w:val="000000"/>
                 <w:sz w:val="24"/>
               </w:rPr>
-              <w:t>Kiểm thử bảo mật ghi nhận lỗ hổng mức cao</w:t>
+              <w:t>Đến 9 giờ 00 ngày 10/06/2027 (hạn cam kết CK10) chưa có tài khoản người bán và khóa truy cập môi trường thử của sàn, hoặc sàn thông báo thay đổi giao diện lập trình trong thời gian thực hiện</w:t>
             </w:r>
           </w:p>
         </w:tc>
@@ -16054,7 +17653,7 @@
                 <w:color w:val="000000"/>
                 <w:sz w:val="24"/>
               </w:rPr>
-              <w:t>RR03</w:t>
+              <w:t>RR08</w:t>
             </w:r>
           </w:p>
         </w:tc>
@@ -16076,7 +17675,7 @@
                 <w:color w:val="000000"/>
                 <w:sz w:val="24"/>
               </w:rPr>
-              <w:t>Kiểm thử từng nhóm chức năng ngay khi lập trình hoàn thành, sửa lỗi theo từng nhóm chức năng, theo dõi dự trữ của chuỗi kiểm thử hằng tuần từ S5</w:t>
+              <w:t>Diễn tập triển khai và khôi phục trên môi trường vận hành, lập danh sách kiểm tra cut over được Chủ đầu tư xác nhận</w:t>
             </w:r>
           </w:p>
         </w:tc>
@@ -16098,7 +17697,7 @@
                 <w:color w:val="000000"/>
                 <w:sz w:val="24"/>
               </w:rPr>
-              <w:t>Khi dấu hiệu xuất hiện, Trần Bá Đạt điều các kỹ sư phát triển đang làm gói không nằm trên đường găng sang sửa lỗi, Nguyễn Thị Phương Liên ưu tiên kịch bản các luồng chính và báo Chủ đầu tư phạm vi kiểm thử chấp nhận đợt đầu</w:t>
+              <w:t>Khi dấu hiệu xuất hiện, Ninh Đức Toàn thực hiện phương án khôi phục trong kế hoạch cut over, Trần Bá Đạt thông báo Chủ đầu tư và thống nhất thời điểm triển khai lại trong ngày</w:t>
             </w:r>
           </w:p>
         </w:tc>
@@ -16120,7 +17719,7 @@
                 <w:color w:val="000000"/>
                 <w:sz w:val="24"/>
               </w:rPr>
-              <w:t>Mốc M4 chưa đạt sau 2 ngày làm việc so với ngày dự kiến trong master schedule, hoặc còn từ 4 lỗi nghiêm trọng mở ngày 14/06/2027</w:t>
+              <w:t>Một bước trong danh sách kiểm tra cut over không đạt, hoặc kiểm tra sau triển khai có chức năng chính không hoạt động</w:t>
             </w:r>
           </w:p>
         </w:tc>
@@ -16144,7 +17743,7 @@
                 <w:color w:val="000000"/>
                 <w:sz w:val="24"/>
               </w:rPr>
-              <w:t>RR06</w:t>
+              <w:t>RR15</w:t>
             </w:r>
           </w:p>
         </w:tc>
@@ -16166,7 +17765,7 @@
                 <w:color w:val="000000"/>
                 <w:sz w:val="24"/>
               </w:rPr>
-              <w:t>Đo thời gian phản hồi trong kiểm thử phân hệ (3.4.5), kiểm thử hiệu năng trên môi trường kiểm thử (7.2.3) trước kiểm thử chấp nhận</w:t>
+              <w:t>Áp dụng băm mật khẩu, HTTPS, bảo vệ phiên, giới hạn đăng nhập sai theo KT04, kiểm thử bảo mật trước kiểm thử chấp nhận</w:t>
             </w:r>
           </w:p>
         </w:tc>
@@ -16188,7 +17787,7 @@
                 <w:color w:val="000000"/>
                 <w:sz w:val="24"/>
               </w:rPr>
-              <w:t>Khi dấu hiệu xuất hiện, Phạm Tuấn Anh tối ưu truy vấn và bộ nhớ đệm, Ninh Đức Toàn mở rộng nút ứng dụng trên môi trường vận hành</w:t>
+              <w:t>Khi phát hiện, Phạm Tuấn Anh khắc phục trong 24 giờ, Trần Bá Đạt thông báo Chủ đầu tư theo nghĩa vụ bảo mật</w:t>
             </w:r>
           </w:p>
         </w:tc>
@@ -16210,7 +17809,7 @@
                 <w:color w:val="000000"/>
                 <w:sz w:val="24"/>
               </w:rPr>
-              <w:t>Kiểm thử hiệu năng (7.2.3) có phân vị 95 của thao tác cốt lõi vượt 2 giây hoặc lỗi khi tải 500 người dùng</w:t>
+              <w:t>Kiểm thử bảo mật ghi nhận lỗ hổng mức cao</w:t>
             </w:r>
           </w:p>
         </w:tc>
@@ -16234,7 +17833,7 @@
                 <w:color w:val="000000"/>
                 <w:sz w:val="24"/>
               </w:rPr>
-              <w:t>RR16</w:t>
+              <w:t>RR03</w:t>
             </w:r>
           </w:p>
         </w:tc>
@@ -16256,7 +17855,7 @@
                 <w:color w:val="000000"/>
                 <w:sz w:val="24"/>
               </w:rPr>
-              <w:t>Thống nhất cấu hình và thời điểm bàn giao hạ tầng tại họp khởi động, nhắc lại trong báo cáo tiến độ S2, S3</w:t>
+              <w:t>Kiểm thử từng nhóm chức năng ngay khi lập trình hoàn thành, sửa lỗi theo từng nhóm chức năng, theo dõi dự trữ của chuỗi kiểm thử hằng tuần từ S5</w:t>
             </w:r>
           </w:p>
         </w:tc>
@@ -16278,7 +17877,7 @@
                 <w:color w:val="000000"/>
                 <w:sz w:val="24"/>
               </w:rPr>
-              <w:t>Khi dấu hiệu xuất hiện, Ninh Đức Toàn thiết lập môi trường tạm có cấu hình tương đương để kiểm thử, Trần Bá Đạt gửi văn bản đề nghị Chủ đầu tư và ghi nhận ảnh hưởng tiến độ do phía Chủ đầu tư</w:t>
+              <w:t>Khi dấu hiệu xuất hiện, Trần Bá Đạt điều các kỹ sư phát triển đang làm gói không nằm trên đường găng sang sửa lỗi, Nguyễn Thị Phương Liên ưu tiên kịch bản các luồng chính và báo Chủ đầu tư phạm vi kiểm thử chấp nhận đợt đầu</w:t>
             </w:r>
           </w:p>
         </w:tc>
@@ -16300,7 +17899,7 @@
                 <w:color w:val="000000"/>
                 <w:sz w:val="24"/>
               </w:rPr>
-              <w:t>Đầu S4 chưa có biên bản bàn giao hạ tầng vận hành</w:t>
+              <w:t>Mốc M4 chưa đạt sau 2 ngày làm việc so với ngày dự kiến trong master schedule, hoặc còn từ 4 lỗi nghiêm trọng hoặc cao đang mở ngày 12/07/2027 (ngưỡng đỏ)</w:t>
             </w:r>
           </w:p>
         </w:tc>
@@ -16324,7 +17923,7 @@
                 <w:color w:val="000000"/>
                 <w:sz w:val="24"/>
               </w:rPr>
-              <w:t>RR05</w:t>
+              <w:t>RR06</w:t>
             </w:r>
           </w:p>
         </w:tc>
@@ -16346,7 +17945,7 @@
                 <w:color w:val="000000"/>
                 <w:sz w:val="24"/>
               </w:rPr>
-              <w:t>Ủy quyền chủ trì họp kỹ thuật cho Nguyễn Hoàng Nam, chuẩn hóa mẫu báo cáo tiến độ để giảm thời gian lập</w:t>
+              <w:t>Đo thời gian phản hồi trong kiểm thử phân hệ (1.4.5), kiểm thử hiệu năng trên môi trường kiểm thử (1.4.9) trước kiểm thử chấp nhận</w:t>
             </w:r>
           </w:p>
         </w:tc>
@@ -16368,7 +17967,7 @@
                 <w:color w:val="000000"/>
                 <w:sz w:val="24"/>
               </w:rPr>
-              <w:t>Khi dấu hiệu xuất hiện, chuyển việc lập báo cáo tiến độ cho Nguyễn Thị Phương Liên, chuyển rà soát mã nguồn cho Nguyễn Hoàng Nam</w:t>
+              <w:t>Khi dấu hiệu xuất hiện, Phạm Tuấn Anh tối ưu truy vấn và bộ nhớ đệm, Ninh Đức Toàn mở rộng nút ứng dụng trên môi trường vận hành</w:t>
             </w:r>
           </w:p>
         </w:tc>
@@ -16390,7 +17989,7 @@
                 <w:color w:val="000000"/>
                 <w:sz w:val="24"/>
               </w:rPr>
-              <w:t>Báo cáo tiến độ cuối sprint chậm quá 2 ngày làm việc, hoặc mốc M1 chưa đạt vào ngày hạn</w:t>
+              <w:t>Kiểm thử hiệu năng (1.4.9) có phân vị 95 của thao tác cốt lõi vượt 2 giây hoặc lỗi khi tải 500 người dùng</w:t>
             </w:r>
           </w:p>
         </w:tc>
@@ -16414,7 +18013,7 @@
                 <w:color w:val="000000"/>
                 <w:sz w:val="24"/>
               </w:rPr>
-              <w:t>RR07</w:t>
+              <w:t>RR16</w:t>
             </w:r>
           </w:p>
         </w:tc>
@@ -16436,7 +18035,7 @@
                 <w:color w:val="000000"/>
                 <w:sz w:val="24"/>
               </w:rPr>
-              <w:t>Thiết kế triển khai dự phòng, giám sát và cảnh báo, diễn tập chuyển đổi dự phòng, sao lưu và khôi phục trên môi trường vận hành</w:t>
+              <w:t>Thống nhất cấu hình và thời điểm bàn giao hạ tầng tại họp khởi động, nhắc lại trong báo cáo tiến độ S2, S3</w:t>
             </w:r>
           </w:p>
         </w:tc>
@@ -16458,7 +18057,7 @@
                 <w:color w:val="000000"/>
                 <w:sz w:val="24"/>
               </w:rPr>
-              <w:t>Khi dấu hiệu xuất hiện, Ninh Đức Toàn khôi phục theo quy trình đã diễn tập và báo cáo nguyên nhân trong 1 ngày làm việc</w:t>
+              <w:t>Khi dấu hiệu xuất hiện, Ninh Đức Toàn thiết lập môi trường tạm có cấu hình tương đương để tiếp tục cấu hình giám sát và kiểm thử, chuyển sang hạ tầng chính thức ngay khi được bàn giao. Trần Bá Đạt gửi văn bản đề nghị Chủ đầu tư xác nhận ngày bàn giao, bàn giao sau 10/06/2027 thì ghi nhận ảnh hưởng tiến độ do phía Chủ đầu tư theo Mục 18 E-ĐKC</w:t>
             </w:r>
           </w:p>
         </w:tc>
@@ -16480,7 +18079,7 @@
                 <w:color w:val="000000"/>
                 <w:sz w:val="24"/>
               </w:rPr>
-              <w:t>Diễn tập chuyển đổi dự phòng vượt 30 phút hoặc giám sát ghi nhận gián đoạn trong kiểm thử chấp nhận</w:t>
+              <w:t>Ngày 13/05/2027 Chủ đầu tư chưa xác nhận lịch bàn giao hạ tầng vận hành, hoặc đến 9 giờ 00 ngày 20/05/2027 chưa có biên bản bàn giao</w:t>
             </w:r>
           </w:p>
         </w:tc>
@@ -16504,7 +18103,7 @@
                 <w:color w:val="000000"/>
                 <w:sz w:val="24"/>
               </w:rPr>
-              <w:t>RR11</w:t>
+              <w:t>RR05</w:t>
             </w:r>
           </w:p>
         </w:tc>
@@ -16526,7 +18125,7 @@
                 <w:color w:val="000000"/>
                 <w:sz w:val="24"/>
               </w:rPr>
-              <w:t>Làm rõ phương thức thanh toán đơn hàng tại họp khởi động và ghi vào biên bản xác nhận đặc tả</w:t>
+              <w:t>Ủy quyền chủ trì họp kỹ thuật cho Nguyễn Hoàng Nam, chuẩn hóa mẫu báo cáo tiến độ để giảm thời gian lập</w:t>
             </w:r>
           </w:p>
         </w:tc>
@@ -16548,7 +18147,7 @@
                 <w:color w:val="000000"/>
                 <w:sz w:val="24"/>
               </w:rPr>
-              <w:t>Khi Chủ đầu tư yêu cầu, Nguyễn Thị Phương Liên lập yêu cầu thay đổi, đánh giá tác động theo kế hoạch quản lý thay đổi trước khi thực hiện</w:t>
+              <w:t>Khi dấu hiệu xuất hiện, chuyển việc lập báo cáo tiến độ cho Nguyễn Thị Phương Liên, chuyển rà soát mã nguồn cho Nguyễn Hoàng Nam</w:t>
             </w:r>
           </w:p>
         </w:tc>
@@ -16570,7 +18169,7 @@
                 <w:color w:val="000000"/>
                 <w:sz w:val="24"/>
               </w:rPr>
-              <w:t>Biên bản họp khởi động hoặc đặc tả đặt hàng có nội dung thanh toán trực tuyến chưa thống nhất</w:t>
+              <w:t>Báo cáo tiến độ cuối sprint chậm quá 2 ngày làm việc, hoặc mốc M1 chưa đạt vào ngày hạn</w:t>
             </w:r>
           </w:p>
         </w:tc>
@@ -16594,7 +18193,7 @@
                 <w:color w:val="000000"/>
                 <w:sz w:val="24"/>
               </w:rPr>
-              <w:t>RR12</w:t>
+              <w:t>RR07</w:t>
             </w:r>
           </w:p>
         </w:tc>
@@ -16616,7 +18215,7 @@
                 <w:color w:val="000000"/>
                 <w:sz w:val="24"/>
               </w:rPr>
-              <w:t>Lập danh mục thư viện kèm giấy phép từ kiến trúc, chỉ dùng thư viện có giấy phép cho phép sử dụng thương mại</w:t>
+              <w:t>Thiết kế triển khai dự phòng, giám sát và cảnh báo, diễn tập chuyển đổi dự phòng, sao lưu và khôi phục trên môi trường vận hành</w:t>
             </w:r>
           </w:p>
         </w:tc>
@@ -16638,7 +18237,7 @@
                 <w:color w:val="000000"/>
                 <w:sz w:val="24"/>
               </w:rPr>
-              <w:t>Khi phát hiện, Trần Bá Đạt chỉ định thư viện thay thế tương đương và cập nhật danh mục bàn giao</w:t>
+              <w:t>Khi dấu hiệu xuất hiện, Ninh Đức Toàn khôi phục theo quy trình đã diễn tập và báo cáo nguyên nhân trong 1 ngày làm việc</w:t>
             </w:r>
           </w:p>
         </w:tc>
@@ -16660,7 +18259,7 @@
                 <w:color w:val="000000"/>
                 <w:sz w:val="24"/>
               </w:rPr>
-              <w:t>Danh mục thư viện có thư viện thuộc loại hạn chế sử dụng thương mại</w:t>
+              <w:t>Diễn tập chuyển đổi dự phòng vượt 30 phút hoặc giám sát ghi nhận gián đoạn trong kiểm thử chấp nhận</w:t>
             </w:r>
           </w:p>
         </w:tc>
@@ -16684,7 +18283,7 @@
                 <w:color w:val="000000"/>
                 <w:sz w:val="24"/>
               </w:rPr>
-              <w:t>RR09</w:t>
+              <w:t>RR11</w:t>
             </w:r>
           </w:p>
         </w:tc>
@@ -16706,7 +18305,7 @@
                 <w:color w:val="000000"/>
                 <w:sz w:val="24"/>
               </w:rPr>
-              <w:t>Mời cán bộ Chủ đầu tư dự trình diễn cuối sprint từ S4, gửi tài liệu hướng dẫn trước buổi hướng dẫn vận hành</w:t>
+              <w:t>Làm rõ phương thức thanh toán đơn hàng tại họp khởi động và ghi vào biên bản xác nhận đặc tả</w:t>
             </w:r>
           </w:p>
         </w:tc>
@@ -16728,7 +18327,7 @@
                 <w:color w:val="000000"/>
                 <w:sz w:val="24"/>
               </w:rPr>
-              <w:t>Khi dấu hiệu xuất hiện, Nguyễn Thị Phương Liên tổ chức thêm buổi hướng dẫn theo từng vai trò và hỗ trợ trực tiếp trong kiểm thử chấp nhận</w:t>
+              <w:t>Khi Chủ đầu tư yêu cầu, Nguyễn Thị Phương Liên lập yêu cầu thay đổi, đánh giá tác động theo kế hoạch quản lý thay đổi trước khi thực hiện</w:t>
             </w:r>
           </w:p>
         </w:tc>
@@ -16750,7 +18349,7 @@
                 <w:color w:val="000000"/>
                 <w:sz w:val="24"/>
               </w:rPr>
-              <w:t>Trong kiểm thử chấp nhận, trên 20% kịch bản do cán bộ Chủ đầu tư thực hiện cần hỗ trợ</w:t>
+              <w:t>Biên bản họp khởi động hoặc đặc tả đặt hàng có nội dung thanh toán trực tuyến chưa thống nhất</w:t>
             </w:r>
           </w:p>
         </w:tc>
@@ -16774,7 +18373,7 @@
                 <w:color w:val="000000"/>
                 <w:sz w:val="24"/>
               </w:rPr>
-              <w:t>RR14</w:t>
+              <w:t>RR12</w:t>
             </w:r>
           </w:p>
         </w:tc>
@@ -16796,7 +18395,7 @@
                 <w:color w:val="000000"/>
                 <w:sz w:val="24"/>
               </w:rPr>
-              <w:t>Kiểm tra mẫu dữ liệu ngay khi có đặc tả giao diện tích hợp, công cụ chuyển đổi có bước kiểm tra toàn vẹn (6.3.1)</w:t>
+              <w:t>Lập danh mục thư viện kèm giấy phép từ kiến trúc, chỉ dùng thư viện có giấy phép cho phép sử dụng thương mại</w:t>
             </w:r>
           </w:p>
         </w:tc>
@@ -16818,7 +18417,7 @@
                 <w:color w:val="000000"/>
                 <w:sz w:val="24"/>
               </w:rPr>
-              <w:t>Khi dấu hiệu xuất hiện, Ninh Đức Toàn lập báo cáo bản ghi lỗi để Chủ đầu tư chỉnh sửa trong Main System, nhóm chuyển đổi lại theo đợt</w:t>
+              <w:t>Khi phát hiện, Trần Bá Đạt chỉ định thư viện thay thế tương đương và cập nhật danh mục bàn giao</w:t>
             </w:r>
           </w:p>
         </w:tc>
@@ -16840,7 +18439,7 @@
                 <w:color w:val="000000"/>
                 <w:sz w:val="24"/>
               </w:rPr>
-              <w:t>Ngày 10/06/2027 chưa nhận dữ liệu, hoặc trên 2% bản ghi không qua kiểm tra toàn vẹn</w:t>
+              <w:t>Danh mục thư viện có thư viện thuộc loại hạn chế sử dụng thương mại</w:t>
             </w:r>
           </w:p>
         </w:tc>
@@ -16864,7 +18463,7 @@
                 <w:color w:val="000000"/>
                 <w:sz w:val="24"/>
               </w:rPr>
-              <w:t>RR20</w:t>
+              <w:t>RR09</w:t>
             </w:r>
           </w:p>
         </w:tc>
@@ -16886,7 +18485,7 @@
                 <w:color w:val="000000"/>
                 <w:sz w:val="24"/>
               </w:rPr>
-              <w:t>Rà soát thành phần của hai dự án trước S1, chỉ dùng lại thành phần nhà thầu có quyền sử dụng</w:t>
+              <w:t>Mời cán bộ Chủ đầu tư dự trình diễn cuối sprint từ S4, gửi tài liệu hướng dẫn trước buổi hướng dẫn vận hành</w:t>
             </w:r>
           </w:p>
         </w:tc>
@@ -16908,7 +18507,7 @@
                 <w:color w:val="000000"/>
                 <w:sz w:val="24"/>
               </w:rPr>
-              <w:t>Khi xác nhận được thành phần dùng lại, Phạm Tuấn Anh và Vũ Đức Minh chuyển thời gian tiết kiệm sang lập trình phân hệ và kiểm thử</w:t>
+              <w:t>Khi dấu hiệu xuất hiện, Nguyễn Thị Phương Liên tổ chức thêm buổi hướng dẫn theo từng vai trò và hỗ trợ trực tiếp trong kiểm thử chấp nhận</w:t>
             </w:r>
           </w:p>
         </w:tc>
@@ -16930,7 +18529,7 @@
                 <w:color w:val="000000"/>
                 <w:sz w:val="24"/>
               </w:rPr>
-              <w:t>Hết S1 khung ứng dụng và thư viện giao diện đạt trên 70% chức năng cần thiết</w:t>
+              <w:t>Trong kiểm thử chấp nhận, trên 20% kịch bản do cán bộ Chủ đầu tư thực hiện cần hỗ trợ</w:t>
             </w:r>
           </w:p>
         </w:tc>
@@ -16954,7 +18553,7 @@
                 <w:color w:val="000000"/>
                 <w:sz w:val="24"/>
               </w:rPr>
-              <w:t>RR17</w:t>
+              <w:t>RR14</w:t>
             </w:r>
           </w:p>
         </w:tc>
@@ -16976,7 +18575,7 @@
                 <w:color w:val="000000"/>
                 <w:sz w:val="24"/>
               </w:rPr>
-              <w:t>Lập danh sách lỗi tồn tại khi bàn giao có biên bản Chủ đầu tư đồng ý, bàn giao tài liệu vận hành đầy đủ</w:t>
+              <w:t>Kiểm tra mẫu dữ liệu ngay khi có đặc tả giao diện tích hợp, công cụ chuyển đổi có bước kiểm tra toàn vẹn (4.3.10)</w:t>
             </w:r>
           </w:p>
         </w:tc>
@@ -16998,7 +18597,7 @@
                 <w:color w:val="000000"/>
                 <w:sz w:val="24"/>
               </w:rPr>
-              <w:t>Khi dấu hiệu xuất hiện, Ninh Đức Toàn bố trí người khắc phục theo thời hạn cam kết và báo cáo Chủ đầu tư</w:t>
+              <w:t>Khi dấu hiệu xuất hiện, Ninh Đức Toàn lập báo cáo bản ghi lỗi để Chủ đầu tư chỉnh sửa trong Main System, nhóm chuyển đổi lại theo đợt</w:t>
             </w:r>
           </w:p>
         </w:tc>
@@ -17020,7 +18619,7 @@
                 <w:color w:val="000000"/>
                 <w:sz w:val="24"/>
               </w:rPr>
-              <w:t>Số yêu cầu bảo hành trong tháng đầu sau cut over vượt 10</w:t>
+              <w:t>Ngày 10/06/2027 chưa nhận dữ liệu, hoặc trên 2% bản ghi không qua kiểm tra toàn vẹn</w:t>
             </w:r>
           </w:p>
         </w:tc>
@@ -17044,7 +18643,7 @@
                 <w:color w:val="000000"/>
                 <w:sz w:val="24"/>
               </w:rPr>
-              <w:t>RR18</w:t>
+              <w:t>RR20</w:t>
             </w:r>
           </w:p>
         </w:tc>
@@ -17066,7 +18665,7 @@
                 <w:color w:val="000000"/>
                 <w:sz w:val="24"/>
               </w:rPr>
-              <w:t>Lập tài liệu hướng dẫn thiết lập môi trường và triển khai, hai người cùng thực hiện các gói hạ tầng chính</w:t>
+              <w:t>Rà soát thành phần của hai dự án trước S1, chỉ dùng lại thành phần nhà thầu có quyền sử dụng</w:t>
             </w:r>
           </w:p>
         </w:tc>
@@ -17088,7 +18687,7 @@
                 <w:color w:val="000000"/>
                 <w:sz w:val="24"/>
               </w:rPr>
-              <w:t>Khi một người vắng mặt, Trần Bá Đạt giao người còn lại thực hiện theo tài liệu hướng dẫn, ưu tiên gói trước cut over</w:t>
+              <w:t>Khi xác nhận được thành phần dùng lại, Phạm Tuấn Anh và Vũ Đức Minh chuyển thời gian tiết kiệm sang lập trình phân hệ và kiểm thử</w:t>
             </w:r>
           </w:p>
         </w:tc>
@@ -17110,7 +18709,7 @@
                 <w:color w:val="000000"/>
                 <w:sz w:val="24"/>
               </w:rPr>
-              <w:t>Người phụ trách hạ tầng nghỉ quá 2 ngày làm việc liên tiếp</w:t>
+              <w:t>Hết S1 khung ứng dụng và thư viện giao diện đạt trên 70% chức năng cần thiết</w:t>
             </w:r>
           </w:p>
         </w:tc>
@@ -17134,7 +18733,7 @@
                 <w:color w:val="000000"/>
                 <w:sz w:val="24"/>
               </w:rPr>
-              <w:t>RR21</w:t>
+              <w:t>RR17</w:t>
             </w:r>
           </w:p>
         </w:tc>
@@ -17156,7 +18755,7 @@
                 <w:color w:val="000000"/>
                 <w:sz w:val="24"/>
               </w:rPr>
-              <w:t>Đề nghị Chủ đầu tư bàn giao môi trường thử theo từng phần ngay khi sẵn sàng, chuẩn bị kịch bản tích hợp từ S3</w:t>
+              <w:t>Lập danh sách lỗi tồn tại khi bàn giao có biên bản Chủ đầu tư đồng ý, bàn giao tài liệu vận hành đầy đủ</w:t>
             </w:r>
           </w:p>
         </w:tc>
@@ -17178,7 +18777,7 @@
                 <w:color w:val="000000"/>
                 <w:sz w:val="24"/>
               </w:rPr>
-              <w:t>Khi có môi trường thử sớm, Ninh Đức Toàn bắt đầu kiểm thử tích hợp từng luồng ngay khi luồng đó lập trình xong</w:t>
+              <w:t>Khi dấu hiệu xuất hiện, Ninh Đức Toàn bố trí người khắc phục theo thời hạn cam kết và báo cáo Chủ đầu tư</w:t>
             </w:r>
           </w:p>
         </w:tc>
@@ -17200,7 +18799,7 @@
                 <w:color w:val="000000"/>
                 <w:sz w:val="24"/>
               </w:rPr>
-              <w:t>Chủ đầu tư thông báo môi trường thử sẵn sàng trước 20/05/2027</w:t>
+              <w:t>Số yêu cầu bảo hành trong tháng đầu sau cut over vượt 10</w:t>
             </w:r>
           </w:p>
         </w:tc>
@@ -17224,6 +18823,186 @@
                 <w:color w:val="000000"/>
                 <w:sz w:val="24"/>
               </w:rPr>
+              <w:t>RR18</w:t>
+            </w:r>
+          </w:p>
+        </w:tc>
+        <w:tc>
+          <w:tcPr>
+            <w:tcW w:type="dxa" w:w="2900"/>
+          </w:tcPr>
+          <w:p>
+            <w:pPr>
+              <w:spacing w:before="0" w:after="40"/>
+              <w:jc w:val="left"/>
+            </w:pPr>
+            <w:r>
+              <w:rPr>
+                <w:rFonts w:ascii="Times New Roman" w:hAnsi="Times New Roman" w:eastAsia="Times New Roman" w:cs="Times New Roman"/>
+                <w:b w:val="0"/>
+                <w:i w:val="0"/>
+                <w:caps w:val="0"/>
+                <w:color w:val="000000"/>
+                <w:sz w:val="24"/>
+              </w:rPr>
+              <w:t>Lập tài liệu hướng dẫn thiết lập môi trường và triển khai, ít nhất hai người cùng thực hiện các gói hạ tầng chính</w:t>
+            </w:r>
+          </w:p>
+        </w:tc>
+        <w:tc>
+          <w:tcPr>
+            <w:tcW w:type="dxa" w:w="3200"/>
+          </w:tcPr>
+          <w:p>
+            <w:pPr>
+              <w:spacing w:before="0" w:after="40"/>
+              <w:jc w:val="left"/>
+            </w:pPr>
+            <w:r>
+              <w:rPr>
+                <w:rFonts w:ascii="Times New Roman" w:hAnsi="Times New Roman" w:eastAsia="Times New Roman" w:cs="Times New Roman"/>
+                <w:b w:val="0"/>
+                <w:i w:val="0"/>
+                <w:caps w:val="0"/>
+                <w:color w:val="000000"/>
+                <w:sz w:val="24"/>
+              </w:rPr>
+              <w:t>Khi một người vắng mặt, Trần Bá Đạt giao người còn lại thực hiện theo tài liệu hướng dẫn, ưu tiên gói trước cut over</w:t>
+            </w:r>
+          </w:p>
+        </w:tc>
+        <w:tc>
+          <w:tcPr>
+            <w:tcW w:type="dxa" w:w="2500"/>
+          </w:tcPr>
+          <w:p>
+            <w:pPr>
+              <w:spacing w:before="0" w:after="40"/>
+              <w:jc w:val="left"/>
+            </w:pPr>
+            <w:r>
+              <w:rPr>
+                <w:rFonts w:ascii="Times New Roman" w:hAnsi="Times New Roman" w:eastAsia="Times New Roman" w:cs="Times New Roman"/>
+                <w:b w:val="0"/>
+                <w:i w:val="0"/>
+                <w:caps w:val="0"/>
+                <w:color w:val="000000"/>
+                <w:sz w:val="24"/>
+              </w:rPr>
+              <w:t>Người phụ trách hạ tầng nghỉ quá 2 ngày làm việc liên tiếp</w:t>
+            </w:r>
+          </w:p>
+        </w:tc>
+      </w:tr>
+      <w:tr>
+        <w:tc>
+          <w:tcPr>
+            <w:tcW w:type="dxa" w:w="700"/>
+          </w:tcPr>
+          <w:p>
+            <w:pPr>
+              <w:spacing w:before="0" w:after="40"/>
+              <w:jc w:val="center"/>
+            </w:pPr>
+            <w:r>
+              <w:rPr>
+                <w:rFonts w:ascii="Times New Roman" w:hAnsi="Times New Roman" w:eastAsia="Times New Roman" w:cs="Times New Roman"/>
+                <w:b w:val="0"/>
+                <w:i w:val="0"/>
+                <w:caps w:val="0"/>
+                <w:color w:val="000000"/>
+                <w:sz w:val="24"/>
+              </w:rPr>
+              <w:t>RR21</w:t>
+            </w:r>
+          </w:p>
+        </w:tc>
+        <w:tc>
+          <w:tcPr>
+            <w:tcW w:type="dxa" w:w="2900"/>
+          </w:tcPr>
+          <w:p>
+            <w:pPr>
+              <w:spacing w:before="0" w:after="40"/>
+              <w:jc w:val="left"/>
+            </w:pPr>
+            <w:r>
+              <w:rPr>
+                <w:rFonts w:ascii="Times New Roman" w:hAnsi="Times New Roman" w:eastAsia="Times New Roman" w:cs="Times New Roman"/>
+                <w:b w:val="0"/>
+                <w:i w:val="0"/>
+                <w:caps w:val="0"/>
+                <w:color w:val="000000"/>
+                <w:sz w:val="24"/>
+              </w:rPr>
+              <w:t>Đề nghị Chủ đầu tư bàn giao môi trường thử theo từng phần ngay khi sẵn sàng, chuẩn bị kịch bản tích hợp từ S3</w:t>
+            </w:r>
+          </w:p>
+        </w:tc>
+        <w:tc>
+          <w:tcPr>
+            <w:tcW w:type="dxa" w:w="3200"/>
+          </w:tcPr>
+          <w:p>
+            <w:pPr>
+              <w:spacing w:before="0" w:after="40"/>
+              <w:jc w:val="left"/>
+            </w:pPr>
+            <w:r>
+              <w:rPr>
+                <w:rFonts w:ascii="Times New Roman" w:hAnsi="Times New Roman" w:eastAsia="Times New Roman" w:cs="Times New Roman"/>
+                <w:b w:val="0"/>
+                <w:i w:val="0"/>
+                <w:caps w:val="0"/>
+                <w:color w:val="000000"/>
+                <w:sz w:val="24"/>
+              </w:rPr>
+              <w:t>Khi có môi trường thử sớm, Ninh Đức Toàn bắt đầu kiểm thử tích hợp từng luồng ngay khi hoàn thành lập trình luồng đó</w:t>
+            </w:r>
+          </w:p>
+        </w:tc>
+        <w:tc>
+          <w:tcPr>
+            <w:tcW w:type="dxa" w:w="2500"/>
+          </w:tcPr>
+          <w:p>
+            <w:pPr>
+              <w:spacing w:before="0" w:after="40"/>
+              <w:jc w:val="left"/>
+            </w:pPr>
+            <w:r>
+              <w:rPr>
+                <w:rFonts w:ascii="Times New Roman" w:hAnsi="Times New Roman" w:eastAsia="Times New Roman" w:cs="Times New Roman"/>
+                <w:b w:val="0"/>
+                <w:i w:val="0"/>
+                <w:caps w:val="0"/>
+                <w:color w:val="000000"/>
+                <w:sz w:val="24"/>
+              </w:rPr>
+              <w:t>Chủ đầu tư thông báo môi trường thử sẵn sàng trước 20/05/2027</w:t>
+            </w:r>
+          </w:p>
+        </w:tc>
+      </w:tr>
+      <w:tr>
+        <w:tc>
+          <w:tcPr>
+            <w:tcW w:type="dxa" w:w="700"/>
+          </w:tcPr>
+          <w:p>
+            <w:pPr>
+              <w:spacing w:before="0" w:after="40"/>
+              <w:jc w:val="center"/>
+            </w:pPr>
+            <w:r>
+              <w:rPr>
+                <w:rFonts w:ascii="Times New Roman" w:hAnsi="Times New Roman" w:eastAsia="Times New Roman" w:cs="Times New Roman"/>
+                <w:b w:val="0"/>
+                <w:i w:val="0"/>
+                <w:caps w:val="0"/>
+                <w:color w:val="000000"/>
+                <w:sz w:val="24"/>
+              </w:rPr>
               <w:t>RR19</w:t>
             </w:r>
           </w:p>
@@ -17246,7 +19025,7 @@
                 <w:color w:val="000000"/>
                 <w:sz w:val="24"/>
               </w:rPr>
-              <w:t>Theo dõi ngày dự kiến của M2, M3 hằng tuần, chuẩn bị hồ sơ thanh toán ngay khi đạt mốc, thỏa thuận hạn mức vốn lưu động trước khi ký hợp đồng</w:t>
+              <w:t>Theo dõi ngày dự kiến của M3, M9 hằng tuần, chuẩn bị hồ sơ thanh toán ngay khi đạt mốc, giữ hạn mức vốn lưu động đã thỏa thuận</w:t>
             </w:r>
           </w:p>
         </w:tc>
@@ -17290,7 +19069,7 @@
                 <w:color w:val="000000"/>
                 <w:sz w:val="24"/>
               </w:rPr>
-              <w:t>Ngày dự kiến của M2 hoặc M3 muộn hơn master schedule quá 2 ngày làm việc</w:t>
+              <w:t>Ngày dự kiến của M3 hoặc M9 muộn hơn hạn trong phụ lục hợp đồng, hoặc chuỗi kiểm thử tích hợp trước M3 chậm quá 1 ngày làm việc</w:t>
             </w:r>
           </w:p>
         </w:tc>
@@ -17406,7 +19185,7 @@
                 <w:color w:val="000000"/>
                 <w:sz w:val="24"/>
               </w:rPr>
-              <w:t>Tổng EMV theo khối lượng</w:t>
+              <w:t>Tổng EMV của sổ (gồm rủi ro đã xảy ra, đã đóng)</w:t>
             </w:r>
           </w:p>
         </w:tc>
@@ -17428,7 +19207,7 @@
                 <w:color w:val="000000"/>
                 <w:sz w:val="24"/>
               </w:rPr>
-              <w:t>45 MD (khoảng 32 đến 58 MD)</w:t>
+              <w:t>48 MD, 151 triệu đồng</w:t>
             </w:r>
           </w:p>
         </w:tc>
@@ -17452,7 +19231,7 @@
                 <w:color w:val="000000"/>
                 <w:sz w:val="24"/>
               </w:rPr>
-              <w:t>Tổng EMV theo chi phí</w:t>
+              <w:t>Rủi ro đã xảy ra hoặc đã đóng, tác động thực tế</w:t>
             </w:r>
           </w:p>
         </w:tc>
@@ -17474,7 +19253,7 @@
                 <w:color w:val="000000"/>
                 <w:sz w:val="24"/>
               </w:rPr>
-              <w:t>147 triệu đồng (khoảng 110 đến 183 triệu đồng)</w:t>
+              <w:t>4 rủi ro, 1,50 MD, 3.150.000 đồng</w:t>
             </w:r>
           </w:p>
         </w:tc>
@@ -17498,7 +19277,7 @@
                 <w:color w:val="000000"/>
                 <w:sz w:val="24"/>
               </w:rPr>
-              <w:t>Dự phòng chi phí trong dự toán</w:t>
+              <w:t>EMV còn lại theo khối lượng</w:t>
             </w:r>
           </w:p>
         </w:tc>
@@ -17520,7 +19299,7 @@
                 <w:color w:val="000000"/>
                 <w:sz w:val="24"/>
               </w:rPr>
-              <w:t>50.000.000 đồng, nằm trong khoản B 150.000.000 đồng</w:t>
+              <w:t>31 MD (khoảng 21 đến 41 MD)</w:t>
             </w:r>
           </w:p>
         </w:tc>
@@ -17544,7 +19323,7 @@
                 <w:color w:val="000000"/>
                 <w:sz w:val="24"/>
               </w:rPr>
-              <w:t>Đánh giá dự phòng chi phí</w:t>
+              <w:t>EMV còn lại theo chi phí</w:t>
             </w:r>
           </w:p>
         </w:tc>
@@ -17566,7 +19345,7 @@
                 <w:color w:val="000000"/>
                 <w:sz w:val="24"/>
               </w:rPr>
-              <w:t>Thiếu 97 triệu đồng so với tổng EMV</w:t>
+              <w:t>115 triệu đồng (khoảng 85 đến 146 triệu đồng)</w:t>
             </w:r>
           </w:p>
         </w:tc>
@@ -17590,7 +19369,7 @@
                 <w:color w:val="000000"/>
                 <w:sz w:val="24"/>
               </w:rPr>
-              <w:t>Tổng EMV theo thời gian</w:t>
+              <w:t>Dự phòng chi phí trong dự toán</w:t>
             </w:r>
           </w:p>
         </w:tc>
@@ -17612,7 +19391,7 @@
                 <w:color w:val="000000"/>
                 <w:sz w:val="24"/>
               </w:rPr>
-              <w:t>20,0 ngày làm việc (khoảng 14,7 đến 25,3)</w:t>
+              <w:t>50.000.000 đồng, nằm trong khoản B 150.000.000 đồng</w:t>
             </w:r>
           </w:p>
         </w:tc>
@@ -17636,7 +19415,7 @@
                 <w:color w:val="000000"/>
                 <w:sz w:val="24"/>
               </w:rPr>
-              <w:t>EMV thời gian của rủi ro trên đường găng hoặc gắn mốc cut over</w:t>
+              <w:t>Đánh giá dự phòng chi phí</w:t>
             </w:r>
           </w:p>
         </w:tc>
@@ -17658,7 +19437,7 @@
                 <w:color w:val="000000"/>
                 <w:sz w:val="24"/>
               </w:rPr>
-              <w:t>5,4 ngày làm việc (khoảng 4,0 đến 6,8), 5 rủi ro</w:t>
+              <w:t>Thiếu 65 triệu đồng so với EMV còn lại</w:t>
             </w:r>
           </w:p>
         </w:tc>
@@ -17682,7 +19461,7 @@
                 <w:color w:val="000000"/>
                 <w:sz w:val="24"/>
               </w:rPr>
-              <w:t>Dự trữ thời gian đến cut over theo master schedule</w:t>
+              <w:t>EMV còn lại theo thời gian</w:t>
             </w:r>
           </w:p>
         </w:tc>
@@ -17704,7 +19483,7 @@
                 <w:color w:val="000000"/>
                 <w:sz w:val="24"/>
               </w:rPr>
-              <w:t>4 ngày làm việc</w:t>
+              <w:t>13,6 ngày làm việc</w:t>
             </w:r>
           </w:p>
         </w:tc>
@@ -17728,6 +19507,98 @@
                 <w:color w:val="000000"/>
                 <w:sz w:val="24"/>
               </w:rPr>
+              <w:t>EMV thời gian của rủi ro trên đường găng hoặc gắn mốc cut over</w:t>
+            </w:r>
+          </w:p>
+        </w:tc>
+        <w:tc>
+          <w:tcPr>
+            <w:tcW w:type="dxa" w:w="4300"/>
+          </w:tcPr>
+          <w:p>
+            <w:pPr>
+              <w:spacing w:before="0" w:after="40"/>
+              <w:jc w:val="right"/>
+            </w:pPr>
+            <w:r>
+              <w:rPr>
+                <w:rFonts w:ascii="Times New Roman" w:hAnsi="Times New Roman" w:eastAsia="Times New Roman" w:cs="Times New Roman"/>
+                <w:b w:val="0"/>
+                <w:i w:val="0"/>
+                <w:caps w:val="0"/>
+                <w:color w:val="000000"/>
+                <w:sz w:val="24"/>
+              </w:rPr>
+              <w:t>3,4 ngày làm việc (khoảng 2,5 đến 4,3), 6 rủi ro</w:t>
+            </w:r>
+          </w:p>
+        </w:tc>
+      </w:tr>
+      <w:tr>
+        <w:tc>
+          <w:tcPr>
+            <w:tcW w:type="dxa" w:w="5000"/>
+          </w:tcPr>
+          <w:p>
+            <w:pPr>
+              <w:spacing w:before="0" w:after="40"/>
+              <w:jc w:val="left"/>
+            </w:pPr>
+            <w:r>
+              <w:rPr>
+                <w:rFonts w:ascii="Times New Roman" w:hAnsi="Times New Roman" w:eastAsia="Times New Roman" w:cs="Times New Roman"/>
+                <w:b w:val="0"/>
+                <w:i w:val="0"/>
+                <w:caps w:val="0"/>
+                <w:color w:val="000000"/>
+                <w:sz w:val="24"/>
+              </w:rPr>
+              <w:t>Dự trữ thời gian đến cut over theo master schedule</w:t>
+            </w:r>
+          </w:p>
+        </w:tc>
+        <w:tc>
+          <w:tcPr>
+            <w:tcW w:type="dxa" w:w="4300"/>
+          </w:tcPr>
+          <w:p>
+            <w:pPr>
+              <w:spacing w:before="0" w:after="40"/>
+              <w:jc w:val="right"/>
+            </w:pPr>
+            <w:r>
+              <w:rPr>
+                <w:rFonts w:ascii="Times New Roman" w:hAnsi="Times New Roman" w:eastAsia="Times New Roman" w:cs="Times New Roman"/>
+                <w:b w:val="0"/>
+                <w:i w:val="0"/>
+                <w:caps w:val="0"/>
+                <w:color w:val="000000"/>
+                <w:sz w:val="24"/>
+              </w:rPr>
+              <w:t>7 ngày làm việc</w:t>
+            </w:r>
+          </w:p>
+        </w:tc>
+      </w:tr>
+      <w:tr>
+        <w:tc>
+          <w:tcPr>
+            <w:tcW w:type="dxa" w:w="5000"/>
+          </w:tcPr>
+          <w:p>
+            <w:pPr>
+              <w:spacing w:before="0" w:after="40"/>
+              <w:jc w:val="left"/>
+            </w:pPr>
+            <w:r>
+              <w:rPr>
+                <w:rFonts w:ascii="Times New Roman" w:hAnsi="Times New Roman" w:eastAsia="Times New Roman" w:cs="Times New Roman"/>
+                <w:b w:val="0"/>
+                <w:i w:val="0"/>
+                <w:caps w:val="0"/>
+                <w:color w:val="000000"/>
+                <w:sz w:val="24"/>
+              </w:rPr>
               <w:t>Đánh giá dự trữ thời gian</w:t>
             </w:r>
           </w:p>
@@ -17750,7 +19621,7 @@
                 <w:color w:val="000000"/>
                 <w:sz w:val="24"/>
               </w:rPr>
-              <w:t>Thiếu 1,4 ngày làm việc, nhóm chọn chấp nhận và báo Chủ đầu tư</w:t>
+              <w:t>Đủ</w:t>
             </w:r>
           </w:p>
         </w:tc>
@@ -17792,487 +19663,25 @@
           <w:color w:val="000000"/>
           <w:sz w:val="26"/>
         </w:rPr>
-        <w:t>Dự trữ thời gian đến cut over thiếu so với EMV thời gian 5,4 ngày làm việc của 5 rủi ro liên kết gói trên đường găng, gói gắn ngày cut over hoặc mốc cut over (RR03, RR04, RR08, RR09, RR10).</w:t>
+        <w:t>Dự trữ thời gian đến cut over đủ so với EMV thời gian 3,4 ngày làm việc của 6 rủi ro liên kết gói trên đường găng, gói gắn ngày cut over hoặc mốc cut over (RR02, RR03, RR04, RR08, RR09, RR10).</w:t>
       </w:r>
     </w:p>
-    <w:tbl>
-      <w:tblPr>
-        <w:tblStyle w:val="TableGrid"/>
-        <w:tblW w:type="auto" w:w="0"/>
-        <w:jc w:val="left"/>
-        <w:tblLayout w:type="fixed"/>
-        <w:tblLook w:firstColumn="1" w:firstRow="1" w:lastColumn="0" w:lastRow="0" w:noHBand="0" w:noVBand="1" w:val="04A0"/>
-        <w:tblCellMar>
-          <w:top w:w="40" w:type="dxa"/>
-          <w:left w:w="70" w:type="dxa"/>
-          <w:bottom w:w="40" w:type="dxa"/>
-          <w:right w:w="70" w:type="dxa"/>
-        </w:tblCellMar>
-      </w:tblPr>
-      <w:tblGrid>
-        <w:gridCol w:w="2000"/>
-        <w:gridCol w:w="3600"/>
-        <w:gridCol w:w="2800"/>
-        <w:gridCol w:w="900"/>
-      </w:tblGrid>
-      <w:tr>
-        <w:trPr>
-          <w:tblHeader w:val="true"/>
-        </w:trPr>
-        <w:tc>
-          <w:tcPr>
-            <w:tcW w:type="dxa" w:w="2000"/>
-          </w:tcPr>
-          <w:p>
-            <w:pPr>
-              <w:spacing w:before="0" w:after="40"/>
-              <w:jc w:val="left"/>
-            </w:pPr>
-            <w:r>
-              <w:rPr>
-                <w:rFonts w:ascii="Times New Roman" w:hAnsi="Times New Roman" w:eastAsia="Times New Roman" w:cs="Times New Roman"/>
-                <w:b w:val="0"/>
-                <w:i w:val="0"/>
-                <w:caps w:val="0"/>
-                <w:color w:val="000000"/>
-                <w:sz w:val="24"/>
-              </w:rPr>
-              <w:t>Phương án</w:t>
-            </w:r>
-          </w:p>
-        </w:tc>
-        <w:tc>
-          <w:tcPr>
-            <w:tcW w:type="dxa" w:w="3600"/>
-          </w:tcPr>
-          <w:p>
-            <w:pPr>
-              <w:spacing w:before="0" w:after="40"/>
-              <w:jc w:val="left"/>
-            </w:pPr>
-            <w:r>
-              <w:rPr>
-                <w:rFonts w:ascii="Times New Roman" w:hAnsi="Times New Roman" w:eastAsia="Times New Roman" w:cs="Times New Roman"/>
-                <w:b w:val="0"/>
-                <w:i w:val="0"/>
-                <w:caps w:val="0"/>
-                <w:color w:val="000000"/>
-                <w:sz w:val="24"/>
-              </w:rPr>
-              <w:t>Cách thực hiện</w:t>
-            </w:r>
-          </w:p>
-        </w:tc>
-        <w:tc>
-          <w:tcPr>
-            <w:tcW w:type="dxa" w:w="2800"/>
-          </w:tcPr>
-          <w:p>
-            <w:pPr>
-              <w:spacing w:before="0" w:after="40"/>
-              <w:jc w:val="left"/>
-            </w:pPr>
-            <w:r>
-              <w:rPr>
-                <w:rFonts w:ascii="Times New Roman" w:hAnsi="Times New Roman" w:eastAsia="Times New Roman" w:cs="Times New Roman"/>
-                <w:b w:val="0"/>
-                <w:i w:val="0"/>
-                <w:caps w:val="0"/>
-                <w:color w:val="000000"/>
-                <w:sz w:val="24"/>
-              </w:rPr>
-              <w:t>Ảnh hưởng</w:t>
-            </w:r>
-          </w:p>
-        </w:tc>
-        <w:tc>
-          <w:tcPr>
-            <w:tcW w:type="dxa" w:w="900"/>
-          </w:tcPr>
-          <w:p>
-            <w:pPr>
-              <w:spacing w:before="0" w:after="40"/>
-              <w:jc w:val="left"/>
-            </w:pPr>
-            <w:r>
-              <w:rPr>
-                <w:rFonts w:ascii="Times New Roman" w:hAnsi="Times New Roman" w:eastAsia="Times New Roman" w:cs="Times New Roman"/>
-                <w:b w:val="0"/>
-                <w:i w:val="0"/>
-                <w:caps w:val="0"/>
-                <w:color w:val="000000"/>
-                <w:sz w:val="24"/>
-              </w:rPr>
-              <w:t>Áp dụng</w:t>
-            </w:r>
-          </w:p>
-        </w:tc>
-      </w:tr>
-      <w:tr>
-        <w:tc>
-          <w:tcPr>
-            <w:tcW w:type="dxa" w:w="2000"/>
-          </w:tcPr>
-          <w:p>
-            <w:pPr>
-              <w:spacing w:before="0" w:after="40"/>
-              <w:jc w:val="left"/>
-            </w:pPr>
-            <w:r>
-              <w:rPr>
-                <w:rFonts w:ascii="Times New Roman" w:hAnsi="Times New Roman" w:eastAsia="Times New Roman" w:cs="Times New Roman"/>
-                <w:b w:val="0"/>
-                <w:i w:val="0"/>
-                <w:caps w:val="0"/>
-                <w:color w:val="000000"/>
-                <w:sz w:val="24"/>
-              </w:rPr>
-              <w:t>Tăng dự trữ</w:t>
-            </w:r>
-          </w:p>
-        </w:tc>
-        <w:tc>
-          <w:tcPr>
-            <w:tcW w:type="dxa" w:w="3600"/>
-          </w:tcPr>
-          <w:p>
-            <w:pPr>
-              <w:spacing w:before="0" w:after="40"/>
-              <w:jc w:val="left"/>
-            </w:pPr>
-            <w:r>
-              <w:rPr>
-                <w:rFonts w:ascii="Times New Roman" w:hAnsi="Times New Roman" w:eastAsia="Times New Roman" w:cs="Times New Roman"/>
-                <w:b w:val="0"/>
-                <w:i w:val="0"/>
-                <w:caps w:val="0"/>
-                <w:color w:val="000000"/>
-                <w:sz w:val="24"/>
-              </w:rPr>
-              <w:t>Bổ sung nguồn lực hoặc điều chỉnh giao việc cho các gói trên đường găng để dự trữ đến cut over đạt tối thiểu 5,4 ngày làm việc</w:t>
-            </w:r>
-          </w:p>
-        </w:tc>
-        <w:tc>
-          <w:tcPr>
-            <w:tcW w:type="dxa" w:w="2800"/>
-          </w:tcPr>
-          <w:p>
-            <w:pPr>
-              <w:spacing w:before="0" w:after="40"/>
-              <w:jc w:val="left"/>
-            </w:pPr>
-            <w:r>
-              <w:rPr>
-                <w:rFonts w:ascii="Times New Roman" w:hAnsi="Times New Roman" w:eastAsia="Times New Roman" w:cs="Times New Roman"/>
-                <w:b w:val="0"/>
-                <w:i w:val="0"/>
-                <w:caps w:val="0"/>
-                <w:color w:val="000000"/>
-                <w:sz w:val="24"/>
-              </w:rPr>
-              <w:t>Tăng MD hoặc chi phí nhân công, cập nhật giao việc, master schedule và cost estimate</w:t>
-            </w:r>
-          </w:p>
-        </w:tc>
-        <w:tc>
-          <w:tcPr>
-            <w:tcW w:type="dxa" w:w="900"/>
-          </w:tcPr>
-          <w:p>
-            <w:pPr>
-              <w:spacing w:before="0" w:after="40"/>
-              <w:jc w:val="left"/>
-            </w:pPr>
-            <w:r>
-              <w:rPr>
-                <w:rFonts w:ascii="Times New Roman" w:hAnsi="Times New Roman" w:eastAsia="Times New Roman" w:cs="Times New Roman"/>
-                <w:b w:val="0"/>
-                <w:i w:val="0"/>
-                <w:caps w:val="0"/>
-                <w:color w:val="000000"/>
-                <w:sz w:val="24"/>
-              </w:rPr>
-              <w:t>Không</w:t>
-            </w:r>
-          </w:p>
-        </w:tc>
-      </w:tr>
-      <w:tr>
-        <w:tc>
-          <w:tcPr>
-            <w:tcW w:type="dxa" w:w="2000"/>
-          </w:tcPr>
-          <w:p>
-            <w:pPr>
-              <w:spacing w:before="0" w:after="40"/>
-              <w:jc w:val="left"/>
-            </w:pPr>
-            <w:r>
-              <w:rPr>
-                <w:rFonts w:ascii="Times New Roman" w:hAnsi="Times New Roman" w:eastAsia="Times New Roman" w:cs="Times New Roman"/>
-                <w:b w:val="0"/>
-                <w:i w:val="0"/>
-                <w:caps w:val="0"/>
-                <w:color w:val="000000"/>
-                <w:sz w:val="24"/>
-              </w:rPr>
-              <w:t>Đưa việc lên sớm</w:t>
-            </w:r>
-          </w:p>
-        </w:tc>
-        <w:tc>
-          <w:tcPr>
-            <w:tcW w:type="dxa" w:w="3600"/>
-          </w:tcPr>
-          <w:p>
-            <w:pPr>
-              <w:spacing w:before="0" w:after="40"/>
-              <w:jc w:val="left"/>
-            </w:pPr>
-            <w:r>
-              <w:rPr>
-                <w:rFonts w:ascii="Times New Roman" w:hAnsi="Times New Roman" w:eastAsia="Times New Roman" w:cs="Times New Roman"/>
-                <w:b w:val="0"/>
-                <w:i w:val="0"/>
-                <w:caps w:val="0"/>
-                <w:color w:val="000000"/>
-                <w:sz w:val="24"/>
-              </w:rPr>
-              <w:t>Bắt đầu sớm hoặc thực hiện song song các gói 5.3.5, 7.2.1, 7.2.4, 7.3.1, 7.3.2</w:t>
-            </w:r>
-          </w:p>
-        </w:tc>
-        <w:tc>
-          <w:tcPr>
-            <w:tcW w:type="dxa" w:w="2800"/>
-          </w:tcPr>
-          <w:p>
-            <w:pPr>
-              <w:spacing w:before="0" w:after="40"/>
-              <w:jc w:val="left"/>
-            </w:pPr>
-            <w:r>
-              <w:rPr>
-                <w:rFonts w:ascii="Times New Roman" w:hAnsi="Times New Roman" w:eastAsia="Times New Roman" w:cs="Times New Roman"/>
-                <w:b w:val="0"/>
-                <w:i w:val="0"/>
-                <w:caps w:val="0"/>
-                <w:color w:val="000000"/>
-                <w:sz w:val="24"/>
-              </w:rPr>
-              <w:t>Tăng tải các sprint trước, kiểm tra lại phụ thuộc và tải từng người</w:t>
-            </w:r>
-          </w:p>
-        </w:tc>
-        <w:tc>
-          <w:tcPr>
-            <w:tcW w:type="dxa" w:w="900"/>
-          </w:tcPr>
-          <w:p>
-            <w:pPr>
-              <w:spacing w:before="0" w:after="40"/>
-              <w:jc w:val="left"/>
-            </w:pPr>
-            <w:r>
-              <w:rPr>
-                <w:rFonts w:ascii="Times New Roman" w:hAnsi="Times New Roman" w:eastAsia="Times New Roman" w:cs="Times New Roman"/>
-                <w:b w:val="0"/>
-                <w:i w:val="0"/>
-                <w:caps w:val="0"/>
-                <w:color w:val="000000"/>
-                <w:sz w:val="24"/>
-              </w:rPr>
-              <w:t>Không</w:t>
-            </w:r>
-          </w:p>
-        </w:tc>
-      </w:tr>
-      <w:tr>
-        <w:tc>
-          <w:tcPr>
-            <w:tcW w:type="dxa" w:w="2000"/>
-          </w:tcPr>
-          <w:p>
-            <w:pPr>
-              <w:spacing w:before="0" w:after="40"/>
-              <w:jc w:val="left"/>
-            </w:pPr>
-            <w:r>
-              <w:rPr>
-                <w:rFonts w:ascii="Times New Roman" w:hAnsi="Times New Roman" w:eastAsia="Times New Roman" w:cs="Times New Roman"/>
-                <w:b w:val="0"/>
-                <w:i w:val="0"/>
-                <w:caps w:val="0"/>
-                <w:color w:val="000000"/>
-                <w:sz w:val="24"/>
-              </w:rPr>
-              <w:t>Thu hẹp phạm vi</w:t>
-            </w:r>
-          </w:p>
-        </w:tc>
-        <w:tc>
-          <w:tcPr>
-            <w:tcW w:type="dxa" w:w="3600"/>
-          </w:tcPr>
-          <w:p>
-            <w:pPr>
-              <w:spacing w:before="0" w:after="40"/>
-              <w:jc w:val="left"/>
-            </w:pPr>
-            <w:r>
-              <w:rPr>
-                <w:rFonts w:ascii="Times New Roman" w:hAnsi="Times New Roman" w:eastAsia="Times New Roman" w:cs="Times New Roman"/>
-                <w:b w:val="0"/>
-                <w:i w:val="0"/>
-                <w:caps w:val="0"/>
-                <w:color w:val="000000"/>
-                <w:sz w:val="24"/>
-              </w:rPr>
-              <w:t>Thống nhất với Chủ đầu tư hoãn chức năng không thiết yếu sang sau cut over</w:t>
-            </w:r>
-          </w:p>
-        </w:tc>
-        <w:tc>
-          <w:tcPr>
-            <w:tcW w:type="dxa" w:w="2800"/>
-          </w:tcPr>
-          <w:p>
-            <w:pPr>
-              <w:spacing w:before="0" w:after="40"/>
-              <w:jc w:val="left"/>
-            </w:pPr>
-            <w:r>
-              <w:rPr>
-                <w:rFonts w:ascii="Times New Roman" w:hAnsi="Times New Roman" w:eastAsia="Times New Roman" w:cs="Times New Roman"/>
-                <w:b w:val="0"/>
-                <w:i w:val="0"/>
-                <w:caps w:val="0"/>
-                <w:color w:val="000000"/>
-                <w:sz w:val="24"/>
-              </w:rPr>
-              <w:t>Cần yêu cầu thay đổi và phụ lục hợp đồng, ảnh hưởng nghiệm thu</w:t>
-            </w:r>
-          </w:p>
-        </w:tc>
-        <w:tc>
-          <w:tcPr>
-            <w:tcW w:type="dxa" w:w="900"/>
-          </w:tcPr>
-          <w:p>
-            <w:pPr>
-              <w:spacing w:before="0" w:after="40"/>
-              <w:jc w:val="left"/>
-            </w:pPr>
-            <w:r>
-              <w:rPr>
-                <w:rFonts w:ascii="Times New Roman" w:hAnsi="Times New Roman" w:eastAsia="Times New Roman" w:cs="Times New Roman"/>
-                <w:b w:val="0"/>
-                <w:i w:val="0"/>
-                <w:caps w:val="0"/>
-                <w:color w:val="000000"/>
-                <w:sz w:val="24"/>
-              </w:rPr>
-              <w:t>Không</w:t>
-            </w:r>
-          </w:p>
-        </w:tc>
-      </w:tr>
-      <w:tr>
-        <w:tc>
-          <w:tcPr>
-            <w:tcW w:type="dxa" w:w="2000"/>
-          </w:tcPr>
-          <w:p>
-            <w:pPr>
-              <w:spacing w:before="0" w:after="40"/>
-              <w:jc w:val="left"/>
-            </w:pPr>
-            <w:r>
-              <w:rPr>
-                <w:rFonts w:ascii="Times New Roman" w:hAnsi="Times New Roman" w:eastAsia="Times New Roman" w:cs="Times New Roman"/>
-                <w:b w:val="0"/>
-                <w:i w:val="0"/>
-                <w:caps w:val="0"/>
-                <w:color w:val="000000"/>
-                <w:sz w:val="24"/>
-              </w:rPr>
-              <w:t>Chấp nhận và báo Chủ đầu tư</w:t>
-            </w:r>
-          </w:p>
-        </w:tc>
-        <w:tc>
-          <w:tcPr>
-            <w:tcW w:type="dxa" w:w="3600"/>
-          </w:tcPr>
-          <w:p>
-            <w:pPr>
-              <w:spacing w:before="0" w:after="40"/>
-              <w:jc w:val="left"/>
-            </w:pPr>
-            <w:r>
-              <w:rPr>
-                <w:rFonts w:ascii="Times New Roman" w:hAnsi="Times New Roman" w:eastAsia="Times New Roman" w:cs="Times New Roman"/>
-                <w:b w:val="0"/>
-                <w:i w:val="0"/>
-                <w:caps w:val="0"/>
-                <w:color w:val="000000"/>
-                <w:sz w:val="24"/>
-              </w:rPr>
-              <w:t>Giữ kế hoạch, theo dõi dấu hiệu của RR04, RR10, RR08, RR03, RR09, thông báo Chủ đầu tư mức thiếu dự trữ và phương án khi rủi ro xảy ra</w:t>
-            </w:r>
-          </w:p>
-        </w:tc>
-        <w:tc>
-          <w:tcPr>
-            <w:tcW w:type="dxa" w:w="2800"/>
-          </w:tcPr>
-          <w:p>
-            <w:pPr>
-              <w:spacing w:before="0" w:after="40"/>
-              <w:jc w:val="left"/>
-            </w:pPr>
-            <w:r>
-              <w:rPr>
-                <w:rFonts w:ascii="Times New Roman" w:hAnsi="Times New Roman" w:eastAsia="Times New Roman" w:cs="Times New Roman"/>
-                <w:b w:val="0"/>
-                <w:i w:val="0"/>
-                <w:caps w:val="0"/>
-                <w:color w:val="000000"/>
-                <w:sz w:val="24"/>
-              </w:rPr>
-              <w:t>Có thể bị phạt chậm tiến độ theo E-ĐKC 15 trên giá trị đợt thanh toán gắn mốc cut over</w:t>
-            </w:r>
-          </w:p>
-        </w:tc>
-        <w:tc>
-          <w:tcPr>
-            <w:tcW w:type="dxa" w:w="900"/>
-          </w:tcPr>
-          <w:p>
-            <w:pPr>
-              <w:spacing w:before="0" w:after="40"/>
-              <w:jc w:val="left"/>
-            </w:pPr>
-            <w:r>
-              <w:rPr>
-                <w:rFonts w:ascii="Times New Roman" w:hAnsi="Times New Roman" w:eastAsia="Times New Roman" w:cs="Times New Roman"/>
-                <w:b w:val="0"/>
-                <w:i w:val="0"/>
-                <w:caps w:val="0"/>
-                <w:color w:val="000000"/>
-                <w:sz w:val="24"/>
-              </w:rPr>
-              <w:t>Có</w:t>
-            </w:r>
-          </w:p>
-        </w:tc>
-      </w:tr>
-    </w:tbl>
     <w:p>
       <w:pPr>
-        <w:spacing w:after="40"/>
+        <w:spacing w:before="0" w:after="100" w:line="300" w:lineRule="auto"/>
+        <w:jc w:val="both"/>
       </w:pPr>
+      <w:r>
+        <w:rPr>
+          <w:rFonts w:ascii="Times New Roman" w:hAnsi="Times New Roman" w:eastAsia="Times New Roman" w:cs="Times New Roman"/>
+          <w:b w:val="0"/>
+          <w:i w:val="0"/>
+          <w:caps w:val="0"/>
+          <w:color w:val="000000"/>
+          <w:sz w:val="26"/>
+        </w:rPr>
+        <w:t>Dự trữ thời gian đủ, không cần phương án bổ sung.</w:t>
+      </w:r>
     </w:p>
     <w:p>
       <w:pPr>
@@ -18515,6 +19924,52 @@
                 <w:color w:val="000000"/>
                 <w:sz w:val="24"/>
               </w:rPr>
+              <w:t>Phần vượt dự phòng</w:t>
+            </w:r>
+          </w:p>
+        </w:tc>
+        <w:tc>
+          <w:tcPr>
+            <w:tcW w:type="dxa" w:w="7000"/>
+          </w:tcPr>
+          <w:p>
+            <w:pPr>
+              <w:spacing w:before="0" w:after="40"/>
+              <w:jc w:val="left"/>
+            </w:pPr>
+            <w:r>
+              <w:rPr>
+                <w:rFonts w:ascii="Times New Roman" w:hAnsi="Times New Roman" w:eastAsia="Times New Roman" w:cs="Times New Roman"/>
+                <w:b w:val="0"/>
+                <w:i w:val="0"/>
+                <w:caps w:val="0"/>
+                <w:color w:val="000000"/>
+                <w:sz w:val="24"/>
+              </w:rPr>
+              <w:t>Khi tổng chi phí ứng phó vượt dự phòng hiện có, phần vượt được bù từ phần còn lại của giá chào sau khi trừ lương kế hoạch và khoản B theo quyết định của nhóm ngày 18/10/2026, phần này gồm khoản C và phần khoản A chưa dùng cho lương theo quyết định của nhóm ngày 25/10/2026, do người đại diện ký hợp đồng của nhà thầu phê duyệt</w:t>
+            </w:r>
+          </w:p>
+        </w:tc>
+      </w:tr>
+      <w:tr>
+        <w:tc>
+          <w:tcPr>
+            <w:tcW w:type="dxa" w:w="2300"/>
+          </w:tcPr>
+          <w:p>
+            <w:pPr>
+              <w:spacing w:before="0" w:after="40"/>
+              <w:jc w:val="left"/>
+            </w:pPr>
+            <w:r>
+              <w:rPr>
+                <w:rFonts w:ascii="Times New Roman" w:hAnsi="Times New Roman" w:eastAsia="Times New Roman" w:cs="Times New Roman"/>
+                <w:b w:val="0"/>
+                <w:i w:val="0"/>
+                <w:caps w:val="0"/>
+                <w:color w:val="000000"/>
+                <w:sz w:val="24"/>
+              </w:rPr>
               <w:t>Ghi nhận</w:t>
             </w:r>
           </w:p>
@@ -18608,7 +20063,7 @@
           <w:color w:val="000000"/>
           <w:sz w:val="26"/>
         </w:rPr>
-        <w:t>Dự phòng chi phí trong dự toán là 50.000.000 đồng, nằm trong khoản B và thấp hơn tổng EMV theo chi phí 147 triệu đồng (khoảng 110 đến 183 triệu đồng). Theo quyết định của nhóm, mức dự phòng này được giữ nguyên, phần tác động vượt dự phòng khi rủi ro xảy ra được bù từ khoản còn lại sau lương 414.157.491 đồng. Việc sử dụng dự phòng và khoản bù thực hiện theo bảng quy tắc dùng dự phòng dùng chung ở trên. Vốn lưu động chuẩn bị là 500.000.000 đồng, giả định chi phí vốn của RR19 giữ nguyên.</w:t>
+        <w:t>Dự phòng chi phí trong dự toán là 50.000.000 đồng, nằm trong khoản B và thấp hơn tổng EMV theo chi phí 151 triệu đồng (khoảng 113 đến 189 triệu đồng) và thấp hơn EMV còn lại 115.413.014 đồng của các rủi ro chưa xảy ra, chưa đóng. Tác động thực tế của các rủi ro đã xảy ra là công làm bù đã tính trong chi phí lương, dự phòng chưa phải sử dụng. Theo quyết định của nhóm, mức dự phòng này được giữ nguyên, phần tác động vượt dự phòng khi rủi ro xảy ra được bù từ phần còn lại của giá chào sau lương kế hoạch và khoản B (471.185.241 đồng). Việc sử dụng dự phòng và khoản bù thực hiện theo bảng quy tắc dùng dự phòng dùng chung ở trên. Vốn lưu động chuẩn bị là 600.000.000 đồng, giả định chi phí vốn của RR19 giữ nguyên.</w:t>
       </w:r>
     </w:p>
     <w:p>
@@ -18625,7 +20080,7 @@
           <w:color w:val="000000"/>
           <w:sz w:val="26"/>
         </w:rPr>
-        <w:t>Dự trữ thời gian đến cut over là 4,0 ngày làm việc, trong khi EMV thời gian của 5 rủi ro trên đường găng hoặc gắn cut over (RR03, RR04, RR08, RR09, RR10) là 5,4 ngày (khoảng 4,0 đến 6,8 ngày). Dự trữ thiếu 1,4 ngày làm việc.</w:t>
+        <w:t>Dự trữ thời gian đến cut over theo lịch lập lại sau yêu cầu thay đổi CR01 là 7,0 ngày làm việc. Trong 6 rủi ro trên đường găng hoặc gắn cut over (RR02, RR03, RR04, RR08, RR09, RR10), RR02 đã xảy ra và RR04 đã đóng nên không còn góp EMV thời gian, bốn rủi ro còn mở RR03, RR08, RR09, RR10 có EMV thời gian 3,4 ngày (khoảng 2,5 đến 4,3 ngày). Kết luận đánh giá: Đủ, dự trữ bao phủ cả cận cao của EMV thời gian.</w:t>
       </w:r>
     </w:p>
     <w:p>
@@ -18642,7 +20097,7 @@
           <w:color w:val="000000"/>
           <w:sz w:val="26"/>
         </w:rPr>
-        <w:t>Bảng phương án nêu bốn hướng xử lý: tăng dự trữ, đưa việc lên sớm, thu hẹp phạm vi và chấp nhận kèm báo Chủ đầu tư. Theo cột Áp dụng, nhóm đã chọn phương án chấp nhận và báo Chủ đầu tư: giữ dự trữ 4,0 ngày làm việc, chấp nhận phần EMV thời gian vượt dự trữ, giữ nguyên hạn các mốc và ngày cut over 01/07/2027. Quản trị dự án theo dõi hằng tuần các rủi ro RR03, RR04, RR08, RR09, RR10 và thông báo Chủ đầu tư khi dự trữ còn dưới 2 ngày làm việc. Khi cần đẩy nhanh các gói trên đường găng, Trương Quốc Việt, kỹ sư phát triển backend kiêm DevOps, là nguồn lực có thể điều chuyển.</w:t>
+        <w:t>Ngày cut over 29/07/2027 theo phụ lục hợp đồng được chọn để giữ dự trữ không thấp hơn mức khi ký hợp đồng. Quản trị dự án theo dõi hằng tuần các rủi ro RR02, RR03, RR04, RR08, RR09, RR10 và mức dự trữ còn lại trong báo cáo tiến độ, thông báo Chủ đầu tư khi dự trữ còn dưới 2 ngày làm việc. Khi cần đẩy nhanh các gói trên đường găng, quản trị dự án điều chuyển thành viên cùng loại công việc còn quỹ huy động chưa giao theo bảng sử dụng quỹ của master schedule.</w:t>
       </w:r>
     </w:p>
     <w:p>
@@ -18976,7 +20431,7 @@
                 <w:color w:val="000000"/>
                 <w:sz w:val="24"/>
               </w:rPr>
-              <w:t>Lỗi nghiêm trọng đang mở</w:t>
+              <w:t>Lỗi nghiêm trọng hoặc cao đang mở (cùng cách đếm với dấu hiệu RR03, RR10)</w:t>
             </w:r>
           </w:p>
         </w:tc>
@@ -19042,7 +20497,7 @@
                 <w:color w:val="000000"/>
                 <w:sz w:val="24"/>
               </w:rPr>
-              <w:t>Ưu tiên khắc phục, đánh giá lại rủi ro chất lượng</w:t>
+              <w:t>Ưu tiên khắc phục, đánh giá lại rủi ro chất lượng, mức đỏ kích hoạt kế hoạch ứng phó của RR03, RR10</w:t>
             </w:r>
           </w:p>
         </w:tc>
@@ -19067,7 +20522,7 @@
           <w:color w:val="000000"/>
           <w:sz w:val="26"/>
         </w:rPr>
-        <w:t>Sổ rủi ro được rà soát trong cuộc họp mỗi sprint và tổng hợp trong báo cáo tiến độ cuối sprint. Người phụ trách cập nhật trạng thái, dấu hiệu đã quan sát, xác suất và tác động còn lại. Rủi ro được đóng khi đạt điều kiện đóng ghi trong sổ và được quản trị dự án xác nhận. Rủi ro mới do thành viên hoặc Chủ đầu tư phát hiện được bổ sung vào sổ, chấm điểm và giao người phụ trách ngay trong kỳ.</w:t>
+        <w:t>Sổ rủi ro được rà soát trong cuộc họp mỗi sprint và tổng hợp trong báo cáo tiến độ cuối sprint. Mỗi rủi ro có một trong bốn trạng thái theo nhật ký theo dõi: Đang theo dõi, Đã kích hoạt ứng phó, Đã xảy ra, Đã đóng. Người phụ trách cập nhật trạng thái, dấu hiệu đã quan sát, xác suất và tác động còn lại. Rủi ro được đóng khi đạt điều kiện đóng ghi trong sổ và được quản trị dự án xác nhận. Rủi ro mới do thành viên hoặc Chủ đầu tư phát hiện được bổ sung vào sổ, chấm điểm và giao người phụ trách ngay trong kỳ.</w:t>
       </w:r>
     </w:p>
     <w:p>
@@ -19084,7 +20539,24 @@
           <w:color w:val="000000"/>
           <w:sz w:val="26"/>
         </w:rPr>
-        <w:t>Báo cáo tiến độ dùng SPI và CPI làm tín hiệu cảnh báo theo bảng ngưỡng: khi chạm ngưỡng vàng hoặc đỏ, quản trị dự án rà soát các rủi ro tiến độ, chi phí liên quan và kích hoạt kế hoạch ứng phó. Mức dự trữ thời gian còn lại được báo cáo trong mỗi kỳ cùng tình hình rủi ro hạng A và rủi ro thuộc phía Chủ đầu tư, và được báo cáo cho Chủ đầu tư trong mỗi kỳ. Ứng phó cần thay đổi được chuyển sang quy trình của kế hoạch quản lý thay đổi.</w:t>
+        <w:t>Đến ngày 27/05/2027, sổ có 18 rủi ro ở trạng thái Đang theo dõi, 0 rủi ro đã kích hoạt ứng phó, 1 rủi ro đã xảy ra và 3 rủi ro đã đóng. Rủi ro RR04 xảy ra ngày 01/04/2027 và đóng ngày 19/04/2027 với tác động thực tế 0,50 MD. Rủi ro RR02 được kích hoạt ứng phó khi chưa nhận tài liệu Main System tại hạn cam kết, xảy ra ngày 19/04/2027 với tác động thực tế 1 MD. Ngày 27/05/2027, rà soát sổ sau phụ lục hợp đồng đóng RR01 (biên bản xác nhận đặc tả đã ký, không còn yêu cầu sửa đổi đặc tả đang mở) và cơ hội RR21 (môi trường thử Main System bàn giao đúng hạn, kiểm thử tích hợp đã bắt đầu).</w:t>
+      </w:r>
+    </w:p>
+    <w:p>
+      <w:pPr>
+        <w:spacing w:before="0" w:after="100" w:line="300" w:lineRule="auto"/>
+        <w:jc w:val="both"/>
+      </w:pPr>
+      <w:r>
+        <w:rPr>
+          <w:rFonts w:ascii="Times New Roman" w:hAnsi="Times New Roman" w:eastAsia="Times New Roman" w:cs="Times New Roman"/>
+          <w:b w:val="0"/>
+          <w:i w:val="0"/>
+          <w:caps w:val="0"/>
+          <w:color w:val="000000"/>
+          <w:sz w:val="26"/>
+        </w:rPr>
+        <w:t>Báo cáo tiến độ dùng SPI và CPI làm tín hiệu cảnh báo theo bảng ngưỡng: khi chạm ngưỡng vàng hoặc đỏ, quản trị dự án rà soát các rủi ro tiến độ, chi phí liên quan và kích hoạt kế hoạch ứng phó. Báo cáo tiến độ mỗi kỳ gửi Chủ đầu tư nêu mức dự trữ thời gian còn lại, tình hình rủi ro hạng A và rủi ro thuộc phía Chủ đầu tư. Ứng phó cần thay đổi được chuyển sang quy trình của kế hoạch quản lý thay đổi.</w:t>
       </w:r>
     </w:p>
     <w:p>
@@ -19121,6 +20593,23 @@
           <w:sz w:val="26"/>
         </w:rPr>
         <w:t>Khi ứng phó rủi ro làm thay đổi phạm vi, lịch hoặc chi phí, người phụ trách rủi ro lập yêu cầu thay đổi ghi kèm mã rủi ro. Yêu cầu thay đổi được đánh giá tác động và phê duyệt theo kế hoạch quản lý thay đổi, sau đó các tài liệu bị ảnh hưởng như WBS, master schedule, cost estimate và sổ rủi ro được cập nhật theo sơ đồ phụ thuộc và ghi phiên bản mới trong sổ phiên bản.</w:t>
+      </w:r>
+    </w:p>
+    <w:p>
+      <w:pPr>
+        <w:spacing w:before="0" w:after="100" w:line="300" w:lineRule="auto"/>
+        <w:jc w:val="both"/>
+      </w:pPr>
+      <w:r>
+        <w:rPr>
+          <w:rFonts w:ascii="Times New Roman" w:hAnsi="Times New Roman" w:eastAsia="Times New Roman" w:cs="Times New Roman"/>
+          <w:b w:val="0"/>
+          <w:i w:val="0"/>
+          <w:caps w:val="0"/>
+          <w:color w:val="000000"/>
+          <w:sz w:val="26"/>
+        </w:rPr>
+        <w:t>Yêu cầu thay đổi CR01 bán hàng trên sàn thương mại điện tử do Chủ đầu tư đề nghị là thay đổi phạm vi, không phát sinh từ rủi ro trong sổ và không dùng dự phòng. Sau khi phụ lục hợp đồng có hiệu lực, sổ rủi ro được rà soát lại theo lịch lập lại: cập nhật ngày của các rủi ro gắn khoảng kiểm thử chấp nhận và ngày triển khai chính thức, chấm lại mức tác động theo dự trữ mới và bổ sung rủi ro RR22 ghi liên kết yêu cầu thay đổi.</w:t>
       </w:r>
     </w:p>
     <w:sectPr>
